--- a/src/assets/resume/ABHIJITH SAJI.docx
+++ b/src/assets/resume/ABHIJITH SAJI.docx
@@ -3,27 +3,29 @@
 <w:document xmlns:wpc="http://schemas.microsoft.com/office/word/2010/wordprocessingCanvas" xmlns:cx="http://schemas.microsoft.com/office/drawing/2014/chartex" xmlns:cx1="http://schemas.microsoft.com/office/drawing/2015/9/8/chartex" xmlns:cx2="http://schemas.microsoft.com/office/drawing/2015/10/21/chartex" xmlns:cx3="http://schemas.microsoft.com/office/drawing/2016/5/9/chartex" xmlns:cx4="http://schemas.microsoft.com/office/drawing/2016/5/10/chartex" xmlns:cx5="http://schemas.microsoft.com/office/drawing/2016/5/11/chartex" xmlns:cx6="http://schemas.microsoft.com/office/drawing/2016/5/12/chartex" xmlns:cx7="http://schemas.microsoft.com/office/drawing/2016/5/13/chartex" xmlns:cx8="http://schemas.microsoft.com/office/drawing/2016/5/14/chartex" xmlns:mc="http://schemas.openxmlformats.org/markup-compatibility/2006" xmlns:aink="http://schemas.microsoft.com/office/drawing/2016/ink" xmlns:am3d="http://schemas.microsoft.com/office/drawing/2017/model3d" xmlns:o="urn:schemas-microsoft-com:office:office" xmlns:oel="http://schemas.microsoft.com/office/2019/extlst" xmlns:r="http://schemas.openxmlformats.org/officeDocument/2006/relationships" xmlns:m="http://schemas.openxmlformats.org/officeDocument/2006/math" xmlns:v="urn:schemas-microsoft-com:vml" xmlns:wp14="http://schemas.microsoft.com/office/word/2010/wordprocessingDrawing" xmlns:wp="http://schemas.openxmlformats.org/drawingml/2006/wordprocessingDrawing" xmlns:w10="urn:schemas-microsoft-com:office:word" xmlns:w="http://schemas.openxmlformats.org/wordprocessingml/2006/main" xmlns:w14="http://schemas.microsoft.com/office/word/2010/wordml" xmlns:w15="http://schemas.microsoft.com/office/word/2012/wordml" xmlns:w16cex="http://schemas.microsoft.com/office/word/2018/wordml/cex" xmlns:w16cid="http://schemas.microsoft.com/office/word/2016/wordml/cid" xmlns:w16="http://schemas.microsoft.com/office/word/2018/wordml" xmlns:w16du="http://schemas.microsoft.com/office/word/2023/wordml/word16du" xmlns:w16sdtdh="http://schemas.microsoft.com/office/word/2020/wordml/sdtdatahash" xmlns:w16sdtfl="http://schemas.microsoft.com/office/word/2024/wordml/sdtformatlock" xmlns:w16se="http://schemas.microsoft.com/office/word/2015/wordml/symex" xmlns:wpg="http://schemas.microsoft.com/office/word/2010/wordprocessingGroup" xmlns:wpi="http://schemas.microsoft.com/office/word/2010/wordprocessingInk" xmlns:wne="http://schemas.microsoft.com/office/word/2006/wordml" xmlns:wps="http://schemas.microsoft.com/office/word/2010/wordprocessingShape" mc:Ignorable="w14 w15 w16se w16cid w16 w16cex w16sdtdh w16sdtfl w16du wp14">
   <w:body>
     <w:p>
-      <w:r>
-        <w:rPr>
-          <w:rFonts w:ascii="Helvetica" w:hAnsi="Helvetica"/>
-          <w:color w:val="111111"/>
-          <w:sz w:val="22"/>
-          <w:szCs w:val="22"/>
+      <w:pPr>
+        <w:jc w:val="center"/>
+        <w:rPr>
+          <w:rFonts w:ascii="Helvetica" w:hAnsi="Helvetica" w:cs="Helvetica"/>
+          <w:sz w:val="22"/>
+          <w:szCs w:val="22"/>
+        </w:rPr>
+      </w:pPr>
+      <w:r>
+        <w:rPr>
+          <w:rFonts w:ascii="Helvetica" w:hAnsi="Helvetica"/>
+          <w:color w:val="111111"/>
+          <w:sz w:val="44"/>
+          <w:szCs w:val="44"/>
         </w:rPr>
         <w:t>ABHIJITH SAJI</w:t>
       </w:r>
       <w:r>
-        <w:rPr>
-          <w:rFonts w:ascii="Helvetica" w:eastAsia="Helvetica" w:hAnsi="Helvetica" w:cs="Helvetica"/>
-          <w:color w:val="111111"/>
-          <w:sz w:val="22"/>
-          <w:szCs w:val="22"/>
-        </w:rPr>
         <w:br/>
       </w:r>
       <w:r>
         <w:rPr>
-          <w:rFonts w:ascii="Helvetica" w:hAnsi="Helvetica"/>
+          <w:rFonts w:ascii="Helvetica" w:hAnsi="Helvetica" w:cs="Helvetica"/>
           <w:color w:val="111111"/>
           <w:sz w:val="22"/>
           <w:szCs w:val="22"/>
@@ -32,7 +34,7 @@
       </w:r>
       <w:r>
         <w:rPr>
-          <w:rFonts w:ascii="Helvetica" w:hAnsi="Helvetica"/>
+          <w:rFonts w:ascii="Helvetica" w:hAnsi="Helvetica" w:cs="Helvetica"/>
           <w:color w:val="111111"/>
           <w:sz w:val="22"/>
           <w:szCs w:val="22"/>
@@ -40,93 +42,53 @@
         <w:t>UZ</w:t>
       </w:r>
       <w:r>
-        <w:rPr>
-          <w:rFonts w:ascii="Helvetica" w:eastAsia="Helvetica" w:hAnsi="Helvetica" w:cs="Helvetica"/>
-          <w:color w:val="111111"/>
-          <w:sz w:val="22"/>
-          <w:szCs w:val="22"/>
-        </w:rPr>
         <w:br/>
       </w:r>
-      <w:r>
-        <w:rPr>
-          <w:rFonts w:ascii="Helvetica" w:hAnsi="Helvetica"/>
-          <w:color w:val="111111"/>
-          <w:sz w:val="22"/>
-          <w:szCs w:val="22"/>
-        </w:rPr>
-        <w:t xml:space="preserve">Email: </w:t>
-      </w:r>
-      <w:r>
-        <w:rPr>
-          <w:rFonts w:ascii="Helvetica" w:hAnsi="Helvetica"/>
-          <w:color w:val="111111"/>
-          <w:sz w:val="22"/>
-          <w:szCs w:val="22"/>
-        </w:rPr>
-        <w:t>abhijithsaji2042@gmail.com</w:t>
-      </w:r>
-      <w:r>
-        <w:rPr>
-          <w:rFonts w:ascii="Helvetica" w:eastAsia="Helvetica" w:hAnsi="Helvetica" w:cs="Helvetica"/>
-          <w:color w:val="111111"/>
-          <w:sz w:val="22"/>
-          <w:szCs w:val="22"/>
-        </w:rPr>
-        <w:br/>
-      </w:r>
-      <w:r>
-        <w:rPr>
-          <w:rFonts w:ascii="Helvetica" w:hAnsi="Helvetica"/>
-          <w:color w:val="111111"/>
-          <w:sz w:val="22"/>
-          <w:szCs w:val="22"/>
-        </w:rPr>
-        <w:t xml:space="preserve">Mobile: </w:t>
-      </w:r>
-      <w:r>
-        <w:rPr>
-          <w:rFonts w:ascii="Helvetica" w:hAnsi="Helvetica"/>
-          <w:color w:val="111111"/>
-          <w:sz w:val="22"/>
-          <w:szCs w:val="22"/>
-        </w:rPr>
-        <w:t>07867085070</w:t>
-      </w:r>
-      <w:r>
-        <w:rPr>
-          <w:rFonts w:ascii="Helvetica" w:eastAsia="Helvetica" w:hAnsi="Helvetica" w:cs="Helvetica"/>
-          <w:color w:val="111111"/>
-          <w:sz w:val="22"/>
-          <w:szCs w:val="22"/>
-        </w:rPr>
-        <w:br/>
-      </w:r>
-      <w:r>
-        <w:rPr>
-          <w:rFonts w:ascii="Helvetica" w:hAnsi="Helvetica"/>
-          <w:color w:val="111111"/>
-          <w:sz w:val="22"/>
-          <w:szCs w:val="22"/>
-        </w:rPr>
-        <w:t>LinkedIn</w:t>
-      </w:r>
-      <w:hyperlink r:id="rId8" w:history="1">
+      <w:hyperlink r:id="rId8">
         <w:r>
           <w:rPr>
             <w:rStyle w:val="Hyperlink"/>
-            <w:rFonts w:ascii="Helvetica" w:hAnsi="Helvetica"/>
+            <w:rFonts w:ascii="Helvetica" w:hAnsi="Helvetica" w:cs="Helvetica"/>
             <w:sz w:val="22"/>
             <w:szCs w:val="22"/>
           </w:rPr>
-          <w:t xml:space="preserve">: </w:t>
+          <w:t>abhijithsaji2042@gmail.com</w:t>
         </w:r>
+      </w:hyperlink>
+      <w:r>
+        <w:rPr>
+          <w:rFonts w:ascii="Helvetica" w:eastAsia="Helvetica" w:hAnsi="Helvetica" w:cs="Helvetica"/>
+          <w:color w:val="111111"/>
+          <w:sz w:val="22"/>
+          <w:szCs w:val="22"/>
+        </w:rPr>
+        <w:t xml:space="preserve"> | </w:t>
+      </w:r>
+      <w:r>
+        <w:rPr>
+          <w:rFonts w:ascii="Helvetica" w:hAnsi="Helvetica" w:cs="Helvetica"/>
+          <w:color w:val="111111"/>
+          <w:sz w:val="22"/>
+          <w:szCs w:val="22"/>
+        </w:rPr>
+        <w:t>07867085070</w:t>
+      </w:r>
+      <w:r>
+        <w:rPr>
+          <w:rFonts w:ascii="Helvetica" w:eastAsia="Helvetica" w:hAnsi="Helvetica" w:cs="Helvetica"/>
+          <w:color w:val="111111"/>
+          <w:sz w:val="22"/>
+          <w:szCs w:val="22"/>
+        </w:rPr>
+        <w:t xml:space="preserve"> | </w:t>
+      </w:r>
+      <w:hyperlink r:id="rId9">
         <w:r>
           <w:rPr>
             <w:rStyle w:val="Hyperlink"/>
-            <w:rFonts w:asciiTheme="majorHAnsi" w:hAnsiTheme="majorHAnsi" w:cstheme="majorHAnsi"/>
-            <w:sz w:val="20"/>
-            <w:szCs w:val="20"/>
+            <w:rFonts w:ascii="Helvetica" w:hAnsi="Helvetica" w:cs="Helvetica"/>
+            <w:sz w:val="22"/>
+            <w:szCs w:val="22"/>
           </w:rPr>
           <w:t>https://www.linkedin.com/in/abhijith-saji-1b9735239/</w:t>
         </w:r>
@@ -134,64 +96,25 @@
     </w:p>
     <w:p>
       <w:pPr>
-        <w:rPr>
-          <w:rStyle w:val="Hyperlink"/>
-          <w:rFonts w:cstheme="minorHAnsi"/>
-          <w:sz w:val="22"/>
-          <w:szCs w:val="22"/>
-        </w:rPr>
-      </w:pPr>
-      <w:r>
-        <w:rPr>
-          <w:rStyle w:val="Hyperlink"/>
+        <w:jc w:val="center"/>
+        <w:rPr>
           <w:rFonts w:ascii="Helvetica" w:hAnsi="Helvetica" w:cs="Helvetica"/>
           <w:sz w:val="22"/>
           <w:szCs w:val="22"/>
-          <w:u w:val="none"/>
-        </w:rPr>
-        <w:t>GitHub</w:t>
-      </w:r>
-      <w:r>
-        <w:rPr>
-          <w:rStyle w:val="Hyperlink"/>
-          <w:rFonts w:cstheme="minorHAnsi"/>
-          <w:sz w:val="22"/>
-          <w:szCs w:val="22"/>
-          <w:u w:val="none"/>
-        </w:rPr>
-        <w:t>:</w:t>
-      </w:r>
-      <w:r>
-        <w:rPr>
-          <w:rStyle w:val="Hyperlink"/>
-          <w:rFonts w:cstheme="minorHAnsi"/>
-          <w:sz w:val="22"/>
-          <w:szCs w:val="22"/>
-          <w:u w:val="none"/>
-        </w:rPr>
-        <w:t xml:space="preserve"> </w:t>
-      </w:r>
-      <w:hyperlink r:id="rId9" w:history="1">
+          <w:u w:val="single"/>
+        </w:rPr>
+      </w:pPr>
+      <w:hyperlink r:id="rId10">
         <w:r>
           <w:rPr>
             <w:rStyle w:val="Hyperlink"/>
-            <w:rFonts w:cstheme="minorHAnsi"/>
+            <w:rFonts w:ascii="Helvetica" w:hAnsi="Helvetica" w:cs="Helvetica"/>
             <w:sz w:val="22"/>
             <w:szCs w:val="22"/>
           </w:rPr>
           <w:t>https://github.com/abhijith834</w:t>
         </w:r>
       </w:hyperlink>
-    </w:p>
-    <w:p>
-      <w:pPr>
-        <w:rPr>
-          <w:rFonts w:cstheme="minorHAnsi"/>
-          <w:color w:val="0F4761" w:themeColor="accent1" w:themeShade="BF"/>
-          <w:sz w:val="22"/>
-          <w:szCs w:val="22"/>
-        </w:rPr>
-      </w:pPr>
       <w:r>
         <w:rPr>
           <w:rStyle w:val="Hyperlink"/>
@@ -200,22 +123,12 @@
           <w:szCs w:val="22"/>
           <w:u w:val="none"/>
         </w:rPr>
-        <w:t>Portfolio</w:t>
+        <w:t xml:space="preserve"> | </w:t>
       </w:r>
       <w:r>
         <w:rPr>
           <w:rStyle w:val="Hyperlink"/>
-          <w:rFonts w:cstheme="minorHAnsi"/>
-          <w:sz w:val="22"/>
-          <w:szCs w:val="22"/>
-          <w:u w:val="none"/>
-        </w:rPr>
-        <w:t xml:space="preserve">: </w:t>
-      </w:r>
-      <w:r>
-        <w:rPr>
-          <w:rStyle w:val="Hyperlink"/>
-          <w:rFonts w:cstheme="minorHAnsi"/>
+          <w:rFonts w:ascii="Helvetica" w:hAnsi="Helvetica" w:cs="Helvetica"/>
           <w:sz w:val="22"/>
           <w:szCs w:val="22"/>
         </w:rPr>
@@ -231,6 +144,7 @@
           <w:color w:val="808080"/>
           <w:sz w:val="22"/>
           <w:szCs w:val="22"/>
+          <w:lang w:val="en-GB"/>
         </w:rPr>
       </w:pPr>
     </w:p>
@@ -245,6 +159,7 @@
           <w:color w:val="111111"/>
           <w:sz w:val="22"/>
           <w:szCs w:val="22"/>
+          <w:lang w:val="en-GB"/>
         </w:rPr>
       </w:pPr>
       <w:r>
@@ -255,21 +170,9 @@
           <w:color w:val="111111"/>
           <w:sz w:val="22"/>
           <w:szCs w:val="22"/>
-          <w:lang w:val="de-DE"/>
-        </w:rPr>
-        <w:t>PERSONAL STATEMENT</w:t>
-      </w:r>
-      <w:r>
-        <w:rPr>
-          <w:rFonts w:ascii="Helvetica" w:hAnsi="Helvetica"/>
-          <w:b/>
-          <w:bCs/>
-          <w:color w:val="111111"/>
-          <w:sz w:val="22"/>
-          <w:szCs w:val="22"/>
-          <w:lang w:val="en-US"/>
-        </w:rPr>
-        <w:t>:</w:t>
+          <w:lang w:val="en-GB"/>
+        </w:rPr>
+        <w:t>PERSONAL STATEMENT:</w:t>
       </w:r>
     </w:p>
     <w:p>
@@ -278,11 +181,62 @@
         <w:spacing w:before="0" w:line="240" w:lineRule="auto"/>
         <w:rPr>
           <w:rFonts w:ascii="Helvetica" w:eastAsia="Helvetica" w:hAnsi="Helvetica" w:cs="Helvetica"/>
-          <w:color w:val="111111"/>
-          <w:sz w:val="22"/>
-          <w:szCs w:val="22"/>
-        </w:rPr>
-      </w:pPr>
+          <w:color w:val="808080"/>
+          <w:sz w:val="22"/>
+          <w:szCs w:val="22"/>
+          <w:lang w:val="en-GB"/>
+        </w:rPr>
+      </w:pPr>
+      <w:r>
+        <w:rPr>
+          <w:rFonts w:ascii="Helvetica" w:eastAsia="Helvetica" w:hAnsi="Helvetica" w:cs="Helvetica"/>
+          <w:color w:val="000000" w:themeColor="text1"/>
+          <w:sz w:val="22"/>
+          <w:szCs w:val="22"/>
+          <w:lang w:val="en-GB"/>
+        </w:rPr>
+        <w:t>Graduate in</w:t>
+      </w:r>
+      <w:r>
+        <w:rPr>
+          <w:rFonts w:ascii="Helvetica" w:eastAsia="Helvetica" w:hAnsi="Helvetica" w:cs="Helvetica"/>
+          <w:color w:val="000000" w:themeColor="text1"/>
+          <w:sz w:val="22"/>
+          <w:szCs w:val="22"/>
+          <w:lang w:val="en-GB"/>
+        </w:rPr>
+        <w:t xml:space="preserve"> BSc Computer Science (AI) bringing a solid foundation in various programming languages and AI solutions. </w:t>
+      </w:r>
+      <w:r>
+        <w:rPr>
+          <w:rFonts w:ascii="Helvetica" w:eastAsia="Helvetica" w:hAnsi="Helvetica" w:cs="Helvetica"/>
+          <w:color w:val="000000" w:themeColor="text1"/>
+          <w:sz w:val="22"/>
+          <w:szCs w:val="22"/>
+          <w:lang w:val="en-GB"/>
+        </w:rPr>
+        <w:t xml:space="preserve">Passionate about leveraging </w:t>
+      </w:r>
+      <w:r>
+        <w:rPr>
+          <w:rFonts w:ascii="Helvetica" w:eastAsia="Helvetica" w:hAnsi="Helvetica" w:cs="Helvetica"/>
+          <w:color w:val="000000" w:themeColor="text1"/>
+          <w:sz w:val="22"/>
+          <w:szCs w:val="22"/>
+          <w:lang w:val="en-GB"/>
+        </w:rPr>
+        <w:t>innovative</w:t>
+      </w:r>
+      <w:r>
+        <w:rPr>
+          <w:rFonts w:ascii="Helvetica" w:eastAsia="Helvetica" w:hAnsi="Helvetica" w:cs="Helvetica"/>
+          <w:color w:val="000000" w:themeColor="text1"/>
+          <w:sz w:val="22"/>
+          <w:szCs w:val="22"/>
+          <w:lang w:val="en-GB"/>
+        </w:rPr>
+        <w:t xml:space="preserve"> technologies to drive innovation, solve real-world problems, and actively contribute to the company's strategic vision and growth.</w:t>
+      </w:r>
     </w:p>
     <w:p>
       <w:pPr>
@@ -290,93 +244,10 @@
         <w:spacing w:before="0" w:line="240" w:lineRule="auto"/>
         <w:rPr>
           <w:rFonts w:ascii="Helvetica" w:eastAsia="Helvetica" w:hAnsi="Helvetica" w:cs="Helvetica"/>
-          <w:color w:val="808080"/>
-          <w:sz w:val="22"/>
-          <w:szCs w:val="22"/>
-        </w:rPr>
-      </w:pPr>
-      <w:r>
-        <w:rPr>
-          <w:rFonts w:ascii="Helvetica" w:eastAsia="Helvetica" w:hAnsi="Helvetica" w:cs="Helvetica"/>
-          <w:color w:val="0D0D0D" w:themeColor="text1" w:themeTint="F2"/>
-          <w:sz w:val="22"/>
-          <w:szCs w:val="22"/>
-        </w:rPr>
-        <w:t>I am pursuing a Bachelor’s in Computer Science with a focus on Machine Learning and AI</w:t>
-      </w:r>
-      <w:r>
-        <w:rPr>
-          <w:rFonts w:ascii="Helvetica" w:eastAsia="Helvetica" w:hAnsi="Helvetica" w:cs="Helvetica"/>
-          <w:color w:val="0D0D0D" w:themeColor="text1" w:themeTint="F2"/>
-          <w:sz w:val="22"/>
-          <w:szCs w:val="22"/>
-        </w:rPr>
-        <w:t xml:space="preserve"> at the University Of Hertfordshire</w:t>
-      </w:r>
-      <w:r>
-        <w:rPr>
-          <w:rFonts w:ascii="Helvetica" w:eastAsia="Helvetica" w:hAnsi="Helvetica" w:cs="Helvetica"/>
-          <w:color w:val="0D0D0D" w:themeColor="text1" w:themeTint="F2"/>
-          <w:sz w:val="22"/>
-          <w:szCs w:val="22"/>
-        </w:rPr>
-        <w:t xml:space="preserve">. Proficient in Python, </w:t>
-      </w:r>
-      <w:r>
-        <w:rPr>
-          <w:rFonts w:ascii="Helvetica" w:eastAsia="Helvetica" w:hAnsi="Helvetica" w:cs="Helvetica"/>
-          <w:color w:val="0D0D0D" w:themeColor="text1" w:themeTint="F2"/>
-          <w:sz w:val="22"/>
-          <w:szCs w:val="22"/>
-        </w:rPr>
-        <w:t>Angular</w:t>
-      </w:r>
-      <w:r>
-        <w:rPr>
-          <w:rFonts w:ascii="Helvetica" w:eastAsia="Helvetica" w:hAnsi="Helvetica" w:cs="Helvetica"/>
-          <w:color w:val="0D0D0D" w:themeColor="text1" w:themeTint="F2"/>
-          <w:sz w:val="22"/>
-          <w:szCs w:val="22"/>
-        </w:rPr>
-        <w:t>, HTML, SQL, Java, and JavaScript,</w:t>
-      </w:r>
-      <w:r>
-        <w:rPr>
-          <w:rFonts w:ascii="Helvetica" w:eastAsia="Helvetica" w:hAnsi="Helvetica" w:cs="Helvetica"/>
-          <w:color w:val="0D0D0D" w:themeColor="text1" w:themeTint="F2"/>
-          <w:sz w:val="22"/>
-          <w:szCs w:val="22"/>
-        </w:rPr>
-        <w:t xml:space="preserve"> and IT Solutions</w:t>
-      </w:r>
-      <w:r>
-        <w:rPr>
-          <w:rFonts w:ascii="Helvetica" w:eastAsia="Helvetica" w:hAnsi="Helvetica" w:cs="Helvetica"/>
-          <w:color w:val="0D0D0D" w:themeColor="text1" w:themeTint="F2"/>
-          <w:sz w:val="22"/>
-          <w:szCs w:val="22"/>
-        </w:rPr>
-        <w:t xml:space="preserve"> I aim to gain practical experience and contribute to technological innovation. As a responsible team player, I am eager to collaborate with experienced professionals and make meaningful contributions to the company’s vision and goals</w:t>
-      </w:r>
-      <w:r>
-        <w:rPr>
-          <w:rFonts w:ascii="Helvetica" w:eastAsia="Helvetica" w:hAnsi="Helvetica" w:cs="Helvetica"/>
-          <w:color w:val="808080"/>
-          <w:sz w:val="22"/>
-          <w:szCs w:val="22"/>
-        </w:rPr>
-        <w:t>.</w:t>
-      </w:r>
-    </w:p>
-    <w:p>
-      <w:pPr>
-        <w:pStyle w:val="Default"/>
-        <w:spacing w:before="0" w:line="240" w:lineRule="auto"/>
-        <w:rPr>
-          <w:rFonts w:ascii="Helvetica" w:eastAsia="Helvetica" w:hAnsi="Helvetica" w:cs="Helvetica"/>
-          <w:color w:val="111111"/>
-          <w:sz w:val="22"/>
-          <w:szCs w:val="22"/>
+          <w:color w:val="111111"/>
+          <w:sz w:val="22"/>
+          <w:szCs w:val="22"/>
+          <w:lang w:val="en-GB"/>
         </w:rPr>
       </w:pPr>
     </w:p>
@@ -391,6 +262,7 @@
           <w:color w:val="111111"/>
           <w:sz w:val="22"/>
           <w:szCs w:val="22"/>
+          <w:lang w:val="en-GB"/>
         </w:rPr>
       </w:pPr>
       <w:r>
@@ -401,11 +273,282 @@
           <w:color w:val="111111"/>
           <w:sz w:val="22"/>
           <w:szCs w:val="22"/>
-          <w:lang w:val="de-DE"/>
-        </w:rPr>
-        <w:t>EDUCATION</w:t>
-      </w:r>
-      <w:r>
+          <w:lang w:val="en-GB"/>
+        </w:rPr>
+        <w:t>EDUCATION:</w:t>
+      </w:r>
+    </w:p>
+    <w:p>
+      <w:pPr>
+        <w:pStyle w:val="Default"/>
+        <w:spacing w:before="0" w:line="240" w:lineRule="auto"/>
+        <w:rPr>
+          <w:rFonts w:ascii="Helvetica" w:hAnsi="Helvetica"/>
+          <w:color w:val="111111"/>
+          <w:sz w:val="22"/>
+          <w:szCs w:val="22"/>
+          <w:lang w:val="en-GB"/>
+        </w:rPr>
+      </w:pPr>
+      <w:r>
+        <w:rPr>
+          <w:rFonts w:ascii="Helvetica" w:hAnsi="Helvetica"/>
+          <w:color w:val="111111"/>
+          <w:sz w:val="22"/>
+          <w:szCs w:val="22"/>
+          <w:lang w:val="en-GB"/>
+        </w:rPr>
+        <w:t>BSc (Hons) Computer Science (Artificial Intelligence)</w:t>
+      </w:r>
+    </w:p>
+    <w:p>
+      <w:pPr>
+        <w:pStyle w:val="Default"/>
+        <w:spacing w:before="0" w:line="240" w:lineRule="auto"/>
+        <w:rPr>
+          <w:rFonts w:ascii="Helvetica" w:hAnsi="Helvetica"/>
+          <w:color w:val="111111"/>
+          <w:sz w:val="22"/>
+          <w:szCs w:val="22"/>
+          <w:lang w:val="en-GB"/>
+        </w:rPr>
+      </w:pPr>
+      <w:r>
+        <w:rPr>
+          <w:rFonts w:ascii="Helvetica" w:hAnsi="Helvetica"/>
+          <w:color w:val="111111"/>
+          <w:sz w:val="22"/>
+          <w:szCs w:val="22"/>
+          <w:lang w:val="en-GB"/>
+        </w:rPr>
+        <w:t>University of Hertfordshire</w:t>
+      </w:r>
+      <w:r>
+        <w:rPr>
+          <w:rFonts w:ascii="Helvetica" w:eastAsia="Helvetica" w:hAnsi="Helvetica" w:cs="Helvetica"/>
+          <w:color w:val="111111"/>
+          <w:sz w:val="22"/>
+          <w:szCs w:val="22"/>
+          <w:lang w:val="en-GB"/>
+        </w:rPr>
+        <w:t xml:space="preserve"> (</w:t>
+      </w:r>
+      <w:r>
+        <w:rPr>
+          <w:rFonts w:ascii="Helvetica" w:hAnsi="Helvetica"/>
+          <w:color w:val="111111"/>
+          <w:sz w:val="22"/>
+          <w:szCs w:val="22"/>
+          <w:lang w:val="en-GB"/>
+        </w:rPr>
+        <w:t>2022 – Present)</w:t>
+      </w:r>
+    </w:p>
+    <w:p>
+      <w:pPr>
+        <w:pStyle w:val="Default"/>
+        <w:rPr>
+          <w:rFonts w:ascii="Helvetica" w:eastAsia="Helvetica" w:hAnsi="Helvetica" w:cs="Helvetica"/>
+          <w:color w:val="111111"/>
+          <w:sz w:val="22"/>
+          <w:szCs w:val="22"/>
+          <w:lang w:val="en-GB"/>
+        </w:rPr>
+      </w:pPr>
+      <w:r>
+        <w:rPr>
+          <w:rFonts w:ascii="Helvetica" w:eastAsia="Helvetica" w:hAnsi="Helvetica" w:cs="Helvetica"/>
+          <w:color w:val="111111"/>
+          <w:sz w:val="22"/>
+          <w:szCs w:val="22"/>
+          <w:lang w:val="en-GB"/>
+        </w:rPr>
+        <w:t>Courses incl</w:t>
+      </w:r>
+      <w:r>
+        <w:rPr>
+          <w:rFonts w:ascii="Helvetica" w:eastAsia="Helvetica" w:hAnsi="Helvetica" w:cs="Helvetica"/>
+          <w:color w:val="111111"/>
+          <w:sz w:val="22"/>
+          <w:szCs w:val="22"/>
+          <w:lang w:val="en-GB"/>
+        </w:rPr>
+        <w:t>uded:</w:t>
+      </w:r>
+      <w:r>
+        <w:rPr>
+          <w:rFonts w:ascii="Helvetica" w:eastAsia="Helvetica" w:hAnsi="Helvetica" w:cs="Helvetica"/>
+          <w:color w:val="111111"/>
+          <w:sz w:val="22"/>
+          <w:szCs w:val="22"/>
+          <w:lang w:val="en-GB"/>
+        </w:rPr>
+        <w:t xml:space="preserve"> Advanced AI, Robotics, and Software Architecture</w:t>
+      </w:r>
+      <w:r>
+        <w:rPr>
+          <w:rFonts w:ascii="Helvetica" w:eastAsia="Helvetica" w:hAnsi="Helvetica" w:cs="Helvetica"/>
+          <w:color w:val="111111"/>
+          <w:sz w:val="22"/>
+          <w:szCs w:val="22"/>
+          <w:lang w:val="en-GB"/>
+        </w:rPr>
+        <w:t xml:space="preserve">, </w:t>
+      </w:r>
+      <w:r>
+        <w:rPr>
+          <w:rFonts w:ascii="Helvetica" w:hAnsi="Helvetica"/>
+          <w:color w:val="111111"/>
+          <w:sz w:val="22"/>
+          <w:szCs w:val="22"/>
+          <w:lang w:val="en-GB"/>
+        </w:rPr>
+        <w:t>Data Modelling for Databases, Computational Problem Solving, Operating Systems and Networking, Advanced Artificial Intelligence, Machine Learning,</w:t>
+      </w:r>
+      <w:r>
+        <w:rPr>
+          <w:rFonts w:ascii="Helvetica" w:hAnsi="Helvetica"/>
+          <w:color w:val="111111"/>
+          <w:sz w:val="22"/>
+          <w:szCs w:val="22"/>
+          <w:lang w:val="en-GB"/>
+        </w:rPr>
+        <w:t xml:space="preserve"> </w:t>
+      </w:r>
+      <w:r>
+        <w:rPr>
+          <w:rFonts w:ascii="Helvetica" w:hAnsi="Helvetica"/>
+          <w:color w:val="111111"/>
+          <w:sz w:val="22"/>
+          <w:szCs w:val="22"/>
+          <w:lang w:val="en-GB"/>
+        </w:rPr>
+        <w:t>Social and Collective AI.</w:t>
+      </w:r>
+    </w:p>
+    <w:p>
+      <w:pPr>
+        <w:pStyle w:val="Default"/>
+        <w:spacing w:before="0" w:line="240" w:lineRule="auto"/>
+        <w:rPr>
+          <w:rFonts w:ascii="Helvetica" w:hAnsi="Helvetica"/>
+          <w:color w:val="111111"/>
+          <w:sz w:val="22"/>
+          <w:szCs w:val="22"/>
+          <w:lang w:val="en-GB"/>
+        </w:rPr>
+      </w:pPr>
+    </w:p>
+    <w:p>
+      <w:pPr>
+        <w:pStyle w:val="Default"/>
+        <w:spacing w:before="0" w:line="240" w:lineRule="auto"/>
+        <w:rPr>
+          <w:rFonts w:ascii="Helvetica" w:hAnsi="Helvetica"/>
+          <w:color w:val="111111"/>
+          <w:sz w:val="22"/>
+          <w:szCs w:val="22"/>
+          <w:lang w:val="en-GB"/>
+        </w:rPr>
+      </w:pPr>
+      <w:r>
+        <w:rPr>
+          <w:rFonts w:ascii="Helvetica" w:hAnsi="Helvetica"/>
+          <w:color w:val="111111"/>
+          <w:sz w:val="22"/>
+          <w:szCs w:val="22"/>
+          <w:lang w:val="en-GB"/>
+        </w:rPr>
+        <w:t>Montfort School Anak</w:t>
+      </w:r>
+      <w:r>
+        <w:rPr>
+          <w:rFonts w:ascii="Helvetica" w:hAnsi="Helvetica"/>
+          <w:color w:val="111111"/>
+          <w:sz w:val="22"/>
+          <w:szCs w:val="22"/>
+          <w:lang w:val="en-GB"/>
+        </w:rPr>
+        <w:t>kar</w:t>
+      </w:r>
+      <w:r>
+        <w:rPr>
+          <w:rFonts w:ascii="Helvetica" w:hAnsi="Helvetica"/>
+          <w:color w:val="111111"/>
+          <w:sz w:val="22"/>
+          <w:szCs w:val="22"/>
+          <w:lang w:val="en-GB"/>
+        </w:rPr>
+        <w:t>a (201</w:t>
+      </w:r>
+      <w:r>
+        <w:rPr>
+          <w:rFonts w:ascii="Helvetica" w:hAnsi="Helvetica"/>
+          <w:color w:val="111111"/>
+          <w:sz w:val="22"/>
+          <w:szCs w:val="22"/>
+          <w:lang w:val="en-GB"/>
+        </w:rPr>
+        <w:t>9</w:t>
+      </w:r>
+      <w:r>
+        <w:rPr>
+          <w:rFonts w:ascii="Helvetica" w:hAnsi="Helvetica"/>
+          <w:color w:val="111111"/>
+          <w:sz w:val="22"/>
+          <w:szCs w:val="22"/>
+          <w:lang w:val="en-GB"/>
+        </w:rPr>
+        <w:t xml:space="preserve"> – </w:t>
+      </w:r>
+      <w:r>
+        <w:rPr>
+          <w:rFonts w:ascii="Helvetica" w:hAnsi="Helvetica"/>
+          <w:color w:val="111111"/>
+          <w:sz w:val="22"/>
+          <w:szCs w:val="22"/>
+          <w:lang w:val="en-GB"/>
+        </w:rPr>
+        <w:t>2021)</w:t>
+      </w:r>
+    </w:p>
+    <w:p>
+      <w:pPr>
+        <w:pStyle w:val="Default"/>
+        <w:spacing w:before="0" w:line="240" w:lineRule="auto"/>
+        <w:rPr>
+          <w:rFonts w:ascii="Helvetica" w:hAnsi="Helvetica"/>
+          <w:color w:val="111111"/>
+          <w:sz w:val="22"/>
+          <w:szCs w:val="22"/>
+          <w:lang w:val="en-GB"/>
+        </w:rPr>
+      </w:pPr>
+      <w:r>
+        <w:rPr>
+          <w:rFonts w:ascii="Helvetica" w:hAnsi="Helvetica"/>
+          <w:color w:val="111111"/>
+          <w:sz w:val="22"/>
+          <w:szCs w:val="22"/>
+          <w:lang w:val="en-GB"/>
+        </w:rPr>
+        <w:t xml:space="preserve">Majors in Math and Computer Science </w:t>
+      </w:r>
+      <w:r>
+        <w:rPr>
+          <w:rFonts w:ascii="Helvetica" w:hAnsi="Helvetica"/>
+          <w:color w:val="111111"/>
+          <w:sz w:val="22"/>
+          <w:szCs w:val="22"/>
+          <w:lang w:val="en-GB"/>
+        </w:rPr>
+        <w:t>(A Levels equivalent)</w:t>
+      </w:r>
+    </w:p>
+    <w:p>
+      <w:pPr>
+        <w:pStyle w:val="Default"/>
+        <w:spacing w:before="0" w:line="240" w:lineRule="auto"/>
         <w:rPr>
           <w:rFonts w:ascii="Helvetica" w:hAnsi="Helvetica"/>
           <w:b/>
@@ -413,22 +556,340 @@
           <w:color w:val="111111"/>
           <w:sz w:val="22"/>
           <w:szCs w:val="22"/>
-          <w:lang w:val="en-US"/>
-        </w:rPr>
-        <w:t>:</w:t>
-      </w:r>
+          <w:lang w:val="en-GB"/>
+        </w:rPr>
+      </w:pPr>
     </w:p>
     <w:p>
       <w:pPr>
         <w:pStyle w:val="Default"/>
         <w:spacing w:before="0" w:line="240" w:lineRule="auto"/>
         <w:rPr>
-          <w:rFonts w:ascii="Helvetica" w:eastAsia="Helvetica" w:hAnsi="Helvetica" w:cs="Helvetica"/>
-          <w:color w:val="111111"/>
-          <w:sz w:val="22"/>
-          <w:szCs w:val="22"/>
-        </w:rPr>
-      </w:pPr>
+          <w:rFonts w:ascii="Helvetica" w:hAnsi="Helvetica"/>
+          <w:b/>
+          <w:bCs/>
+          <w:color w:val="111111"/>
+          <w:sz w:val="22"/>
+          <w:szCs w:val="22"/>
+          <w:lang w:val="en-GB"/>
+        </w:rPr>
+      </w:pPr>
+      <w:r>
+        <w:rPr>
+          <w:rFonts w:ascii="Helvetica" w:hAnsi="Helvetica"/>
+          <w:b/>
+          <w:bCs/>
+          <w:color w:val="111111"/>
+          <w:sz w:val="22"/>
+          <w:szCs w:val="22"/>
+          <w:lang w:val="en-GB"/>
+        </w:rPr>
+        <w:t>SKILLS:</w:t>
+      </w:r>
+    </w:p>
+    <w:p>
+      <w:pPr>
+        <w:pStyle w:val="Default"/>
+        <w:numPr>
+          <w:ilvl w:val="0"/>
+          <w:numId w:val="2"/>
+        </w:numPr>
+        <w:spacing w:before="0" w:line="240" w:lineRule="auto"/>
+        <w:rPr>
+          <w:rFonts w:ascii="Helvetica" w:hAnsi="Helvetica"/>
+          <w:color w:val="111111"/>
+          <w:sz w:val="22"/>
+          <w:szCs w:val="22"/>
+          <w:lang w:val="en-GB"/>
+        </w:rPr>
+      </w:pPr>
+      <w:r>
+        <w:rPr>
+          <w:rFonts w:ascii="Helvetica" w:hAnsi="Helvetica"/>
+          <w:b/>
+          <w:bCs/>
+          <w:color w:val="111111"/>
+          <w:sz w:val="22"/>
+          <w:szCs w:val="22"/>
+          <w:lang w:val="en-GB"/>
+        </w:rPr>
+        <w:t>AI &amp; Machine Learning:</w:t>
+      </w:r>
+      <w:r>
+        <w:rPr>
+          <w:rFonts w:ascii="Helvetica" w:hAnsi="Helvetica"/>
+          <w:color w:val="111111"/>
+          <w:sz w:val="22"/>
+          <w:szCs w:val="22"/>
+          <w:lang w:val="en-GB"/>
+        </w:rPr>
+        <w:t xml:space="preserve"> PyTorch,</w:t>
+      </w:r>
+      <w:r>
+        <w:rPr>
+          <w:rFonts w:ascii="Helvetica" w:hAnsi="Helvetica"/>
+          <w:color w:val="111111"/>
+          <w:sz w:val="22"/>
+          <w:szCs w:val="22"/>
+          <w:lang w:val="en-GB"/>
+        </w:rPr>
+        <w:t xml:space="preserve"> CUDA</w:t>
+      </w:r>
+      <w:r>
+        <w:rPr>
+          <w:rFonts w:ascii="Helvetica" w:hAnsi="Helvetica"/>
+          <w:color w:val="111111"/>
+          <w:sz w:val="22"/>
+          <w:szCs w:val="22"/>
+          <w:lang w:val="en-GB"/>
+        </w:rPr>
+        <w:t>,</w:t>
+      </w:r>
+      <w:r>
+        <w:rPr>
+          <w:rFonts w:ascii="Helvetica" w:hAnsi="Helvetica"/>
+          <w:color w:val="111111"/>
+          <w:sz w:val="22"/>
+          <w:szCs w:val="22"/>
+          <w:lang w:val="en-GB"/>
+        </w:rPr>
+        <w:t xml:space="preserve"> TensorFlow, Hugging Face, OpenCV</w:t>
+      </w:r>
+      <w:r>
+        <w:rPr>
+          <w:rFonts w:ascii="Helvetica" w:hAnsi="Helvetica"/>
+          <w:color w:val="111111"/>
+          <w:sz w:val="22"/>
+          <w:szCs w:val="22"/>
+          <w:lang w:val="en-GB"/>
+        </w:rPr>
+        <w:t>, NumPy</w:t>
+      </w:r>
+    </w:p>
+    <w:p>
+      <w:pPr>
+        <w:pStyle w:val="Default"/>
+        <w:numPr>
+          <w:ilvl w:val="0"/>
+          <w:numId w:val="2"/>
+        </w:numPr>
+        <w:spacing w:before="0" w:line="240" w:lineRule="auto"/>
+        <w:rPr>
+          <w:rFonts w:ascii="Helvetica" w:hAnsi="Helvetica"/>
+          <w:color w:val="111111"/>
+          <w:sz w:val="22"/>
+          <w:szCs w:val="22"/>
+          <w:lang w:val="en-GB"/>
+        </w:rPr>
+      </w:pPr>
+      <w:r>
+        <w:rPr>
+          <w:rFonts w:ascii="Helvetica" w:hAnsi="Helvetica"/>
+          <w:b/>
+          <w:bCs/>
+          <w:color w:val="111111"/>
+          <w:sz w:val="22"/>
+          <w:szCs w:val="22"/>
+          <w:lang w:val="en-GB"/>
+        </w:rPr>
+        <w:t>Front-End</w:t>
+      </w:r>
+      <w:r>
+        <w:rPr>
+          <w:rFonts w:ascii="Helvetica" w:hAnsi="Helvetica"/>
+          <w:color w:val="111111"/>
+          <w:sz w:val="22"/>
+          <w:szCs w:val="22"/>
+          <w:lang w:val="en-GB"/>
+        </w:rPr>
+        <w:t>: React, JavaScript, Figma</w:t>
+      </w:r>
+    </w:p>
+    <w:p>
+      <w:pPr>
+        <w:pStyle w:val="Default"/>
+        <w:numPr>
+          <w:ilvl w:val="0"/>
+          <w:numId w:val="2"/>
+        </w:numPr>
+        <w:spacing w:before="0" w:line="240" w:lineRule="auto"/>
+        <w:rPr>
+          <w:rFonts w:ascii="Helvetica" w:hAnsi="Helvetica"/>
+          <w:color w:val="111111"/>
+          <w:sz w:val="22"/>
+          <w:szCs w:val="22"/>
+          <w:lang w:val="en-GB"/>
+        </w:rPr>
+      </w:pPr>
+      <w:r>
+        <w:rPr>
+          <w:rFonts w:ascii="Helvetica" w:hAnsi="Helvetica"/>
+          <w:b/>
+          <w:bCs/>
+          <w:color w:val="111111"/>
+          <w:sz w:val="22"/>
+          <w:szCs w:val="22"/>
+          <w:lang w:val="en-GB"/>
+        </w:rPr>
+        <w:t>Back-End</w:t>
+      </w:r>
+      <w:r>
+        <w:rPr>
+          <w:rFonts w:ascii="Helvetica" w:hAnsi="Helvetica"/>
+          <w:color w:val="111111"/>
+          <w:sz w:val="22"/>
+          <w:szCs w:val="22"/>
+          <w:lang w:val="en-GB"/>
+        </w:rPr>
+        <w:t>: Python, Node.js</w:t>
+      </w:r>
+      <w:r>
+        <w:rPr>
+          <w:rFonts w:ascii="Helvetica" w:hAnsi="Helvetica"/>
+          <w:color w:val="111111"/>
+          <w:sz w:val="22"/>
+          <w:szCs w:val="22"/>
+          <w:lang w:val="en-GB"/>
+        </w:rPr>
+        <w:t>, Docker</w:t>
+      </w:r>
+      <w:r>
+        <w:rPr>
+          <w:rFonts w:ascii="Helvetica" w:hAnsi="Helvetica"/>
+          <w:color w:val="111111"/>
+          <w:sz w:val="22"/>
+          <w:szCs w:val="22"/>
+          <w:lang w:val="en-GB"/>
+        </w:rPr>
+        <w:t>, C++</w:t>
+      </w:r>
+    </w:p>
+    <w:p>
+      <w:pPr>
+        <w:pStyle w:val="Default"/>
+        <w:numPr>
+          <w:ilvl w:val="0"/>
+          <w:numId w:val="2"/>
+        </w:numPr>
+        <w:spacing w:before="0" w:line="240" w:lineRule="auto"/>
+        <w:rPr>
+          <w:rFonts w:ascii="Helvetica" w:hAnsi="Helvetica"/>
+          <w:color w:val="111111"/>
+          <w:sz w:val="22"/>
+          <w:szCs w:val="22"/>
+          <w:lang w:val="en-GB"/>
+        </w:rPr>
+      </w:pPr>
+      <w:r>
+        <w:rPr>
+          <w:rFonts w:ascii="Helvetica" w:hAnsi="Helvetica"/>
+          <w:b/>
+          <w:bCs/>
+          <w:color w:val="111111"/>
+          <w:sz w:val="22"/>
+          <w:szCs w:val="22"/>
+          <w:lang w:val="en-GB"/>
+        </w:rPr>
+        <w:t>Databases</w:t>
+      </w:r>
+      <w:r>
+        <w:rPr>
+          <w:rFonts w:ascii="Helvetica" w:hAnsi="Helvetica"/>
+          <w:color w:val="111111"/>
+          <w:sz w:val="22"/>
+          <w:szCs w:val="22"/>
+          <w:lang w:val="en-GB"/>
+        </w:rPr>
+        <w:t>: Oracle SQL, MongoDB</w:t>
+      </w:r>
+    </w:p>
+    <w:p>
+      <w:pPr>
+        <w:pStyle w:val="Default"/>
+        <w:numPr>
+          <w:ilvl w:val="0"/>
+          <w:numId w:val="2"/>
+        </w:numPr>
+        <w:spacing w:before="0" w:line="240" w:lineRule="auto"/>
+        <w:rPr>
+          <w:rFonts w:ascii="Helvetica" w:hAnsi="Helvetica"/>
+          <w:color w:val="111111"/>
+          <w:sz w:val="22"/>
+          <w:szCs w:val="22"/>
+          <w:lang w:val="en-GB"/>
+        </w:rPr>
+      </w:pPr>
+      <w:r>
+        <w:rPr>
+          <w:rFonts w:ascii="Helvetica" w:hAnsi="Helvetica"/>
+          <w:b/>
+          <w:bCs/>
+          <w:color w:val="111111"/>
+          <w:sz w:val="22"/>
+          <w:szCs w:val="22"/>
+          <w:lang w:val="en-GB"/>
+        </w:rPr>
+        <w:t>Cloud &amp; DevOps</w:t>
+      </w:r>
+      <w:r>
+        <w:rPr>
+          <w:rFonts w:ascii="Helvetica" w:hAnsi="Helvetica"/>
+          <w:color w:val="111111"/>
+          <w:sz w:val="22"/>
+          <w:szCs w:val="22"/>
+          <w:lang w:val="en-GB"/>
+        </w:rPr>
+        <w:t>: AWS, Docker</w:t>
+      </w:r>
+    </w:p>
+    <w:p>
+      <w:pPr>
+        <w:pStyle w:val="Default"/>
+        <w:numPr>
+          <w:ilvl w:val="0"/>
+          <w:numId w:val="2"/>
+        </w:numPr>
+        <w:spacing w:before="0" w:line="240" w:lineRule="auto"/>
+        <w:rPr>
+          <w:rFonts w:ascii="Helvetica" w:hAnsi="Helvetica"/>
+          <w:color w:val="111111"/>
+          <w:sz w:val="22"/>
+          <w:szCs w:val="22"/>
+          <w:lang w:val="en-GB"/>
+        </w:rPr>
+      </w:pPr>
+      <w:r>
+        <w:rPr>
+          <w:rFonts w:ascii="Helvetica" w:hAnsi="Helvetica"/>
+          <w:b/>
+          <w:bCs/>
+          <w:color w:val="111111"/>
+          <w:sz w:val="22"/>
+          <w:szCs w:val="22"/>
+          <w:lang w:val="en-GB"/>
+        </w:rPr>
+        <w:t>Version Control</w:t>
+      </w:r>
+      <w:r>
+        <w:rPr>
+          <w:rFonts w:ascii="Helvetica" w:hAnsi="Helvetica"/>
+          <w:color w:val="111111"/>
+          <w:sz w:val="22"/>
+          <w:szCs w:val="22"/>
+          <w:lang w:val="en-GB"/>
+        </w:rPr>
+        <w:t>: Git, GitHub</w:t>
+      </w:r>
+      <w:r>
+        <w:rPr>
+          <w:rFonts w:ascii="Helvetica" w:hAnsi="Helvetica"/>
+          <w:color w:val="111111"/>
+          <w:sz w:val="22"/>
+          <w:szCs w:val="22"/>
+          <w:lang w:val="en-GB"/>
+        </w:rPr>
+        <w:cr/>
+      </w:r>
     </w:p>
     <w:p>
       <w:pPr>
@@ -436,21 +897,25 @@
         <w:spacing w:before="0" w:line="240" w:lineRule="auto"/>
         <w:rPr>
           <w:rFonts w:ascii="Helvetica" w:hAnsi="Helvetica"/>
-          <w:color w:val="111111"/>
-          <w:sz w:val="22"/>
-          <w:szCs w:val="22"/>
-          <w:lang w:val="en-US"/>
-        </w:rPr>
-      </w:pPr>
-      <w:r>
-        <w:rPr>
-          <w:rFonts w:ascii="Helvetica" w:hAnsi="Helvetica"/>
-          <w:color w:val="111111"/>
-          <w:sz w:val="22"/>
-          <w:szCs w:val="22"/>
-          <w:lang w:val="en-US"/>
-        </w:rPr>
-        <w:t>BSc (Hons) Computer Science (Artificial Intelligence)</w:t>
+          <w:b/>
+          <w:bCs/>
+          <w:color w:val="111111"/>
+          <w:sz w:val="22"/>
+          <w:szCs w:val="22"/>
+          <w:lang w:val="en-GB"/>
+        </w:rPr>
+      </w:pPr>
+      <w:r>
+        <w:rPr>
+          <w:rFonts w:ascii="Helvetica" w:hAnsi="Helvetica"/>
+          <w:b/>
+          <w:bCs/>
+          <w:color w:val="111111"/>
+          <w:sz w:val="22"/>
+          <w:szCs w:val="22"/>
+          <w:lang w:val="en-GB"/>
+        </w:rPr>
+        <w:t>SOFT SKILLS</w:t>
       </w:r>
     </w:p>
     <w:p>
@@ -462,169 +927,544 @@
           <w:color w:val="111111"/>
           <w:sz w:val="22"/>
           <w:szCs w:val="22"/>
-          <w:lang w:val="pt-PT"/>
-        </w:rPr>
-      </w:pPr>
-      <w:r>
-        <w:rPr>
-          <w:rFonts w:ascii="Helvetica" w:hAnsi="Helvetica"/>
-          <w:color w:val="111111"/>
-          <w:sz w:val="22"/>
-          <w:szCs w:val="22"/>
-          <w:lang w:val="en-US"/>
-        </w:rPr>
-        <w:t>University of Hertfordshire</w:t>
-      </w:r>
-      <w:r>
-        <w:rPr>
-          <w:rFonts w:ascii="Helvetica" w:eastAsia="Helvetica" w:hAnsi="Helvetica" w:cs="Helvetica"/>
-          <w:color w:val="111111"/>
-          <w:sz w:val="22"/>
-          <w:szCs w:val="22"/>
-        </w:rPr>
-        <w:t xml:space="preserve"> (</w:t>
-      </w:r>
-      <w:r>
-        <w:rPr>
-          <w:rFonts w:ascii="Helvetica" w:hAnsi="Helvetica"/>
-          <w:color w:val="111111"/>
-          <w:sz w:val="22"/>
-          <w:szCs w:val="22"/>
-          <w:lang w:val="pt-PT"/>
-        </w:rPr>
-        <w:t xml:space="preserve">2022 </w:t>
-      </w:r>
-      <w:r>
-        <w:rPr>
-          <w:rFonts w:ascii="Helvetica" w:hAnsi="Helvetica"/>
-          <w:color w:val="111111"/>
-          <w:sz w:val="22"/>
-          <w:szCs w:val="22"/>
-          <w:lang w:val="pt-PT"/>
-        </w:rPr>
-        <w:t>–</w:t>
-      </w:r>
-      <w:r>
-        <w:rPr>
-          <w:rFonts w:ascii="Helvetica" w:hAnsi="Helvetica"/>
-          <w:color w:val="111111"/>
-          <w:sz w:val="22"/>
-          <w:szCs w:val="22"/>
-          <w:lang w:val="pt-PT"/>
-        </w:rPr>
-        <w:t xml:space="preserve"> Present</w:t>
-      </w:r>
-      <w:r>
-        <w:rPr>
-          <w:rFonts w:ascii="Helvetica" w:hAnsi="Helvetica"/>
-          <w:color w:val="111111"/>
-          <w:sz w:val="22"/>
-          <w:szCs w:val="22"/>
-          <w:lang w:val="pt-PT"/>
-        </w:rPr>
-        <w:t>)</w:t>
-      </w:r>
-    </w:p>
-    <w:p>
-      <w:pPr>
-        <w:pStyle w:val="Default"/>
-        <w:rPr>
-          <w:rFonts w:ascii="Helvetica" w:eastAsia="Helvetica" w:hAnsi="Helvetica" w:cs="Helvetica"/>
-          <w:color w:val="111111"/>
-          <w:sz w:val="22"/>
-          <w:szCs w:val="22"/>
-        </w:rPr>
-      </w:pPr>
-      <w:r>
-        <w:rPr>
-          <w:rFonts w:ascii="Helvetica" w:eastAsia="Helvetica" w:hAnsi="Helvetica" w:cs="Helvetica"/>
-          <w:color w:val="111111"/>
-          <w:sz w:val="22"/>
-          <w:szCs w:val="22"/>
-        </w:rPr>
-        <w:t>Currently in final year, focusing on Advanced</w:t>
-      </w:r>
-      <w:r>
-        <w:rPr>
-          <w:rFonts w:ascii="Helvetica" w:eastAsia="Helvetica" w:hAnsi="Helvetica" w:cs="Helvetica"/>
-          <w:color w:val="111111"/>
-          <w:sz w:val="22"/>
-          <w:szCs w:val="22"/>
-        </w:rPr>
-        <w:t xml:space="preserve"> </w:t>
-      </w:r>
-      <w:r>
-        <w:rPr>
-          <w:rFonts w:ascii="Helvetica" w:eastAsia="Helvetica" w:hAnsi="Helvetica" w:cs="Helvetica"/>
-          <w:color w:val="111111"/>
-          <w:sz w:val="22"/>
-          <w:szCs w:val="22"/>
-        </w:rPr>
-        <w:t>AI, Robotics, and Software Architecture</w:t>
+          <w:lang w:val="en-GB"/>
+        </w:rPr>
+      </w:pPr>
+      <w:r>
+        <w:rPr>
+          <w:rFonts w:ascii="Helvetica" w:hAnsi="Helvetica"/>
+          <w:color w:val="111111"/>
+          <w:sz w:val="22"/>
+          <w:szCs w:val="22"/>
+          <w:lang w:val="en-GB"/>
+        </w:rPr>
+        <w:t>Communication, problem solving, analytics, time management</w:t>
+      </w:r>
+      <w:r>
+        <w:rPr>
+          <w:rFonts w:ascii="Helvetica" w:hAnsi="Helvetica"/>
+          <w:color w:val="111111"/>
+          <w:sz w:val="22"/>
+          <w:szCs w:val="22"/>
+          <w:lang w:val="en-GB"/>
+        </w:rPr>
+        <w:t>, collaboration,</w:t>
+      </w:r>
+      <w:r>
+        <w:rPr>
+          <w:rFonts w:ascii="Helvetica" w:hAnsi="Helvetica"/>
+          <w:color w:val="111111"/>
+          <w:sz w:val="22"/>
+          <w:szCs w:val="22"/>
+          <w:lang w:val="en-GB"/>
+        </w:rPr>
+        <w:t xml:space="preserve"> troubleshooting</w:t>
+      </w:r>
+      <w:r>
+        <w:rPr>
+          <w:rFonts w:ascii="Helvetica" w:hAnsi="Helvetica"/>
+          <w:color w:val="111111"/>
+          <w:sz w:val="22"/>
+          <w:szCs w:val="22"/>
+          <w:lang w:val="en-GB"/>
+        </w:rPr>
+        <w:t>.</w:t>
       </w:r>
     </w:p>
     <w:p>
       <w:pPr>
         <w:pStyle w:val="Default"/>
         <w:spacing w:before="0" w:line="240" w:lineRule="auto"/>
-        <w:rPr>
-          <w:rFonts w:ascii="Helvetica" w:hAnsi="Helvetica"/>
-          <w:color w:val="111111"/>
-          <w:sz w:val="22"/>
-          <w:szCs w:val="22"/>
-          <w:lang w:val="en-US"/>
-        </w:rPr>
-      </w:pPr>
-      <w:r>
-        <w:rPr>
-          <w:rFonts w:ascii="Helvetica" w:hAnsi="Helvetica"/>
-          <w:color w:val="111111"/>
-          <w:sz w:val="22"/>
-          <w:szCs w:val="22"/>
-          <w:lang w:val="en-US"/>
-        </w:rPr>
-        <w:t xml:space="preserve">Courses: Data Modelling for Databases, Computational Problem Solving, Silicon to C, Operating Systems and Networking, </w:t>
-      </w:r>
-      <w:r>
-        <w:rPr>
-          <w:rFonts w:ascii="Helvetica" w:hAnsi="Helvetica"/>
-          <w:color w:val="111111"/>
-          <w:sz w:val="22"/>
-          <w:szCs w:val="22"/>
-          <w:lang w:val="en-US"/>
-        </w:rPr>
-        <w:t xml:space="preserve">Advanced </w:t>
-      </w:r>
-      <w:r>
-        <w:rPr>
-          <w:rFonts w:ascii="Helvetica" w:hAnsi="Helvetica"/>
-          <w:color w:val="111111"/>
-          <w:sz w:val="22"/>
-          <w:szCs w:val="22"/>
-          <w:lang w:val="en-US"/>
-        </w:rPr>
-        <w:t>Artificial Intelligence, Machine Learning,</w:t>
-      </w:r>
-      <w:r>
-        <w:rPr>
-          <w:rFonts w:ascii="Helvetica" w:hAnsi="Helvetica"/>
-          <w:color w:val="111111"/>
-          <w:sz w:val="22"/>
-          <w:szCs w:val="22"/>
-          <w:lang w:val="en-US"/>
-        </w:rPr>
-        <w:t xml:space="preserve"> </w:t>
-      </w:r>
-      <w:r>
-        <w:rPr>
-          <w:rFonts w:ascii="Helvetica" w:hAnsi="Helvetica"/>
-          <w:color w:val="111111"/>
-          <w:sz w:val="22"/>
-          <w:szCs w:val="22"/>
-          <w:lang w:val="en-US"/>
-        </w:rPr>
-        <w:t xml:space="preserve">Social and Collective </w:t>
-      </w:r>
+        <w:ind w:left="720"/>
+        <w:rPr>
+          <w:rFonts w:ascii="Helvetica" w:eastAsia="Helvetica" w:hAnsi="Helvetica" w:cs="Helvetica"/>
+          <w:color w:val="111111"/>
+          <w:sz w:val="22"/>
+          <w:szCs w:val="22"/>
+          <w:lang w:val="en-GB"/>
+        </w:rPr>
+      </w:pPr>
+    </w:p>
+    <w:p>
+      <w:pPr>
+        <w:rPr>
+          <w:rFonts w:ascii="Helvetica" w:hAnsi="Helvetica" w:cs="Helvetica"/>
+          <w:b/>
+          <w:bCs/>
+          <w:sz w:val="22"/>
+          <w:szCs w:val="22"/>
+        </w:rPr>
+      </w:pPr>
+      <w:r>
+        <w:rPr>
+          <w:rFonts w:ascii="Helvetica" w:hAnsi="Helvetica" w:cs="Helvetica"/>
+          <w:b/>
+          <w:bCs/>
+          <w:sz w:val="22"/>
+          <w:szCs w:val="22"/>
+        </w:rPr>
+        <w:t>PROJECTS:</w:t>
+      </w:r>
+    </w:p>
+    <w:p>
+      <w:pPr>
+        <w:rPr>
+          <w:rFonts w:ascii="Helvetica" w:hAnsi="Helvetica" w:cs="Helvetica"/>
+          <w:b/>
+          <w:bCs/>
+          <w:sz w:val="22"/>
+          <w:szCs w:val="22"/>
+        </w:rPr>
+      </w:pPr>
+      <w:r>
+        <w:rPr>
+          <w:rFonts w:ascii="Helvetica" w:hAnsi="Helvetica" w:cs="Helvetica"/>
+          <w:b/>
+          <w:bCs/>
+          <w:sz w:val="22"/>
+          <w:szCs w:val="22"/>
+        </w:rPr>
+        <w:t>AI Pocket Tutor </w:t>
+      </w:r>
+    </w:p>
+    <w:p>
+      <w:pPr>
+        <w:rPr>
+          <w:rFonts w:ascii="Helvetica" w:hAnsi="Helvetica" w:cs="Helvetica"/>
+          <w:sz w:val="22"/>
+          <w:szCs w:val="22"/>
+        </w:rPr>
+      </w:pPr>
+      <w:r>
+        <w:rPr>
+          <w:rFonts w:ascii="Helvetica" w:hAnsi="Helvetica" w:cs="Helvetica"/>
+          <w:sz w:val="22"/>
+          <w:szCs w:val="22"/>
+        </w:rPr>
+        <w:t>Developed a</w:t>
+      </w:r>
+      <w:r>
+        <w:rPr>
+          <w:rFonts w:ascii="Helvetica" w:hAnsi="Helvetica" w:cs="Helvetica"/>
+          <w:sz w:val="22"/>
+          <w:szCs w:val="22"/>
+        </w:rPr>
+        <w:t>n AI powered learning assistant designed to help users to break down complex topics with an Interactive conversation and personalized test</w:t>
+      </w:r>
+      <w:r>
+        <w:rPr>
+          <w:rFonts w:ascii="Helvetica" w:hAnsi="Helvetica" w:cs="Helvetica"/>
+          <w:sz w:val="22"/>
+          <w:szCs w:val="22"/>
+        </w:rPr>
+        <w:t xml:space="preserve">. </w:t>
+      </w:r>
+      <w:r>
+        <w:rPr>
+          <w:rFonts w:ascii="Helvetica" w:hAnsi="Helvetica" w:cs="Helvetica"/>
+          <w:sz w:val="22"/>
+          <w:szCs w:val="22"/>
+        </w:rPr>
+        <w:t xml:space="preserve">Implemented LLM's and enhanced the capabilities buy building </w:t>
+      </w:r>
+      <w:r>
+        <w:rPr>
+          <w:rFonts w:ascii="Helvetica" w:hAnsi="Helvetica" w:cs="Helvetica"/>
+          <w:sz w:val="22"/>
+          <w:szCs w:val="22"/>
+        </w:rPr>
+        <w:t>RAG systems and Agentic systems</w:t>
+      </w:r>
+    </w:p>
+    <w:p>
+      <w:pPr>
+        <w:rPr>
+          <w:rFonts w:ascii="Helvetica" w:hAnsi="Helvetica" w:cs="Helvetica"/>
+          <w:sz w:val="22"/>
+          <w:szCs w:val="22"/>
+        </w:rPr>
+      </w:pPr>
+      <w:r>
+        <w:rPr>
+          <w:rFonts w:ascii="Helvetica" w:hAnsi="Helvetica" w:cs="Helvetica"/>
+          <w:b/>
+          <w:bCs/>
+          <w:sz w:val="22"/>
+          <w:szCs w:val="22"/>
+        </w:rPr>
+        <w:t>Technologies</w:t>
+      </w:r>
+      <w:r>
+        <w:rPr>
+          <w:rFonts w:ascii="Helvetica" w:hAnsi="Helvetica" w:cs="Helvetica"/>
+          <w:sz w:val="22"/>
+          <w:szCs w:val="22"/>
+        </w:rPr>
+        <w:t>: Python, Hugging Face, PyTorch, Whisper, React, AWS</w:t>
+      </w:r>
+    </w:p>
+    <w:p>
+      <w:pPr>
+        <w:rPr>
+          <w:rFonts w:ascii="Helvetica" w:hAnsi="Helvetica" w:cs="Helvetica"/>
+          <w:sz w:val="22"/>
+          <w:szCs w:val="22"/>
+        </w:rPr>
+      </w:pPr>
+      <w:r>
+        <w:rPr>
+          <w:rFonts w:ascii="Helvetica" w:hAnsi="Helvetica" w:cs="Helvetica"/>
+          <w:sz w:val="22"/>
+          <w:szCs w:val="22"/>
+        </w:rPr>
+        <w:t> </w:t>
+      </w:r>
+    </w:p>
+    <w:p>
+      <w:pPr>
+        <w:rPr>
+          <w:rFonts w:ascii="Helvetica" w:hAnsi="Helvetica" w:cs="Helvetica"/>
+          <w:b/>
+          <w:bCs/>
+          <w:sz w:val="22"/>
+          <w:szCs w:val="22"/>
+        </w:rPr>
+      </w:pPr>
+      <w:r>
+        <w:rPr>
+          <w:rFonts w:ascii="Helvetica" w:hAnsi="Helvetica" w:cs="Helvetica"/>
+          <w:b/>
+          <w:bCs/>
+          <w:sz w:val="22"/>
+          <w:szCs w:val="22"/>
+        </w:rPr>
+        <w:t>Air Canvas </w:t>
+      </w:r>
+    </w:p>
+    <w:p>
+      <w:pPr>
+        <w:rPr>
+          <w:rFonts w:ascii="Helvetica" w:hAnsi="Helvetica" w:cs="Helvetica"/>
+          <w:sz w:val="22"/>
+          <w:szCs w:val="22"/>
+        </w:rPr>
+      </w:pPr>
+      <w:r>
+        <w:rPr>
+          <w:rFonts w:ascii="Helvetica" w:hAnsi="Helvetica" w:cs="Helvetica"/>
+          <w:sz w:val="22"/>
+          <w:szCs w:val="22"/>
+        </w:rPr>
+        <w:t>A real-time drawing application that uses hand movements and gestures for interactive control </w:t>
+      </w:r>
+    </w:p>
+    <w:p>
+      <w:pPr>
+        <w:rPr>
+          <w:rFonts w:ascii="Helvetica" w:hAnsi="Helvetica" w:cs="Helvetica"/>
+          <w:sz w:val="22"/>
+          <w:szCs w:val="22"/>
+        </w:rPr>
+      </w:pPr>
+      <w:r>
+        <w:rPr>
+          <w:rFonts w:ascii="Helvetica" w:hAnsi="Helvetica" w:cs="Helvetica"/>
+          <w:b/>
+          <w:bCs/>
+          <w:sz w:val="22"/>
+          <w:szCs w:val="22"/>
+        </w:rPr>
+        <w:t>Technologies</w:t>
+      </w:r>
+      <w:r>
+        <w:rPr>
+          <w:rFonts w:ascii="Helvetica" w:hAnsi="Helvetica" w:cs="Helvetica"/>
+          <w:sz w:val="22"/>
+          <w:szCs w:val="22"/>
+        </w:rPr>
+        <w:t>: Python, OpenCV, Mediapipe </w:t>
+      </w:r>
+    </w:p>
+    <w:p>
+      <w:pPr>
+        <w:rPr>
+          <w:rFonts w:ascii="Helvetica" w:hAnsi="Helvetica" w:cs="Helvetica"/>
+          <w:sz w:val="22"/>
+          <w:szCs w:val="22"/>
+        </w:rPr>
+      </w:pPr>
+      <w:r>
+        <w:rPr>
+          <w:rFonts w:ascii="Helvetica" w:hAnsi="Helvetica" w:cs="Helvetica"/>
+          <w:sz w:val="22"/>
+          <w:szCs w:val="22"/>
+        </w:rPr>
+        <w:t> </w:t>
+      </w:r>
+    </w:p>
+    <w:p>
+      <w:pPr>
+        <w:rPr>
+          <w:rFonts w:ascii="Helvetica" w:hAnsi="Helvetica" w:cs="Helvetica"/>
+          <w:b/>
+          <w:bCs/>
+          <w:sz w:val="22"/>
+          <w:szCs w:val="22"/>
+        </w:rPr>
+      </w:pPr>
+      <w:r>
+        <w:rPr>
+          <w:rFonts w:ascii="Helvetica" w:hAnsi="Helvetica" w:cs="Helvetica"/>
+          <w:b/>
+          <w:bCs/>
+          <w:sz w:val="22"/>
+          <w:szCs w:val="22"/>
+        </w:rPr>
+        <w:t>Air Mouse </w:t>
+      </w:r>
+    </w:p>
+    <w:p>
+      <w:pPr>
+        <w:rPr>
+          <w:rFonts w:ascii="Helvetica" w:hAnsi="Helvetica" w:cs="Helvetica"/>
+          <w:sz w:val="22"/>
+          <w:szCs w:val="22"/>
+        </w:rPr>
+      </w:pPr>
+      <w:r>
+        <w:rPr>
+          <w:rFonts w:ascii="Helvetica" w:hAnsi="Helvetica" w:cs="Helvetica"/>
+          <w:sz w:val="22"/>
+          <w:szCs w:val="22"/>
+        </w:rPr>
+        <w:t>A gesture-controlled program to control the cursor using hand gestures </w:t>
+      </w:r>
+    </w:p>
+    <w:p>
+      <w:pPr>
+        <w:rPr>
+          <w:rFonts w:ascii="Helvetica" w:hAnsi="Helvetica" w:cs="Helvetica"/>
+          <w:sz w:val="22"/>
+          <w:szCs w:val="22"/>
+        </w:rPr>
+      </w:pPr>
+      <w:r>
+        <w:rPr>
+          <w:rFonts w:ascii="Helvetica" w:hAnsi="Helvetica" w:cs="Helvetica"/>
+          <w:b/>
+          <w:bCs/>
+          <w:sz w:val="22"/>
+          <w:szCs w:val="22"/>
+        </w:rPr>
+        <w:t>Technologies</w:t>
+      </w:r>
+      <w:r>
+        <w:rPr>
+          <w:rFonts w:ascii="Helvetica" w:hAnsi="Helvetica" w:cs="Helvetica"/>
+          <w:sz w:val="22"/>
+          <w:szCs w:val="22"/>
+        </w:rPr>
+        <w:t>: Python, OpenCV, Mediapipe, PyAutoGUI </w:t>
+      </w:r>
+    </w:p>
+    <w:p>
+      <w:pPr>
+        <w:rPr>
+          <w:rFonts w:ascii="Helvetica" w:hAnsi="Helvetica" w:cs="Helvetica"/>
+          <w:sz w:val="22"/>
+          <w:szCs w:val="22"/>
+        </w:rPr>
+      </w:pPr>
+      <w:r>
+        <w:rPr>
+          <w:rFonts w:ascii="Helvetica" w:hAnsi="Helvetica" w:cs="Helvetica"/>
+          <w:sz w:val="22"/>
+          <w:szCs w:val="22"/>
+        </w:rPr>
+        <w:t> </w:t>
+      </w:r>
+    </w:p>
+    <w:p>
+      <w:pPr>
+        <w:rPr>
+          <w:rFonts w:ascii="Helvetica" w:hAnsi="Helvetica" w:cs="Helvetica"/>
+          <w:b/>
+          <w:bCs/>
+          <w:sz w:val="22"/>
+          <w:szCs w:val="22"/>
+        </w:rPr>
+      </w:pPr>
+      <w:r>
+        <w:rPr>
+          <w:rFonts w:ascii="Helvetica" w:hAnsi="Helvetica" w:cs="Helvetica"/>
+          <w:b/>
+          <w:bCs/>
+          <w:sz w:val="22"/>
+          <w:szCs w:val="22"/>
+        </w:rPr>
+        <w:t>Dion </w:t>
+      </w:r>
+    </w:p>
+    <w:p>
+      <w:pPr>
+        <w:rPr>
+          <w:rFonts w:ascii="Helvetica" w:hAnsi="Helvetica" w:cs="Helvetica"/>
+          <w:sz w:val="22"/>
+          <w:szCs w:val="22"/>
+        </w:rPr>
+      </w:pPr>
+      <w:r>
+        <w:rPr>
+          <w:rFonts w:ascii="Helvetica" w:hAnsi="Helvetica" w:cs="Helvetica"/>
+          <w:sz w:val="22"/>
+          <w:szCs w:val="22"/>
+        </w:rPr>
+        <w:t>A web app for a CRM platform to provide a seamless user experience</w:t>
+      </w:r>
+      <w:r>
+        <w:rPr>
+          <w:rFonts w:ascii="Helvetica" w:hAnsi="Helvetica" w:cs="Helvetica"/>
+          <w:sz w:val="22"/>
+          <w:szCs w:val="22"/>
+        </w:rPr>
+        <w:t xml:space="preserve"> and customizable design</w:t>
+      </w:r>
+      <w:r>
+        <w:rPr>
+          <w:rFonts w:ascii="Helvetica" w:hAnsi="Helvetica" w:cs="Helvetica"/>
+          <w:sz w:val="22"/>
+          <w:szCs w:val="22"/>
+        </w:rPr>
+        <w:t>.  </w:t>
+      </w:r>
+    </w:p>
+    <w:p>
+      <w:pPr>
+        <w:rPr>
+          <w:rFonts w:ascii="Helvetica" w:hAnsi="Helvetica" w:cs="Helvetica"/>
+          <w:sz w:val="22"/>
+          <w:szCs w:val="22"/>
+        </w:rPr>
+      </w:pPr>
+      <w:r>
+        <w:rPr>
+          <w:rFonts w:ascii="Helvetica" w:hAnsi="Helvetica" w:cs="Helvetica"/>
+          <w:b/>
+          <w:bCs/>
+          <w:sz w:val="22"/>
+          <w:szCs w:val="22"/>
+        </w:rPr>
+        <w:t>Technologies</w:t>
+      </w:r>
+      <w:r>
+        <w:rPr>
+          <w:rFonts w:ascii="Helvetica" w:hAnsi="Helvetica" w:cs="Helvetica"/>
+          <w:sz w:val="22"/>
+          <w:szCs w:val="22"/>
+        </w:rPr>
+        <w:t>: React, JavaScript, Vite </w:t>
+      </w:r>
+    </w:p>
+    <w:p>
+      <w:pPr>
+        <w:rPr>
+          <w:rFonts w:ascii="Helvetica" w:hAnsi="Helvetica" w:cs="Helvetica"/>
+          <w:sz w:val="22"/>
+          <w:szCs w:val="22"/>
+        </w:rPr>
+      </w:pPr>
+      <w:r>
+        <w:rPr>
+          <w:rFonts w:ascii="Helvetica" w:hAnsi="Helvetica" w:cs="Helvetica"/>
+          <w:sz w:val="22"/>
+          <w:szCs w:val="22"/>
+        </w:rPr>
+        <w:t> </w:t>
+      </w:r>
+    </w:p>
+    <w:p>
+      <w:pPr>
+        <w:rPr>
+          <w:rFonts w:ascii="Helvetica" w:hAnsi="Helvetica" w:cs="Helvetica"/>
+          <w:b/>
+          <w:bCs/>
+          <w:sz w:val="22"/>
+          <w:szCs w:val="22"/>
+        </w:rPr>
+      </w:pPr>
+      <w:r>
+        <w:rPr>
+          <w:rFonts w:ascii="Helvetica" w:hAnsi="Helvetica" w:cs="Helvetica"/>
+          <w:b/>
+          <w:bCs/>
+          <w:sz w:val="22"/>
+          <w:szCs w:val="22"/>
+        </w:rPr>
+        <w:t>Venzini Fanatic </w:t>
+      </w:r>
+    </w:p>
+    <w:p>
+      <w:pPr>
+        <w:rPr>
+          <w:rFonts w:ascii="Helvetica" w:hAnsi="Helvetica" w:cs="Helvetica"/>
+          <w:sz w:val="22"/>
+          <w:szCs w:val="22"/>
+        </w:rPr>
+      </w:pPr>
+      <w:r>
+        <w:rPr>
+          <w:rFonts w:ascii="Helvetica" w:hAnsi="Helvetica" w:cs="Helvetica"/>
+          <w:sz w:val="22"/>
+          <w:szCs w:val="22"/>
+        </w:rPr>
+        <w:lastRenderedPageBreak/>
+        <w:t>A UI/UX design for a website to host car meetings, shop cars, shop parts for cars and to find and book car events </w:t>
+      </w:r>
+    </w:p>
+    <w:p>
+      <w:pPr>
+        <w:rPr>
+          <w:rFonts w:ascii="Helvetica" w:hAnsi="Helvetica" w:cs="Helvetica"/>
+          <w:sz w:val="22"/>
+          <w:szCs w:val="22"/>
+        </w:rPr>
+      </w:pPr>
+      <w:r>
+        <w:rPr>
+          <w:rFonts w:ascii="Helvetica" w:hAnsi="Helvetica" w:cs="Helvetica"/>
+          <w:b/>
+          <w:bCs/>
+          <w:sz w:val="22"/>
+          <w:szCs w:val="22"/>
+        </w:rPr>
+        <w:t>Technologies</w:t>
+      </w:r>
+      <w:r>
+        <w:rPr>
+          <w:rFonts w:ascii="Helvetica" w:hAnsi="Helvetica" w:cs="Helvetica"/>
+          <w:sz w:val="22"/>
+          <w:szCs w:val="22"/>
+        </w:rPr>
+        <w:t>: Figma </w:t>
+      </w:r>
+    </w:p>
+    <w:p>
+      <w:pPr>
+        <w:rPr>
+          <w:rFonts w:ascii="Helvetica" w:hAnsi="Helvetica" w:cs="Helvetica"/>
+          <w:sz w:val="22"/>
+          <w:szCs w:val="22"/>
+        </w:rPr>
+      </w:pPr>
+    </w:p>
+    <w:p>
+      <w:pPr>
+        <w:rPr>
+          <w:rFonts w:ascii="Helvetica" w:hAnsi="Helvetica" w:cs="Helvetica"/>
+          <w:sz w:val="22"/>
+          <w:szCs w:val="22"/>
+        </w:rPr>
+      </w:pPr>
     </w:p>
     <w:p>
       <w:pPr>
@@ -632,21 +1472,25 @@
         <w:spacing w:before="0" w:line="240" w:lineRule="auto"/>
         <w:rPr>
           <w:rFonts w:ascii="Helvetica" w:hAnsi="Helvetica"/>
-          <w:color w:val="111111"/>
-          <w:sz w:val="22"/>
-          <w:szCs w:val="22"/>
-          <w:lang w:val="en-US"/>
-        </w:rPr>
-      </w:pPr>
-      <w:r>
-        <w:rPr>
-          <w:rFonts w:ascii="Helvetica" w:hAnsi="Helvetica"/>
-          <w:color w:val="111111"/>
-          <w:sz w:val="22"/>
-          <w:szCs w:val="22"/>
-          <w:lang w:val="en-US"/>
-        </w:rPr>
-        <w:t>AI.</w:t>
+          <w:b/>
+          <w:bCs/>
+          <w:color w:val="111111"/>
+          <w:sz w:val="22"/>
+          <w:szCs w:val="22"/>
+          <w:lang w:val="en-GB"/>
+        </w:rPr>
+      </w:pPr>
+      <w:r>
+        <w:rPr>
+          <w:rFonts w:ascii="Helvetica" w:hAnsi="Helvetica"/>
+          <w:b/>
+          <w:bCs/>
+          <w:color w:val="111111"/>
+          <w:sz w:val="22"/>
+          <w:szCs w:val="22"/>
+          <w:lang w:val="en-GB"/>
+        </w:rPr>
+        <w:t>WORK EXPERIENCE:</w:t>
       </w:r>
     </w:p>
     <w:p>
@@ -658,9 +1502,19 @@
           <w:color w:val="111111"/>
           <w:sz w:val="22"/>
           <w:szCs w:val="22"/>
-          <w:lang w:val="en-US"/>
-        </w:rPr>
-      </w:pPr>
+          <w:lang w:val="en-GB"/>
+        </w:rPr>
+      </w:pPr>
+      <w:r>
+        <w:rPr>
+          <w:rFonts w:ascii="Helvetica" w:hAnsi="Helvetica"/>
+          <w:color w:val="111111"/>
+          <w:sz w:val="22"/>
+          <w:szCs w:val="22"/>
+          <w:lang w:val="en-GB"/>
+        </w:rPr>
+        <w:t>UH Racing</w:t>
+      </w:r>
     </w:p>
     <w:p>
       <w:pPr>
@@ -671,46 +1525,150 @@
           <w:color w:val="111111"/>
           <w:sz w:val="22"/>
           <w:szCs w:val="22"/>
-          <w:lang w:val="en-US"/>
-        </w:rPr>
-      </w:pPr>
-      <w:r>
-        <w:rPr>
-          <w:rFonts w:ascii="Helvetica" w:hAnsi="Helvetica"/>
-          <w:color w:val="111111"/>
-          <w:sz w:val="22"/>
-          <w:szCs w:val="22"/>
-          <w:lang w:val="en-US"/>
-        </w:rPr>
-        <w:t>Montfort School Anak</w:t>
-      </w:r>
-      <w:r>
-        <w:rPr>
-          <w:rFonts w:ascii="Helvetica" w:hAnsi="Helvetica"/>
-          <w:color w:val="111111"/>
-          <w:sz w:val="22"/>
-          <w:szCs w:val="22"/>
-          <w:lang w:val="en-US"/>
-        </w:rPr>
-        <w:t>kar</w:t>
-      </w:r>
-      <w:r>
-        <w:rPr>
-          <w:rFonts w:ascii="Helvetica" w:hAnsi="Helvetica"/>
-          <w:color w:val="111111"/>
-          <w:sz w:val="22"/>
-          <w:szCs w:val="22"/>
-          <w:lang w:val="en-US"/>
-        </w:rPr>
-        <w:t>a (2018</w:t>
-      </w:r>
-      <w:r>
-        <w:rPr>
-          <w:rFonts w:ascii="Helvetica" w:hAnsi="Helvetica"/>
-          <w:color w:val="111111"/>
-          <w:sz w:val="22"/>
-          <w:szCs w:val="22"/>
-          <w:lang w:val="en-US"/>
+          <w:lang w:val="en-GB"/>
+        </w:rPr>
+      </w:pPr>
+      <w:r>
+        <w:rPr>
+          <w:rFonts w:ascii="Helvetica" w:hAnsi="Helvetica"/>
+          <w:color w:val="111111"/>
+          <w:sz w:val="22"/>
+          <w:szCs w:val="22"/>
+          <w:lang w:val="en-GB"/>
+        </w:rPr>
+        <w:t>University of Hertfordshire (</w:t>
+      </w:r>
+      <w:r>
+        <w:rPr>
+          <w:rFonts w:ascii="Helvetica" w:hAnsi="Helvetica"/>
+          <w:color w:val="111111"/>
+          <w:sz w:val="22"/>
+          <w:szCs w:val="22"/>
+          <w:lang w:val="en-GB"/>
+        </w:rPr>
+        <w:t>Dec 2023 – Mar 2024)</w:t>
+      </w:r>
+    </w:p>
+    <w:p>
+      <w:pPr>
+        <w:pStyle w:val="Default"/>
+        <w:numPr>
+          <w:ilvl w:val="0"/>
+          <w:numId w:val="24"/>
+        </w:numPr>
+        <w:spacing w:before="0" w:line="240" w:lineRule="auto"/>
+        <w:rPr>
+          <w:rFonts w:ascii="Helvetica" w:hAnsi="Helvetica"/>
+          <w:color w:val="111111"/>
+          <w:sz w:val="22"/>
+          <w:szCs w:val="22"/>
+          <w:lang w:val="en-GB"/>
+        </w:rPr>
+      </w:pPr>
+      <w:r>
+        <w:rPr>
+          <w:rFonts w:ascii="Helvetica" w:hAnsi="Helvetica"/>
+          <w:color w:val="111111"/>
+          <w:sz w:val="22"/>
+          <w:szCs w:val="22"/>
+          <w:lang w:val="en-GB"/>
+        </w:rPr>
+        <w:t>Implemented a YOLOv8-based cone-detection system for the</w:t>
+      </w:r>
+      <w:r>
+        <w:rPr>
+          <w:rFonts w:ascii="Helvetica" w:hAnsi="Helvetica"/>
+          <w:color w:val="111111"/>
+          <w:sz w:val="22"/>
+          <w:szCs w:val="22"/>
+          <w:lang w:val="en-GB"/>
+        </w:rPr>
+        <w:t xml:space="preserve"> vision</w:t>
+      </w:r>
+      <w:r>
+        <w:rPr>
+          <w:rFonts w:ascii="Helvetica" w:hAnsi="Helvetica"/>
+          <w:color w:val="111111"/>
+          <w:sz w:val="22"/>
+          <w:szCs w:val="22"/>
+          <w:lang w:val="en-GB"/>
+        </w:rPr>
+        <w:t xml:space="preserve"> sector of</w:t>
+      </w:r>
+      <w:r>
+        <w:rPr>
+          <w:rFonts w:ascii="Helvetica" w:hAnsi="Helvetica"/>
+          <w:color w:val="111111"/>
+          <w:sz w:val="22"/>
+          <w:szCs w:val="22"/>
+          <w:lang w:val="en-GB"/>
+        </w:rPr>
+        <w:t xml:space="preserve"> Formula Student </w:t>
+      </w:r>
+      <w:r>
+        <w:rPr>
+          <w:rFonts w:ascii="Helvetica" w:hAnsi="Helvetica"/>
+          <w:color w:val="111111"/>
+          <w:sz w:val="22"/>
+          <w:szCs w:val="22"/>
+          <w:lang w:val="en-GB"/>
+        </w:rPr>
+        <w:t>Racing</w:t>
+      </w:r>
+      <w:r>
+        <w:rPr>
+          <w:rFonts w:ascii="Helvetica" w:hAnsi="Helvetica"/>
+          <w:color w:val="111111"/>
+          <w:sz w:val="22"/>
+          <w:szCs w:val="22"/>
+          <w:lang w:val="en-GB"/>
+        </w:rPr>
+        <w:t>.</w:t>
+      </w:r>
+    </w:p>
+    <w:p>
+      <w:pPr>
+        <w:pStyle w:val="Default"/>
+        <w:numPr>
+          <w:ilvl w:val="0"/>
+          <w:numId w:val="24"/>
+        </w:numPr>
+        <w:spacing w:before="0" w:line="240" w:lineRule="auto"/>
+        <w:rPr>
+          <w:rFonts w:ascii="Helvetica" w:hAnsi="Helvetica"/>
+          <w:color w:val="111111"/>
+          <w:sz w:val="22"/>
+          <w:szCs w:val="22"/>
+          <w:lang w:val="en-GB"/>
+        </w:rPr>
+      </w:pPr>
+      <w:r>
+        <w:rPr>
+          <w:rFonts w:ascii="Helvetica" w:hAnsi="Helvetica"/>
+          <w:color w:val="111111"/>
+          <w:sz w:val="22"/>
+          <w:szCs w:val="22"/>
+          <w:lang w:val="en-GB"/>
+        </w:rPr>
+        <w:t>Fine-tuned</w:t>
+      </w:r>
+      <w:r>
+        <w:rPr>
+          <w:rFonts w:ascii="Helvetica" w:hAnsi="Helvetica"/>
+          <w:color w:val="111111"/>
+          <w:sz w:val="22"/>
+          <w:szCs w:val="22"/>
+          <w:lang w:val="en-GB"/>
+        </w:rPr>
+        <w:t xml:space="preserve"> YOLO</w:t>
+      </w:r>
+      <w:r>
+        <w:rPr>
+          <w:rFonts w:ascii="Helvetica" w:hAnsi="Helvetica"/>
+          <w:color w:val="111111"/>
+          <w:sz w:val="22"/>
+          <w:szCs w:val="22"/>
+          <w:lang w:val="en-GB"/>
         </w:rPr>
         <w:t xml:space="preserve"> </w:t>
       </w:r>
@@ -720,19 +1678,253 @@
           <w:color w:val="111111"/>
           <w:sz w:val="22"/>
           <w:szCs w:val="22"/>
-          <w:lang w:val="pt-PT"/>
-        </w:rPr>
-        <w:t xml:space="preserve">– </w:t>
-      </w:r>
-      <w:r>
-        <w:rPr>
-          <w:rFonts w:ascii="Helvetica" w:hAnsi="Helvetica"/>
-          <w:color w:val="111111"/>
-          <w:sz w:val="22"/>
-          <w:szCs w:val="22"/>
-          <w:lang w:val="en-US"/>
-        </w:rPr>
-        <w:t>2021)</w:t>
+          <w:lang w:val="en-GB"/>
+        </w:rPr>
+        <w:t xml:space="preserve">model </w:t>
+      </w:r>
+      <w:r>
+        <w:rPr>
+          <w:rFonts w:ascii="Helvetica" w:hAnsi="Helvetica"/>
+          <w:color w:val="111111"/>
+          <w:sz w:val="22"/>
+          <w:szCs w:val="22"/>
+          <w:lang w:val="en-GB"/>
+        </w:rPr>
+        <w:t xml:space="preserve">with 3000 samples </w:t>
+      </w:r>
+      <w:r>
+        <w:rPr>
+          <w:rFonts w:ascii="Helvetica" w:hAnsi="Helvetica"/>
+          <w:color w:val="111111"/>
+          <w:sz w:val="22"/>
+          <w:szCs w:val="22"/>
+          <w:lang w:val="en-GB"/>
+        </w:rPr>
+        <w:t xml:space="preserve">and </w:t>
+      </w:r>
+      <w:r>
+        <w:rPr>
+          <w:rFonts w:ascii="Helvetica" w:hAnsi="Helvetica"/>
+          <w:color w:val="111111"/>
+          <w:sz w:val="22"/>
+          <w:szCs w:val="22"/>
+          <w:lang w:val="en-GB"/>
+        </w:rPr>
+        <w:t>achieved</w:t>
+      </w:r>
+      <w:r>
+        <w:rPr>
+          <w:rFonts w:ascii="Helvetica" w:hAnsi="Helvetica"/>
+          <w:color w:val="111111"/>
+          <w:sz w:val="22"/>
+          <w:szCs w:val="22"/>
+          <w:lang w:val="en-GB"/>
+        </w:rPr>
+        <w:t xml:space="preserve"> above 9</w:t>
+      </w:r>
+      <w:r>
+        <w:rPr>
+          <w:rFonts w:ascii="Helvetica" w:hAnsi="Helvetica"/>
+          <w:color w:val="111111"/>
+          <w:sz w:val="22"/>
+          <w:szCs w:val="22"/>
+          <w:lang w:val="en-GB"/>
+        </w:rPr>
+        <w:t>6</w:t>
+      </w:r>
+      <w:r>
+        <w:rPr>
+          <w:rFonts w:ascii="Helvetica" w:hAnsi="Helvetica"/>
+          <w:color w:val="111111"/>
+          <w:sz w:val="22"/>
+          <w:szCs w:val="22"/>
+          <w:lang w:val="en-GB"/>
+        </w:rPr>
+        <w:t>% accuracy</w:t>
+      </w:r>
+      <w:r>
+        <w:rPr>
+          <w:rFonts w:ascii="Helvetica" w:hAnsi="Helvetica"/>
+          <w:color w:val="111111"/>
+          <w:sz w:val="22"/>
+          <w:szCs w:val="22"/>
+          <w:lang w:val="en-GB"/>
+        </w:rPr>
+        <w:t xml:space="preserve"> on the Jetson Orin GPU</w:t>
+      </w:r>
+      <w:r>
+        <w:rPr>
+          <w:rFonts w:ascii="Helvetica" w:hAnsi="Helvetica"/>
+          <w:color w:val="111111"/>
+          <w:sz w:val="22"/>
+          <w:szCs w:val="22"/>
+          <w:lang w:val="en-GB"/>
+        </w:rPr>
+        <w:t xml:space="preserve">. </w:t>
+      </w:r>
+    </w:p>
+    <w:p>
+      <w:pPr>
+        <w:pStyle w:val="Default"/>
+        <w:numPr>
+          <w:ilvl w:val="0"/>
+          <w:numId w:val="24"/>
+        </w:numPr>
+        <w:spacing w:before="0" w:line="240" w:lineRule="auto"/>
+        <w:rPr>
+          <w:rFonts w:ascii="Helvetica" w:hAnsi="Helvetica"/>
+          <w:color w:val="111111"/>
+          <w:sz w:val="22"/>
+          <w:szCs w:val="22"/>
+          <w:lang w:val="en-GB"/>
+        </w:rPr>
+      </w:pPr>
+      <w:r>
+        <w:rPr>
+          <w:rFonts w:ascii="Helvetica" w:hAnsi="Helvetica"/>
+          <w:color w:val="111111"/>
+          <w:sz w:val="22"/>
+          <w:szCs w:val="22"/>
+          <w:lang w:val="en-GB"/>
+        </w:rPr>
+        <w:t>Tweaked hyper-parameters and TensorRT FT16 quantisation to</w:t>
+      </w:r>
+      <w:r>
+        <w:rPr>
+          <w:rFonts w:ascii="Helvetica" w:hAnsi="Helvetica"/>
+          <w:color w:val="111111"/>
+          <w:sz w:val="22"/>
+          <w:szCs w:val="22"/>
+          <w:lang w:val="en-GB"/>
+        </w:rPr>
+        <w:t xml:space="preserve"> </w:t>
+      </w:r>
+      <w:r>
+        <w:rPr>
+          <w:rFonts w:ascii="Helvetica" w:hAnsi="Helvetica"/>
+          <w:color w:val="111111"/>
+          <w:sz w:val="22"/>
+          <w:szCs w:val="22"/>
+          <w:lang w:val="en-GB"/>
+        </w:rPr>
+        <w:t>improve efficiency and</w:t>
+      </w:r>
+      <w:r>
+        <w:rPr>
+          <w:rFonts w:ascii="Helvetica" w:hAnsi="Helvetica"/>
+          <w:color w:val="111111"/>
+          <w:sz w:val="22"/>
+          <w:szCs w:val="22"/>
+          <w:lang w:val="en-GB"/>
+        </w:rPr>
+        <w:t xml:space="preserve"> reduce latency from 28 ms to 17 m</w:t>
+      </w:r>
+      <w:r>
+        <w:rPr>
+          <w:rFonts w:ascii="Helvetica" w:hAnsi="Helvetica"/>
+          <w:color w:val="111111"/>
+          <w:sz w:val="22"/>
+          <w:szCs w:val="22"/>
+          <w:lang w:val="en-GB"/>
+        </w:rPr>
+        <w:t>s</w:t>
+      </w:r>
+      <w:r>
+        <w:rPr>
+          <w:rFonts w:ascii="Helvetica" w:hAnsi="Helvetica"/>
+          <w:color w:val="111111"/>
+          <w:sz w:val="22"/>
+          <w:szCs w:val="22"/>
+          <w:lang w:val="en-GB"/>
+        </w:rPr>
+        <w:t>.</w:t>
+      </w:r>
+    </w:p>
+    <w:p>
+      <w:pPr>
+        <w:pStyle w:val="Default"/>
+        <w:numPr>
+          <w:ilvl w:val="0"/>
+          <w:numId w:val="24"/>
+        </w:numPr>
+        <w:spacing w:before="0" w:line="240" w:lineRule="auto"/>
+        <w:rPr>
+          <w:rFonts w:ascii="Helvetica" w:hAnsi="Helvetica"/>
+          <w:color w:val="111111"/>
+          <w:sz w:val="22"/>
+          <w:szCs w:val="22"/>
+          <w:lang w:val="en-GB"/>
+        </w:rPr>
+      </w:pPr>
+      <w:r>
+        <w:rPr>
+          <w:rFonts w:ascii="Helvetica" w:hAnsi="Helvetica"/>
+          <w:color w:val="111111"/>
+          <w:sz w:val="22"/>
+          <w:szCs w:val="22"/>
+          <w:lang w:val="en-GB"/>
+        </w:rPr>
+        <w:t>Collaborated with</w:t>
+      </w:r>
+      <w:r>
+        <w:rPr>
+          <w:rFonts w:ascii="Helvetica" w:hAnsi="Helvetica"/>
+          <w:color w:val="111111"/>
+          <w:sz w:val="22"/>
+          <w:szCs w:val="22"/>
+          <w:lang w:val="en-GB"/>
+        </w:rPr>
+        <w:t xml:space="preserve"> </w:t>
+      </w:r>
+      <w:r>
+        <w:rPr>
+          <w:rFonts w:ascii="Helvetica" w:hAnsi="Helvetica"/>
+          <w:color w:val="111111"/>
+          <w:sz w:val="22"/>
+          <w:szCs w:val="22"/>
+          <w:lang w:val="en-GB"/>
+        </w:rPr>
+        <w:t xml:space="preserve">team members </w:t>
+      </w:r>
+      <w:r>
+        <w:rPr>
+          <w:rFonts w:ascii="Helvetica" w:hAnsi="Helvetica"/>
+          <w:color w:val="111111"/>
+          <w:sz w:val="22"/>
+          <w:szCs w:val="22"/>
+          <w:lang w:val="en-GB"/>
+        </w:rPr>
+        <w:t xml:space="preserve">in planning </w:t>
+      </w:r>
+      <w:r>
+        <w:rPr>
+          <w:rFonts w:ascii="Helvetica" w:hAnsi="Helvetica"/>
+          <w:color w:val="111111"/>
+          <w:sz w:val="22"/>
+          <w:szCs w:val="22"/>
+          <w:lang w:val="en-GB"/>
+        </w:rPr>
+        <w:t xml:space="preserve">setting timelines </w:t>
+      </w:r>
+      <w:r>
+        <w:rPr>
+          <w:rFonts w:ascii="Helvetica" w:hAnsi="Helvetica"/>
+          <w:color w:val="111111"/>
+          <w:sz w:val="22"/>
+          <w:szCs w:val="22"/>
+          <w:lang w:val="en-GB"/>
+        </w:rPr>
+        <w:t>and version control</w:t>
+      </w:r>
+      <w:r>
+        <w:rPr>
+          <w:rFonts w:ascii="Helvetica" w:hAnsi="Helvetica"/>
+          <w:color w:val="111111"/>
+          <w:sz w:val="22"/>
+          <w:szCs w:val="22"/>
+          <w:lang w:val="en-GB"/>
+        </w:rPr>
+        <w:t>.</w:t>
       </w:r>
     </w:p>
     <w:p>
@@ -741,146 +1933,67 @@
         <w:spacing w:before="0" w:line="240" w:lineRule="auto"/>
         <w:rPr>
           <w:rFonts w:ascii="Helvetica" w:hAnsi="Helvetica"/>
-          <w:color w:val="111111"/>
-          <w:sz w:val="22"/>
-          <w:szCs w:val="22"/>
-          <w:lang w:val="en-US"/>
-        </w:rPr>
-      </w:pPr>
-      <w:r>
-        <w:rPr>
-          <w:rFonts w:ascii="Helvetica" w:hAnsi="Helvetica"/>
-          <w:color w:val="111111"/>
-          <w:sz w:val="22"/>
-          <w:szCs w:val="22"/>
-          <w:lang w:val="en-US"/>
-        </w:rPr>
-        <w:t xml:space="preserve">Majors in Math and Computer Science </w:t>
-      </w:r>
-      <w:r>
-        <w:rPr>
-          <w:rFonts w:ascii="Helvetica" w:hAnsi="Helvetica"/>
-          <w:color w:val="111111"/>
-          <w:sz w:val="22"/>
-          <w:szCs w:val="22"/>
-          <w:lang w:val="en-US"/>
-        </w:rPr>
-        <w:t>(A Levels equivalent)</w:t>
-      </w:r>
+          <w:b/>
+          <w:bCs/>
+          <w:color w:val="111111"/>
+          <w:sz w:val="22"/>
+          <w:szCs w:val="22"/>
+          <w:lang w:val="en-GB"/>
+        </w:rPr>
+      </w:pPr>
     </w:p>
     <w:p>
       <w:pPr>
         <w:pStyle w:val="Default"/>
         <w:spacing w:before="0" w:line="240" w:lineRule="auto"/>
         <w:rPr>
-          <w:rFonts w:ascii="Helvetica" w:eastAsia="Helvetica" w:hAnsi="Helvetica" w:cs="Helvetica"/>
-          <w:color w:val="808080"/>
-          <w:sz w:val="22"/>
-          <w:szCs w:val="22"/>
-        </w:rPr>
-      </w:pPr>
+          <w:rFonts w:ascii="Helvetica" w:hAnsi="Helvetica"/>
+          <w:color w:val="111111"/>
+          <w:sz w:val="22"/>
+          <w:szCs w:val="22"/>
+          <w:lang w:val="en-GB"/>
+        </w:rPr>
+      </w:pPr>
+      <w:r>
+        <w:rPr>
+          <w:rFonts w:ascii="Helvetica" w:hAnsi="Helvetica"/>
+          <w:color w:val="111111"/>
+          <w:sz w:val="22"/>
+          <w:szCs w:val="22"/>
+          <w:lang w:val="en-GB"/>
+        </w:rPr>
+        <w:t>Crew Member</w:t>
+      </w:r>
     </w:p>
     <w:p>
       <w:pPr>
         <w:pStyle w:val="Default"/>
         <w:spacing w:before="0" w:line="240" w:lineRule="auto"/>
         <w:rPr>
+          <w:rFonts w:ascii="Helvetica" w:hAnsi="Helvetica"/>
+          <w:color w:val="111111"/>
+          <w:sz w:val="22"/>
+          <w:szCs w:val="22"/>
+          <w:lang w:val="en-GB"/>
+        </w:rPr>
+      </w:pPr>
+      <w:r>
+        <w:rPr>
+          <w:rFonts w:ascii="Helvetica" w:hAnsi="Helvetica"/>
+          <w:color w:val="111111"/>
+          <w:sz w:val="22"/>
+          <w:szCs w:val="22"/>
+          <w:lang w:val="en-GB"/>
+        </w:rPr>
+        <w:t>Burger King</w:t>
+      </w:r>
+      <w:r>
+        <w:rPr>
           <w:rFonts w:ascii="Helvetica" w:eastAsia="Helvetica" w:hAnsi="Helvetica" w:cs="Helvetica"/>
-          <w:b/>
-          <w:bCs/>
-          <w:color w:val="111111"/>
-          <w:sz w:val="22"/>
-          <w:szCs w:val="22"/>
-        </w:rPr>
-      </w:pPr>
-      <w:r>
-        <w:rPr>
-          <w:rFonts w:ascii="Helvetica" w:hAnsi="Helvetica"/>
-          <w:b/>
-          <w:bCs/>
-          <w:color w:val="111111"/>
-          <w:sz w:val="22"/>
-          <w:szCs w:val="22"/>
-          <w:lang w:val="de-DE"/>
-        </w:rPr>
-        <w:t>WORK EXPERIENCE</w:t>
-      </w:r>
-      <w:r>
-        <w:rPr>
-          <w:rFonts w:ascii="Helvetica" w:hAnsi="Helvetica"/>
-          <w:b/>
-          <w:bCs/>
-          <w:color w:val="111111"/>
-          <w:sz w:val="22"/>
-          <w:szCs w:val="22"/>
-          <w:lang w:val="en-US"/>
-        </w:rPr>
-        <w:t>:</w:t>
-      </w:r>
-    </w:p>
-    <w:p>
-      <w:pPr>
-        <w:pStyle w:val="Default"/>
-        <w:spacing w:before="0" w:line="240" w:lineRule="auto"/>
-        <w:rPr>
-          <w:rFonts w:ascii="Helvetica" w:hAnsi="Helvetica"/>
-          <w:color w:val="111111"/>
-          <w:sz w:val="22"/>
-          <w:szCs w:val="22"/>
-          <w:lang w:val="pt-PT"/>
-        </w:rPr>
-      </w:pPr>
-    </w:p>
-    <w:p>
-      <w:pPr>
-        <w:pStyle w:val="Default"/>
-        <w:spacing w:before="0" w:line="240" w:lineRule="auto"/>
-        <w:rPr>
-          <w:rFonts w:ascii="Helvetica" w:hAnsi="Helvetica"/>
-          <w:color w:val="111111"/>
-          <w:sz w:val="22"/>
-          <w:szCs w:val="22"/>
-          <w:lang w:val="pt-PT"/>
-        </w:rPr>
-      </w:pPr>
-      <w:r>
-        <w:rPr>
-          <w:rFonts w:ascii="Helvetica" w:hAnsi="Helvetica"/>
-          <w:color w:val="111111"/>
-          <w:sz w:val="22"/>
-          <w:szCs w:val="22"/>
-          <w:lang w:val="pt-PT"/>
-        </w:rPr>
-        <w:t>Crew Member</w:t>
-      </w:r>
-    </w:p>
-    <w:p>
-      <w:pPr>
-        <w:pStyle w:val="Default"/>
-        <w:spacing w:before="0" w:line="240" w:lineRule="auto"/>
-        <w:rPr>
-          <w:rFonts w:ascii="Helvetica" w:hAnsi="Helvetica"/>
-          <w:color w:val="111111"/>
-          <w:sz w:val="22"/>
-          <w:szCs w:val="22"/>
-          <w:lang w:val="it-IT"/>
-        </w:rPr>
-      </w:pPr>
-      <w:r>
-        <w:rPr>
-          <w:rFonts w:ascii="Helvetica" w:hAnsi="Helvetica"/>
-          <w:color w:val="111111"/>
-          <w:sz w:val="22"/>
-          <w:szCs w:val="22"/>
-        </w:rPr>
-        <w:t>Burger King</w:t>
-      </w:r>
-      <w:r>
-        <w:rPr>
-          <w:rFonts w:ascii="Helvetica" w:eastAsia="Helvetica" w:hAnsi="Helvetica" w:cs="Helvetica"/>
-          <w:color w:val="111111"/>
-          <w:sz w:val="22"/>
-          <w:szCs w:val="22"/>
+          <w:color w:val="111111"/>
+          <w:sz w:val="22"/>
+          <w:szCs w:val="22"/>
+          <w:lang w:val="en-GB"/>
         </w:rPr>
         <w:t xml:space="preserve"> </w:t>
       </w:r>
@@ -890,69 +2003,10 @@
           <w:color w:val="111111"/>
           <w:sz w:val="22"/>
           <w:szCs w:val="22"/>
-        </w:rPr>
-        <w:t>(</w:t>
-      </w:r>
-      <w:r>
-        <w:rPr>
-          <w:rFonts w:ascii="Helvetica" w:hAnsi="Helvetica"/>
-          <w:color w:val="111111"/>
-          <w:sz w:val="22"/>
-          <w:szCs w:val="22"/>
-        </w:rPr>
-        <w:t xml:space="preserve">Jan </w:t>
-      </w:r>
-      <w:r>
-        <w:rPr>
-          <w:rFonts w:ascii="Helvetica" w:hAnsi="Helvetica"/>
-          <w:color w:val="111111"/>
-          <w:sz w:val="22"/>
-          <w:szCs w:val="22"/>
-        </w:rPr>
-        <w:t>2023</w:t>
-      </w:r>
-      <w:r>
-        <w:rPr>
-          <w:rFonts w:ascii="Helvetica" w:hAnsi="Helvetica"/>
-          <w:color w:val="111111"/>
-          <w:sz w:val="22"/>
-          <w:szCs w:val="22"/>
-        </w:rPr>
-        <w:t xml:space="preserve"> – </w:t>
-      </w:r>
-      <w:r>
-        <w:rPr>
-          <w:rFonts w:ascii="Helvetica" w:hAnsi="Helvetica"/>
-          <w:color w:val="111111"/>
-          <w:sz w:val="22"/>
-          <w:szCs w:val="22"/>
-          <w:lang w:val="it-IT"/>
-        </w:rPr>
-        <w:t>Present</w:t>
-      </w:r>
-      <w:r>
-        <w:rPr>
-          <w:rFonts w:ascii="Helvetica" w:hAnsi="Helvetica"/>
-          <w:color w:val="111111"/>
-          <w:sz w:val="22"/>
-          <w:szCs w:val="22"/>
-          <w:lang w:val="it-IT"/>
-        </w:rPr>
-        <w:t>)</w:t>
-      </w:r>
-    </w:p>
-    <w:p>
-      <w:pPr>
-        <w:pStyle w:val="Default"/>
-        <w:spacing w:before="0" w:line="240" w:lineRule="auto"/>
-        <w:rPr>
-          <w:rFonts w:ascii="Helvetica" w:hAnsi="Helvetica"/>
-          <w:color w:val="111111"/>
-          <w:sz w:val="22"/>
-          <w:szCs w:val="22"/>
-          <w:lang w:val="it-IT"/>
-        </w:rPr>
-      </w:pPr>
+          <w:lang w:val="en-GB"/>
+        </w:rPr>
+        <w:t>(Jan 2023 – Present)</w:t>
+      </w:r>
     </w:p>
     <w:p>
       <w:pPr>
@@ -967,7 +2021,7 @@
           <w:color w:val="111111"/>
           <w:sz w:val="22"/>
           <w:szCs w:val="22"/>
-          <w:lang w:val="en-US"/>
+          <w:lang w:val="en-GB"/>
         </w:rPr>
       </w:pPr>
       <w:r>
@@ -976,7 +2030,7 @@
           <w:color w:val="111111"/>
           <w:sz w:val="22"/>
           <w:szCs w:val="22"/>
-          <w:lang w:val="en-US"/>
+          <w:lang w:val="en-GB"/>
         </w:rPr>
         <w:t>Delivered excellent customer service by professionally handling orders and addressing customer inquiries.</w:t>
       </w:r>
@@ -994,7 +2048,7 @@
           <w:color w:val="111111"/>
           <w:sz w:val="22"/>
           <w:szCs w:val="22"/>
-          <w:lang w:val="en-US"/>
+          <w:lang w:val="en-GB"/>
         </w:rPr>
       </w:pPr>
       <w:r>
@@ -1003,7 +2057,7 @@
           <w:color w:val="111111"/>
           <w:sz w:val="22"/>
           <w:szCs w:val="22"/>
-          <w:lang w:val="en-US"/>
+          <w:lang w:val="en-GB"/>
         </w:rPr>
         <w:t xml:space="preserve">Collaborated with team members to ensure smooth operations during high-demand periods, fostering a supportive and efficient work environment. </w:t>
       </w:r>
@@ -1021,7 +2075,7 @@
           <w:color w:val="111111"/>
           <w:sz w:val="22"/>
           <w:szCs w:val="22"/>
-          <w:lang w:val="en-US"/>
+          <w:lang w:val="en-GB"/>
         </w:rPr>
       </w:pPr>
       <w:r>
@@ -1030,7 +2084,7 @@
           <w:color w:val="111111"/>
           <w:sz w:val="22"/>
           <w:szCs w:val="22"/>
-          <w:lang w:val="en-US"/>
+          <w:lang w:val="en-GB"/>
         </w:rPr>
         <w:t>Took responsibility for various kitchen operations, including food preparation, Inventory Management, and upholding hygiene standards.</w:t>
       </w:r>
@@ -1044,7 +2098,7 @@
           <w:color w:val="111111"/>
           <w:sz w:val="22"/>
           <w:szCs w:val="22"/>
-          <w:lang w:val="en-US"/>
+          <w:lang w:val="en-GB"/>
         </w:rPr>
       </w:pPr>
     </w:p>
@@ -1057,7 +2111,7 @@
           <w:color w:val="111111"/>
           <w:sz w:val="22"/>
           <w:szCs w:val="22"/>
-          <w:lang w:val="en-US"/>
+          <w:lang w:val="en-GB"/>
         </w:rPr>
       </w:pPr>
       <w:r>
@@ -1066,7 +2120,7 @@
           <w:color w:val="111111"/>
           <w:sz w:val="22"/>
           <w:szCs w:val="22"/>
-          <w:lang w:val="en-US"/>
+          <w:lang w:val="en-GB"/>
         </w:rPr>
         <w:t>Warehouse Operator</w:t>
       </w:r>
@@ -1080,7 +2134,7 @@
           <w:color w:val="111111"/>
           <w:sz w:val="22"/>
           <w:szCs w:val="22"/>
-          <w:lang w:val="en-US"/>
+          <w:lang w:val="en-GB"/>
         </w:rPr>
       </w:pPr>
       <w:r>
@@ -1089,23 +2143,10 @@
           <w:color w:val="111111"/>
           <w:sz w:val="22"/>
           <w:szCs w:val="22"/>
-          <w:lang w:val="en-US"/>
+          <w:lang w:val="en-GB"/>
         </w:rPr>
         <w:t xml:space="preserve">Yodel (Nov 2022 – Dec 2022) </w:t>
       </w:r>
-    </w:p>
-    <w:p>
-      <w:pPr>
-        <w:pStyle w:val="Default"/>
-        <w:spacing w:before="0"/>
-        <w:rPr>
-          <w:rFonts w:ascii="Helvetica" w:eastAsia="Helvetica" w:hAnsi="Helvetica" w:cs="Helvetica"/>
-          <w:color w:val="111111"/>
-          <w:sz w:val="22"/>
-          <w:szCs w:val="22"/>
-          <w:lang w:val="en-US"/>
-        </w:rPr>
-      </w:pPr>
     </w:p>
     <w:p>
       <w:pPr>
@@ -1120,7 +2161,7 @@
           <w:color w:val="111111"/>
           <w:sz w:val="22"/>
           <w:szCs w:val="22"/>
-          <w:lang w:val="en-US"/>
+          <w:lang w:val="en-GB"/>
         </w:rPr>
       </w:pPr>
       <w:r>
@@ -1129,7 +2170,7 @@
           <w:color w:val="111111"/>
           <w:sz w:val="22"/>
           <w:szCs w:val="22"/>
-          <w:lang w:val="en-US"/>
+          <w:lang w:val="en-GB"/>
         </w:rPr>
         <w:t>Collaborated effectively with colleagues to keep a seamless workflow and achieve daily operational goals in a dynamic setting.</w:t>
       </w:r>
@@ -1147,7 +2188,7 @@
           <w:color w:val="111111"/>
           <w:sz w:val="22"/>
           <w:szCs w:val="22"/>
-          <w:lang w:val="en-US"/>
+          <w:lang w:val="en-GB"/>
         </w:rPr>
       </w:pPr>
       <w:r>
@@ -1156,551 +2197,15 @@
           <w:color w:val="111111"/>
           <w:sz w:val="22"/>
           <w:szCs w:val="22"/>
-          <w:lang w:val="en-US"/>
-        </w:rPr>
-        <w:t>Ensured exact and prompt parcel sorting and distribution, contributing to smooth workflow</w:t>
-      </w:r>
-      <w:r>
-        <w:rPr>
-          <w:rFonts w:ascii="Helvetica" w:eastAsia="Helvetica" w:hAnsi="Helvetica" w:cs="Helvetica"/>
-          <w:color w:val="111111"/>
-          <w:sz w:val="22"/>
-          <w:szCs w:val="22"/>
-          <w:lang w:val="en-US"/>
-        </w:rPr>
-        <w:t>.</w:t>
-      </w:r>
-    </w:p>
-    <w:p>
-      <w:pPr>
-        <w:pStyle w:val="Default"/>
-        <w:spacing w:before="0" w:line="240" w:lineRule="auto"/>
-        <w:rPr>
-          <w:rFonts w:ascii="Helvetica" w:hAnsi="Helvetica"/>
-          <w:b/>
-          <w:bCs/>
-          <w:color w:val="111111"/>
-          <w:sz w:val="22"/>
-          <w:szCs w:val="22"/>
-          <w:lang w:val="da-DK"/>
-        </w:rPr>
-      </w:pPr>
-    </w:p>
-    <w:p>
-      <w:pPr>
-        <w:pStyle w:val="Default"/>
-        <w:spacing w:before="0" w:line="240" w:lineRule="auto"/>
-        <w:rPr>
-          <w:rFonts w:ascii="Helvetica" w:hAnsi="Helvetica"/>
-          <w:b/>
-          <w:bCs/>
-          <w:color w:val="111111"/>
-          <w:sz w:val="22"/>
-          <w:szCs w:val="22"/>
-          <w:lang w:val="en-US"/>
-        </w:rPr>
-      </w:pPr>
-      <w:r>
-        <w:rPr>
-          <w:rFonts w:ascii="Helvetica" w:hAnsi="Helvetica"/>
-          <w:b/>
-          <w:bCs/>
-          <w:color w:val="111111"/>
-          <w:sz w:val="22"/>
-          <w:szCs w:val="22"/>
-          <w:lang w:val="da-DK"/>
-        </w:rPr>
-        <w:t>SKILLS</w:t>
-      </w:r>
-      <w:r>
-        <w:rPr>
-          <w:rFonts w:ascii="Helvetica" w:hAnsi="Helvetica"/>
-          <w:b/>
-          <w:bCs/>
-          <w:color w:val="111111"/>
-          <w:sz w:val="22"/>
-          <w:szCs w:val="22"/>
-          <w:lang w:val="en-US"/>
-        </w:rPr>
-        <w:t>:</w:t>
-      </w:r>
-    </w:p>
-    <w:p>
-      <w:pPr>
-        <w:pStyle w:val="Default"/>
-        <w:numPr>
-          <w:ilvl w:val="0"/>
-          <w:numId w:val="2"/>
-        </w:numPr>
-        <w:spacing w:before="0" w:line="240" w:lineRule="auto"/>
-        <w:rPr>
-          <w:rFonts w:ascii="Helvetica" w:hAnsi="Helvetica"/>
-          <w:color w:val="111111"/>
-          <w:sz w:val="22"/>
-          <w:szCs w:val="22"/>
-          <w:lang w:val="en-US"/>
-        </w:rPr>
-      </w:pPr>
-      <w:r>
-        <w:rPr>
-          <w:rFonts w:ascii="Helvetica" w:hAnsi="Helvetica"/>
-          <w:b/>
-          <w:bCs/>
-          <w:color w:val="111111"/>
-          <w:sz w:val="22"/>
-          <w:szCs w:val="22"/>
-          <w:lang w:val="en-US"/>
-        </w:rPr>
-        <w:t>AI &amp; Machine Learning:</w:t>
-      </w:r>
-      <w:r>
-        <w:rPr>
-          <w:rFonts w:ascii="Helvetica" w:hAnsi="Helvetica"/>
-          <w:color w:val="111111"/>
-          <w:sz w:val="22"/>
-          <w:szCs w:val="22"/>
-          <w:lang w:val="en-US"/>
-        </w:rPr>
-        <w:t xml:space="preserve"> PyTorch,</w:t>
-      </w:r>
-      <w:r>
-        <w:rPr>
-          <w:rFonts w:ascii="Helvetica" w:hAnsi="Helvetica"/>
-          <w:color w:val="111111"/>
-          <w:sz w:val="22"/>
-          <w:szCs w:val="22"/>
-          <w:lang w:val="en-US"/>
-        </w:rPr>
-        <w:t xml:space="preserve"> CUDA</w:t>
-      </w:r>
-      <w:r>
-        <w:rPr>
-          <w:rFonts w:ascii="Helvetica" w:hAnsi="Helvetica"/>
-          <w:color w:val="111111"/>
-          <w:sz w:val="22"/>
-          <w:szCs w:val="22"/>
-          <w:lang w:val="en-US"/>
-        </w:rPr>
-        <w:t>,</w:t>
-      </w:r>
-      <w:r>
-        <w:rPr>
-          <w:rFonts w:ascii="Helvetica" w:hAnsi="Helvetica"/>
-          <w:color w:val="111111"/>
-          <w:sz w:val="22"/>
-          <w:szCs w:val="22"/>
-          <w:lang w:val="en-US"/>
-        </w:rPr>
-        <w:t xml:space="preserve"> TensorFlow, Hugging Face, OpenCV</w:t>
-      </w:r>
-      <w:r>
-        <w:rPr>
-          <w:rFonts w:ascii="Helvetica" w:hAnsi="Helvetica"/>
-          <w:color w:val="111111"/>
-          <w:sz w:val="22"/>
-          <w:szCs w:val="22"/>
-          <w:lang w:val="en-US"/>
-        </w:rPr>
-        <w:t>, NumPy</w:t>
-      </w:r>
-    </w:p>
-    <w:p>
-      <w:pPr>
-        <w:pStyle w:val="Default"/>
-        <w:numPr>
-          <w:ilvl w:val="0"/>
-          <w:numId w:val="2"/>
-        </w:numPr>
-        <w:spacing w:before="0" w:line="240" w:lineRule="auto"/>
-        <w:rPr>
-          <w:rFonts w:ascii="Helvetica" w:hAnsi="Helvetica"/>
-          <w:color w:val="111111"/>
-          <w:sz w:val="22"/>
-          <w:szCs w:val="22"/>
-          <w:lang w:val="en-US"/>
-        </w:rPr>
-      </w:pPr>
-      <w:r>
-        <w:rPr>
-          <w:rFonts w:ascii="Helvetica" w:hAnsi="Helvetica"/>
-          <w:b/>
-          <w:bCs/>
-          <w:color w:val="111111"/>
-          <w:sz w:val="22"/>
-          <w:szCs w:val="22"/>
-          <w:lang w:val="en-US"/>
-        </w:rPr>
-        <w:t>Front-End</w:t>
-      </w:r>
-      <w:r>
-        <w:rPr>
-          <w:rFonts w:ascii="Helvetica" w:hAnsi="Helvetica"/>
-          <w:color w:val="111111"/>
-          <w:sz w:val="22"/>
-          <w:szCs w:val="22"/>
-          <w:lang w:val="en-US"/>
-        </w:rPr>
-        <w:t>: React, JavaScript, Figma</w:t>
-      </w:r>
-    </w:p>
-    <w:p>
-      <w:pPr>
-        <w:pStyle w:val="Default"/>
-        <w:numPr>
-          <w:ilvl w:val="0"/>
-          <w:numId w:val="2"/>
-        </w:numPr>
-        <w:spacing w:before="0" w:line="240" w:lineRule="auto"/>
-        <w:rPr>
-          <w:rFonts w:ascii="Helvetica" w:hAnsi="Helvetica"/>
-          <w:color w:val="111111"/>
-          <w:sz w:val="22"/>
-          <w:szCs w:val="22"/>
-          <w:lang w:val="en-US"/>
-        </w:rPr>
-      </w:pPr>
-      <w:r>
-        <w:rPr>
-          <w:rFonts w:ascii="Helvetica" w:hAnsi="Helvetica"/>
-          <w:b/>
-          <w:bCs/>
-          <w:color w:val="111111"/>
-          <w:sz w:val="22"/>
-          <w:szCs w:val="22"/>
-          <w:lang w:val="en-US"/>
-        </w:rPr>
-        <w:t>Back-End</w:t>
-      </w:r>
-      <w:r>
-        <w:rPr>
-          <w:rFonts w:ascii="Helvetica" w:hAnsi="Helvetica"/>
-          <w:color w:val="111111"/>
-          <w:sz w:val="22"/>
-          <w:szCs w:val="22"/>
-          <w:lang w:val="en-US"/>
-        </w:rPr>
-        <w:t>: Python, Node.js</w:t>
-      </w:r>
-      <w:r>
-        <w:rPr>
-          <w:rFonts w:ascii="Helvetica" w:hAnsi="Helvetica"/>
-          <w:color w:val="111111"/>
-          <w:sz w:val="22"/>
-          <w:szCs w:val="22"/>
-          <w:lang w:val="en-US"/>
-        </w:rPr>
-        <w:t>, Docker</w:t>
-      </w:r>
-    </w:p>
-    <w:p>
-      <w:pPr>
-        <w:pStyle w:val="Default"/>
-        <w:numPr>
-          <w:ilvl w:val="0"/>
-          <w:numId w:val="2"/>
-        </w:numPr>
-        <w:spacing w:before="0" w:line="240" w:lineRule="auto"/>
-        <w:rPr>
-          <w:rFonts w:ascii="Helvetica" w:hAnsi="Helvetica"/>
-          <w:color w:val="111111"/>
-          <w:sz w:val="22"/>
-          <w:szCs w:val="22"/>
-          <w:lang w:val="en-US"/>
-        </w:rPr>
-      </w:pPr>
-      <w:r>
-        <w:rPr>
-          <w:rFonts w:ascii="Helvetica" w:hAnsi="Helvetica"/>
-          <w:b/>
-          <w:bCs/>
-          <w:color w:val="111111"/>
-          <w:sz w:val="22"/>
-          <w:szCs w:val="22"/>
-          <w:lang w:val="en-US"/>
-        </w:rPr>
-        <w:t>Databases</w:t>
-      </w:r>
-      <w:r>
-        <w:rPr>
-          <w:rFonts w:ascii="Helvetica" w:hAnsi="Helvetica"/>
-          <w:color w:val="111111"/>
-          <w:sz w:val="22"/>
-          <w:szCs w:val="22"/>
-          <w:lang w:val="en-US"/>
-        </w:rPr>
-        <w:t>: Oracle SQL, MongoDB</w:t>
-      </w:r>
-    </w:p>
-    <w:p>
-      <w:pPr>
-        <w:pStyle w:val="Default"/>
-        <w:numPr>
-          <w:ilvl w:val="0"/>
-          <w:numId w:val="2"/>
-        </w:numPr>
-        <w:spacing w:before="0" w:line="240" w:lineRule="auto"/>
-        <w:rPr>
-          <w:rFonts w:ascii="Helvetica" w:hAnsi="Helvetica"/>
-          <w:color w:val="111111"/>
-          <w:sz w:val="22"/>
-          <w:szCs w:val="22"/>
-          <w:lang w:val="en-US"/>
-        </w:rPr>
-      </w:pPr>
-      <w:r>
-        <w:rPr>
-          <w:rFonts w:ascii="Helvetica" w:hAnsi="Helvetica"/>
-          <w:b/>
-          <w:bCs/>
-          <w:color w:val="111111"/>
-          <w:sz w:val="22"/>
-          <w:szCs w:val="22"/>
-          <w:lang w:val="en-US"/>
-        </w:rPr>
-        <w:t>Cloud &amp; DevOps</w:t>
-      </w:r>
-      <w:r>
-        <w:rPr>
-          <w:rFonts w:ascii="Helvetica" w:hAnsi="Helvetica"/>
-          <w:color w:val="111111"/>
-          <w:sz w:val="22"/>
-          <w:szCs w:val="22"/>
-          <w:lang w:val="en-US"/>
-        </w:rPr>
-        <w:t>: AWS, Docker</w:t>
-      </w:r>
-    </w:p>
-    <w:p>
-      <w:pPr>
-        <w:pStyle w:val="Default"/>
-        <w:numPr>
-          <w:ilvl w:val="0"/>
-          <w:numId w:val="2"/>
-        </w:numPr>
-        <w:spacing w:before="0" w:line="240" w:lineRule="auto"/>
-        <w:rPr>
-          <w:rFonts w:ascii="Helvetica" w:hAnsi="Helvetica"/>
-          <w:color w:val="111111"/>
-          <w:sz w:val="22"/>
-          <w:szCs w:val="22"/>
-          <w:lang w:val="en-US"/>
-        </w:rPr>
-      </w:pPr>
-      <w:r>
-        <w:rPr>
-          <w:rFonts w:ascii="Helvetica" w:hAnsi="Helvetica"/>
-          <w:b/>
-          <w:bCs/>
-          <w:color w:val="111111"/>
-          <w:sz w:val="22"/>
-          <w:szCs w:val="22"/>
-          <w:lang w:val="en-US"/>
-        </w:rPr>
-        <w:lastRenderedPageBreak/>
-        <w:t>Version Control</w:t>
-      </w:r>
-      <w:r>
-        <w:rPr>
-          <w:rFonts w:ascii="Helvetica" w:hAnsi="Helvetica"/>
-          <w:color w:val="111111"/>
-          <w:sz w:val="22"/>
-          <w:szCs w:val="22"/>
-          <w:lang w:val="en-US"/>
-        </w:rPr>
-        <w:t>: Git, GitHub</w:t>
-      </w:r>
-      <w:r>
-        <w:rPr>
-          <w:rFonts w:ascii="Helvetica" w:hAnsi="Helvetica"/>
-          <w:color w:val="111111"/>
-          <w:sz w:val="22"/>
-          <w:szCs w:val="22"/>
-          <w:lang w:val="en-US"/>
-        </w:rPr>
-        <w:cr/>
-      </w:r>
-    </w:p>
-    <w:p>
-      <w:pPr>
-        <w:pStyle w:val="Default"/>
-        <w:spacing w:before="0" w:line="240" w:lineRule="auto"/>
-        <w:rPr>
-          <w:rFonts w:ascii="Helvetica" w:hAnsi="Helvetica"/>
-          <w:b/>
-          <w:bCs/>
-          <w:color w:val="111111"/>
-          <w:sz w:val="22"/>
-          <w:szCs w:val="22"/>
-          <w:lang w:val="en-US"/>
-        </w:rPr>
-      </w:pPr>
-      <w:r>
-        <w:rPr>
-          <w:rFonts w:ascii="Helvetica" w:hAnsi="Helvetica"/>
-          <w:b/>
-          <w:bCs/>
-          <w:color w:val="111111"/>
-          <w:sz w:val="22"/>
-          <w:szCs w:val="22"/>
-          <w:lang w:val="en-US"/>
-        </w:rPr>
-        <w:t>SOFT SKILLS</w:t>
-      </w:r>
-    </w:p>
-    <w:p>
-      <w:pPr>
-        <w:pStyle w:val="Default"/>
-        <w:spacing w:before="0" w:line="240" w:lineRule="auto"/>
-        <w:rPr>
-          <w:rFonts w:ascii="Helvetica" w:eastAsia="Helvetica" w:hAnsi="Helvetica" w:cs="Helvetica"/>
-          <w:color w:val="111111"/>
-          <w:sz w:val="22"/>
-          <w:szCs w:val="22"/>
-        </w:rPr>
-      </w:pPr>
-    </w:p>
-    <w:p>
-      <w:pPr>
-        <w:pStyle w:val="Default"/>
-        <w:numPr>
-          <w:ilvl w:val="0"/>
-          <w:numId w:val="2"/>
-        </w:numPr>
-        <w:spacing w:before="0" w:line="240" w:lineRule="auto"/>
-        <w:rPr>
-          <w:rFonts w:ascii="Helvetica" w:hAnsi="Helvetica"/>
-          <w:color w:val="111111"/>
-          <w:sz w:val="22"/>
-          <w:szCs w:val="22"/>
-          <w:lang w:val="en-US"/>
-        </w:rPr>
-      </w:pPr>
-      <w:r>
-        <w:rPr>
-          <w:rFonts w:ascii="Helvetica" w:hAnsi="Helvetica"/>
-          <w:color w:val="111111"/>
-          <w:sz w:val="22"/>
-          <w:szCs w:val="22"/>
-          <w:lang w:val="en-US"/>
-        </w:rPr>
-        <w:t>Strong analytical and problem-solving skills.</w:t>
-      </w:r>
-    </w:p>
-    <w:p>
-      <w:pPr>
-        <w:pStyle w:val="Default"/>
-        <w:numPr>
-          <w:ilvl w:val="0"/>
-          <w:numId w:val="2"/>
-        </w:numPr>
-        <w:spacing w:before="0" w:line="240" w:lineRule="auto"/>
-        <w:rPr>
-          <w:rFonts w:ascii="Helvetica" w:hAnsi="Helvetica"/>
-          <w:color w:val="111111"/>
-          <w:sz w:val="22"/>
-          <w:szCs w:val="22"/>
-          <w:lang w:val="en-US"/>
-        </w:rPr>
-      </w:pPr>
-      <w:r>
-        <w:rPr>
-          <w:rFonts w:ascii="Helvetica" w:hAnsi="Helvetica"/>
-          <w:color w:val="111111"/>
-          <w:sz w:val="22"/>
-          <w:szCs w:val="22"/>
-          <w:lang w:val="en-US"/>
-        </w:rPr>
-        <w:t>Excellent communication and teamwork abilities.</w:t>
-      </w:r>
-    </w:p>
-    <w:p>
-      <w:pPr>
-        <w:pStyle w:val="Default"/>
-        <w:numPr>
-          <w:ilvl w:val="0"/>
-          <w:numId w:val="2"/>
-        </w:numPr>
-        <w:spacing w:before="0" w:line="240" w:lineRule="auto"/>
-        <w:rPr>
-          <w:rFonts w:ascii="Helvetica" w:hAnsi="Helvetica"/>
-          <w:color w:val="111111"/>
-          <w:sz w:val="22"/>
-          <w:szCs w:val="22"/>
-          <w:lang w:val="en-US"/>
-        </w:rPr>
-      </w:pPr>
-      <w:r>
-        <w:rPr>
-          <w:rFonts w:ascii="Helvetica" w:hAnsi="Helvetica"/>
-          <w:color w:val="111111"/>
-          <w:sz w:val="22"/>
-          <w:szCs w:val="22"/>
-          <w:lang w:val="en-US"/>
-        </w:rPr>
-        <w:t>Self-motivated and proactive in enhancing network security knowledge.</w:t>
-      </w:r>
-    </w:p>
-    <w:p>
-      <w:pPr>
-        <w:pStyle w:val="Default"/>
-        <w:numPr>
-          <w:ilvl w:val="0"/>
-          <w:numId w:val="2"/>
-        </w:numPr>
-        <w:spacing w:before="0" w:line="240" w:lineRule="auto"/>
-        <w:rPr>
-          <w:rFonts w:ascii="Helvetica" w:hAnsi="Helvetica"/>
-          <w:color w:val="111111"/>
-          <w:sz w:val="22"/>
-          <w:szCs w:val="22"/>
-          <w:lang w:val="en-US"/>
-        </w:rPr>
-      </w:pPr>
-      <w:r>
-        <w:rPr>
-          <w:rFonts w:ascii="Helvetica" w:hAnsi="Helvetica"/>
-          <w:color w:val="111111"/>
-          <w:sz w:val="22"/>
-          <w:szCs w:val="22"/>
-          <w:lang w:val="en-US"/>
-        </w:rPr>
-        <w:t>Strong time management abilities, capable of effectively prioritizing tasks.</w:t>
-      </w:r>
-    </w:p>
-    <w:p>
-      <w:pPr>
-        <w:pStyle w:val="Default"/>
-        <w:numPr>
-          <w:ilvl w:val="0"/>
-          <w:numId w:val="2"/>
-        </w:numPr>
-        <w:spacing w:before="0" w:line="240" w:lineRule="auto"/>
-        <w:rPr>
-          <w:rFonts w:ascii="Helvetica" w:eastAsia="Helvetica" w:hAnsi="Helvetica" w:cs="Helvetica"/>
-          <w:color w:val="111111"/>
-          <w:sz w:val="22"/>
-          <w:szCs w:val="22"/>
-        </w:rPr>
-      </w:pPr>
-      <w:r>
-        <w:rPr>
-          <w:rFonts w:ascii="Helvetica" w:hAnsi="Helvetica"/>
-          <w:color w:val="111111"/>
-          <w:sz w:val="22"/>
-          <w:szCs w:val="22"/>
-          <w:lang w:val="en-US"/>
-        </w:rPr>
-        <w:t>Skilled in troubleshooting, fixing, configuring, and installing computer hardware.</w:t>
-      </w:r>
-    </w:p>
-    <w:p>
-      <w:pPr>
-        <w:pStyle w:val="Default"/>
-        <w:spacing w:before="0" w:line="240" w:lineRule="auto"/>
-        <w:ind w:left="720"/>
-        <w:rPr>
-          <w:rFonts w:ascii="Helvetica" w:eastAsia="Helvetica" w:hAnsi="Helvetica" w:cs="Helvetica"/>
-          <w:color w:val="111111"/>
+          <w:lang w:val="en-GB"/>
+        </w:rPr>
+        <w:t>Ensured exact and prompt parcel sorting and distribution, contributing to smooth workflow.</w:t>
+      </w:r>
+    </w:p>
+    <w:p>
+      <w:pPr>
+        <w:rPr>
+          <w:rFonts w:ascii="Helvetica" w:hAnsi="Helvetica" w:cs="Helvetica"/>
           <w:sz w:val="22"/>
           <w:szCs w:val="22"/>
         </w:rPr>
@@ -1714,7 +2219,6 @@
           <w:bCs/>
           <w:sz w:val="22"/>
           <w:szCs w:val="22"/>
-          <w:lang w:val="en-IN"/>
         </w:rPr>
       </w:pPr>
       <w:r>
@@ -1725,1047 +2229,29 @@
           <w:sz w:val="22"/>
           <w:szCs w:val="22"/>
         </w:rPr>
-        <w:t>P</w:t>
-      </w:r>
-      <w:r>
+        <w:t>HOBBIES</w:t>
+      </w:r>
+    </w:p>
+    <w:p>
+      <w:pPr>
         <w:rPr>
           <w:rFonts w:ascii="Helvetica" w:hAnsi="Helvetica" w:cs="Helvetica"/>
-          <w:b/>
-          <w:bCs/>
-          <w:sz w:val="22"/>
-          <w:szCs w:val="22"/>
-        </w:rPr>
-        <w:t>ROJECTS:</w:t>
-      </w:r>
-    </w:p>
-    <w:p>
-      <w:pPr>
+          <w:sz w:val="22"/>
+          <w:szCs w:val="22"/>
+        </w:rPr>
+      </w:pPr>
+      <w:r>
         <w:rPr>
           <w:rFonts w:ascii="Helvetica" w:hAnsi="Helvetica" w:cs="Helvetica"/>
-          <w:b/>
-          <w:bCs/>
-          <w:sz w:val="22"/>
-          <w:szCs w:val="22"/>
-          <w:lang w:val="en-IN"/>
-        </w:rPr>
-      </w:pPr>
-    </w:p>
-    <w:p>
-      <w:pPr>
-        <w:rPr>
-          <w:rFonts w:ascii="Helvetica" w:hAnsi="Helvetica" w:cs="Helvetica"/>
-          <w:sz w:val="22"/>
-          <w:szCs w:val="22"/>
-          <w:lang w:val="en-IN"/>
-        </w:rPr>
-      </w:pPr>
-      <w:r>
-        <w:rPr>
-          <w:rFonts w:ascii="Helvetica" w:hAnsi="Helvetica" w:cs="Helvetica"/>
-          <w:sz w:val="22"/>
-          <w:szCs w:val="22"/>
-        </w:rPr>
-        <w:t>AI Pocket Tutor</w:t>
-      </w:r>
-      <w:r>
-        <w:rPr>
-          <w:rFonts w:ascii="Helvetica" w:hAnsi="Helvetica" w:cs="Helvetica"/>
-          <w:sz w:val="22"/>
-          <w:szCs w:val="22"/>
-          <w:lang w:val="en-IN"/>
-        </w:rPr>
-        <w:t> </w:t>
-      </w:r>
-    </w:p>
-    <w:p>
-      <w:pPr>
-        <w:rPr>
-          <w:rFonts w:ascii="Helvetica" w:hAnsi="Helvetica" w:cs="Helvetica"/>
-          <w:sz w:val="22"/>
-          <w:szCs w:val="22"/>
-          <w:lang w:val="en-IN"/>
-        </w:rPr>
-      </w:pPr>
-      <w:r>
-        <w:rPr>
-          <w:rFonts w:ascii="Helvetica" w:hAnsi="Helvetica" w:cs="Helvetica"/>
-          <w:sz w:val="22"/>
-          <w:szCs w:val="22"/>
-        </w:rPr>
-        <w:t>An AI powered learning assistant designed to help users to break down complex topics with an Interactive conversation and personalized test</w:t>
-      </w:r>
-      <w:r>
-        <w:rPr>
-          <w:rFonts w:ascii="Helvetica" w:hAnsi="Helvetica" w:cs="Helvetica"/>
-          <w:sz w:val="22"/>
-          <w:szCs w:val="22"/>
-          <w:lang w:val="en-IN"/>
-        </w:rPr>
-        <w:t>. Built RAG systems and Agentic systems</w:t>
-      </w:r>
-    </w:p>
-    <w:p>
-      <w:pPr>
-        <w:rPr>
-          <w:rFonts w:ascii="Helvetica" w:hAnsi="Helvetica" w:cs="Helvetica"/>
-          <w:sz w:val="22"/>
-          <w:szCs w:val="22"/>
-          <w:lang w:val="en-IN"/>
-        </w:rPr>
-      </w:pPr>
-      <w:r>
-        <w:rPr>
-          <w:rFonts w:ascii="Helvetica" w:hAnsi="Helvetica" w:cs="Helvetica"/>
-          <w:sz w:val="22"/>
-          <w:szCs w:val="22"/>
-        </w:rPr>
-        <w:t>Technologies: Python, Hugging Face, PyTorch, Whisper, React, AWS</w:t>
-      </w:r>
-      <w:r>
-        <w:rPr>
-          <w:rFonts w:ascii="Helvetica" w:hAnsi="Helvetica" w:cs="Helvetica"/>
-          <w:sz w:val="22"/>
-          <w:szCs w:val="22"/>
-          <w:lang w:val="en-IN"/>
-        </w:rPr>
-        <w:t> </w:t>
-      </w:r>
-    </w:p>
-    <w:p>
-      <w:pPr>
-        <w:numPr>
-          <w:ilvl w:val="0"/>
-          <w:numId w:val="9"/>
-        </w:numPr>
-        <w:rPr>
-          <w:rFonts w:ascii="Helvetica" w:hAnsi="Helvetica" w:cs="Helvetica"/>
-          <w:sz w:val="22"/>
-          <w:szCs w:val="22"/>
-          <w:lang w:val="en-IN"/>
-        </w:rPr>
-      </w:pPr>
-      <w:r>
-        <w:rPr>
-          <w:rFonts w:ascii="Helvetica" w:hAnsi="Helvetica" w:cs="Helvetica"/>
-          <w:sz w:val="22"/>
-          <w:szCs w:val="22"/>
-        </w:rPr>
-        <w:t>Developed various modules to handle documents and images</w:t>
-      </w:r>
-      <w:r>
-        <w:rPr>
-          <w:rFonts w:ascii="Helvetica" w:hAnsi="Helvetica" w:cs="Helvetica"/>
-          <w:sz w:val="22"/>
-          <w:szCs w:val="22"/>
-          <w:lang w:val="en-IN"/>
-        </w:rPr>
-        <w:t> </w:t>
-      </w:r>
-    </w:p>
-    <w:p>
-      <w:pPr>
-        <w:numPr>
-          <w:ilvl w:val="0"/>
-          <w:numId w:val="10"/>
-        </w:numPr>
-        <w:rPr>
-          <w:rFonts w:ascii="Helvetica" w:hAnsi="Helvetica" w:cs="Helvetica"/>
-          <w:sz w:val="22"/>
-          <w:szCs w:val="22"/>
-          <w:lang w:val="en-IN"/>
-        </w:rPr>
-      </w:pPr>
-      <w:r>
-        <w:rPr>
-          <w:rFonts w:ascii="Helvetica" w:hAnsi="Helvetica" w:cs="Helvetica"/>
-          <w:sz w:val="22"/>
-          <w:szCs w:val="22"/>
-        </w:rPr>
-        <w:t>Used NLP models to have summarization and question answering</w:t>
-      </w:r>
-      <w:r>
-        <w:rPr>
-          <w:rFonts w:ascii="Helvetica" w:hAnsi="Helvetica" w:cs="Helvetica"/>
-          <w:sz w:val="22"/>
-          <w:szCs w:val="22"/>
-          <w:lang w:val="en-IN"/>
-        </w:rPr>
-        <w:t> </w:t>
-      </w:r>
-    </w:p>
-    <w:p>
-      <w:pPr>
-        <w:numPr>
-          <w:ilvl w:val="0"/>
-          <w:numId w:val="11"/>
-        </w:numPr>
-        <w:rPr>
-          <w:rFonts w:ascii="Helvetica" w:hAnsi="Helvetica" w:cs="Helvetica"/>
-          <w:sz w:val="22"/>
-          <w:szCs w:val="22"/>
-          <w:lang w:val="en-IN"/>
-        </w:rPr>
-      </w:pPr>
-      <w:r>
-        <w:rPr>
-          <w:rFonts w:ascii="Helvetica" w:hAnsi="Helvetica" w:cs="Helvetica"/>
-          <w:sz w:val="22"/>
-          <w:szCs w:val="22"/>
-        </w:rPr>
-        <w:t>Implemented multimodal data processing to for the AI to have an enhance understanding of context</w:t>
-      </w:r>
-      <w:r>
-        <w:rPr>
-          <w:rFonts w:ascii="Helvetica" w:hAnsi="Helvetica" w:cs="Helvetica"/>
-          <w:sz w:val="22"/>
-          <w:szCs w:val="22"/>
-          <w:lang w:val="en-IN"/>
-        </w:rPr>
-        <w:t> </w:t>
-      </w:r>
-    </w:p>
-    <w:p>
-      <w:pPr>
-        <w:numPr>
-          <w:ilvl w:val="0"/>
-          <w:numId w:val="12"/>
-        </w:numPr>
-        <w:rPr>
-          <w:rFonts w:ascii="Helvetica" w:hAnsi="Helvetica" w:cs="Helvetica"/>
-          <w:sz w:val="22"/>
-          <w:szCs w:val="22"/>
-          <w:lang w:val="en-IN"/>
-        </w:rPr>
-      </w:pPr>
-      <w:r>
-        <w:rPr>
-          <w:rFonts w:ascii="Helvetica" w:hAnsi="Helvetica" w:cs="Helvetica"/>
-          <w:sz w:val="22"/>
-          <w:szCs w:val="22"/>
-        </w:rPr>
-        <w:t>Build conversational capabilities</w:t>
-      </w:r>
-      <w:r>
-        <w:rPr>
-          <w:rFonts w:ascii="Helvetica" w:hAnsi="Helvetica" w:cs="Helvetica"/>
-          <w:sz w:val="22"/>
-          <w:szCs w:val="22"/>
-          <w:lang w:val="en-IN"/>
-        </w:rPr>
-        <w:t> </w:t>
-      </w:r>
-    </w:p>
-    <w:p>
-      <w:pPr>
-        <w:numPr>
-          <w:ilvl w:val="0"/>
-          <w:numId w:val="13"/>
-        </w:numPr>
-        <w:rPr>
-          <w:rFonts w:ascii="Helvetica" w:hAnsi="Helvetica" w:cs="Helvetica"/>
-          <w:sz w:val="22"/>
-          <w:szCs w:val="22"/>
-          <w:lang w:val="en-IN"/>
-        </w:rPr>
-      </w:pPr>
-      <w:r>
-        <w:rPr>
-          <w:rFonts w:ascii="Helvetica" w:hAnsi="Helvetica" w:cs="Helvetica"/>
-          <w:sz w:val="22"/>
-          <w:szCs w:val="22"/>
-        </w:rPr>
-        <w:t>Implemented TTS and STT for real time conversation with the AI</w:t>
-      </w:r>
-      <w:r>
-        <w:rPr>
-          <w:rFonts w:ascii="Helvetica" w:hAnsi="Helvetica" w:cs="Helvetica"/>
-          <w:sz w:val="22"/>
-          <w:szCs w:val="22"/>
-          <w:lang w:val="en-IN"/>
-        </w:rPr>
-        <w:t> </w:t>
-      </w:r>
-    </w:p>
-    <w:p>
-      <w:pPr>
-        <w:rPr>
-          <w:rFonts w:ascii="Helvetica" w:hAnsi="Helvetica" w:cs="Helvetica"/>
-          <w:sz w:val="22"/>
-          <w:szCs w:val="22"/>
-          <w:lang w:val="en-IN"/>
-        </w:rPr>
-      </w:pPr>
-      <w:r>
-        <w:rPr>
-          <w:rFonts w:ascii="Helvetica" w:hAnsi="Helvetica" w:cs="Helvetica"/>
-          <w:sz w:val="22"/>
-          <w:szCs w:val="22"/>
-          <w:lang w:val="en-IN"/>
-        </w:rPr>
-        <w:t> </w:t>
-      </w:r>
-    </w:p>
-    <w:p>
-      <w:pPr>
-        <w:rPr>
-          <w:rFonts w:ascii="Helvetica" w:hAnsi="Helvetica" w:cs="Helvetica"/>
-          <w:sz w:val="22"/>
-          <w:szCs w:val="22"/>
-          <w:lang w:val="en-IN"/>
-        </w:rPr>
-      </w:pPr>
-      <w:r>
-        <w:rPr>
-          <w:rFonts w:ascii="Helvetica" w:hAnsi="Helvetica" w:cs="Helvetica"/>
-          <w:sz w:val="22"/>
-          <w:szCs w:val="22"/>
-        </w:rPr>
-        <w:t>Air Canvas</w:t>
-      </w:r>
-      <w:r>
-        <w:rPr>
-          <w:rFonts w:ascii="Helvetica" w:hAnsi="Helvetica" w:cs="Helvetica"/>
-          <w:sz w:val="22"/>
-          <w:szCs w:val="22"/>
-          <w:lang w:val="en-IN"/>
-        </w:rPr>
-        <w:t> </w:t>
-      </w:r>
-    </w:p>
-    <w:p>
-      <w:pPr>
-        <w:rPr>
-          <w:rFonts w:ascii="Helvetica" w:hAnsi="Helvetica" w:cs="Helvetica"/>
-          <w:sz w:val="22"/>
-          <w:szCs w:val="22"/>
-          <w:lang w:val="en-IN"/>
-        </w:rPr>
-      </w:pPr>
-      <w:r>
-        <w:rPr>
-          <w:rFonts w:ascii="Helvetica" w:hAnsi="Helvetica" w:cs="Helvetica"/>
-          <w:sz w:val="22"/>
-          <w:szCs w:val="22"/>
-        </w:rPr>
-        <w:t>A real-time drawing application that uses hand movements and gestures for interactive control</w:t>
-      </w:r>
-      <w:r>
-        <w:rPr>
-          <w:rFonts w:ascii="Helvetica" w:hAnsi="Helvetica" w:cs="Helvetica"/>
-          <w:sz w:val="22"/>
-          <w:szCs w:val="22"/>
-          <w:lang w:val="en-IN"/>
-        </w:rPr>
-        <w:t> </w:t>
-      </w:r>
-    </w:p>
-    <w:p>
-      <w:pPr>
-        <w:rPr>
-          <w:rFonts w:ascii="Helvetica" w:hAnsi="Helvetica" w:cs="Helvetica"/>
-          <w:sz w:val="22"/>
-          <w:szCs w:val="22"/>
-          <w:lang w:val="en-IN"/>
-        </w:rPr>
-      </w:pPr>
-      <w:r>
-        <w:rPr>
-          <w:rFonts w:ascii="Helvetica" w:hAnsi="Helvetica" w:cs="Helvetica"/>
-          <w:sz w:val="22"/>
-          <w:szCs w:val="22"/>
-        </w:rPr>
-        <w:t>Technologies: Python, OpenCV, Mediapipe</w:t>
-      </w:r>
-      <w:r>
-        <w:rPr>
-          <w:rFonts w:ascii="Helvetica" w:hAnsi="Helvetica" w:cs="Helvetica"/>
-          <w:sz w:val="22"/>
-          <w:szCs w:val="22"/>
-          <w:lang w:val="en-IN"/>
-        </w:rPr>
-        <w:t> </w:t>
-      </w:r>
-    </w:p>
-    <w:p>
-      <w:pPr>
-        <w:numPr>
-          <w:ilvl w:val="0"/>
-          <w:numId w:val="14"/>
-        </w:numPr>
-        <w:rPr>
-          <w:rFonts w:ascii="Helvetica" w:hAnsi="Helvetica" w:cs="Helvetica"/>
-          <w:sz w:val="22"/>
-          <w:szCs w:val="22"/>
-          <w:lang w:val="en-IN"/>
-        </w:rPr>
-      </w:pPr>
-      <w:r>
-        <w:rPr>
-          <w:rFonts w:ascii="Helvetica" w:hAnsi="Helvetica" w:cs="Helvetica"/>
-          <w:sz w:val="22"/>
-          <w:szCs w:val="22"/>
-        </w:rPr>
-        <w:t>Implemented gesture recognition for drawing, erasing, and selecting options</w:t>
-      </w:r>
-      <w:r>
-        <w:rPr>
-          <w:rFonts w:ascii="Helvetica" w:hAnsi="Helvetica" w:cs="Helvetica"/>
-          <w:sz w:val="22"/>
-          <w:szCs w:val="22"/>
-          <w:lang w:val="en-IN"/>
-        </w:rPr>
-        <w:t> </w:t>
-      </w:r>
-    </w:p>
-    <w:p>
-      <w:pPr>
-        <w:numPr>
-          <w:ilvl w:val="0"/>
-          <w:numId w:val="15"/>
-        </w:numPr>
-        <w:rPr>
-          <w:rFonts w:ascii="Helvetica" w:hAnsi="Helvetica" w:cs="Helvetica"/>
-          <w:sz w:val="22"/>
-          <w:szCs w:val="22"/>
-          <w:lang w:val="en-IN"/>
-        </w:rPr>
-      </w:pPr>
-      <w:r>
-        <w:rPr>
-          <w:rFonts w:ascii="Helvetica" w:hAnsi="Helvetica" w:cs="Helvetica"/>
-          <w:sz w:val="22"/>
-          <w:szCs w:val="22"/>
-        </w:rPr>
-        <w:t>Designed various tools to adjust the brush size and color</w:t>
-      </w:r>
-      <w:r>
-        <w:rPr>
-          <w:rFonts w:ascii="Helvetica" w:hAnsi="Helvetica" w:cs="Helvetica"/>
-          <w:sz w:val="22"/>
-          <w:szCs w:val="22"/>
-          <w:lang w:val="en-IN"/>
-        </w:rPr>
-        <w:t> </w:t>
-      </w:r>
-    </w:p>
-    <w:p>
-      <w:pPr>
-        <w:rPr>
-          <w:rFonts w:ascii="Helvetica" w:hAnsi="Helvetica" w:cs="Helvetica"/>
-          <w:sz w:val="22"/>
-          <w:szCs w:val="22"/>
-          <w:lang w:val="en-IN"/>
-        </w:rPr>
-      </w:pPr>
-      <w:r>
-        <w:rPr>
-          <w:rFonts w:ascii="Helvetica" w:hAnsi="Helvetica" w:cs="Helvetica"/>
-          <w:sz w:val="22"/>
-          <w:szCs w:val="22"/>
-          <w:lang w:val="en-IN"/>
-        </w:rPr>
-        <w:t> </w:t>
-      </w:r>
-    </w:p>
-    <w:p>
-      <w:pPr>
-        <w:rPr>
-          <w:rFonts w:ascii="Helvetica" w:hAnsi="Helvetica" w:cs="Helvetica"/>
-          <w:sz w:val="22"/>
-          <w:szCs w:val="22"/>
-          <w:lang w:val="en-IN"/>
-        </w:rPr>
-      </w:pPr>
-      <w:r>
-        <w:rPr>
-          <w:rFonts w:ascii="Helvetica" w:hAnsi="Helvetica" w:cs="Helvetica"/>
-          <w:sz w:val="22"/>
-          <w:szCs w:val="22"/>
-        </w:rPr>
-        <w:t>Air Mouse</w:t>
-      </w:r>
-      <w:r>
-        <w:rPr>
-          <w:rFonts w:ascii="Helvetica" w:hAnsi="Helvetica" w:cs="Helvetica"/>
-          <w:sz w:val="22"/>
-          <w:szCs w:val="22"/>
-          <w:lang w:val="en-IN"/>
-        </w:rPr>
-        <w:t> </w:t>
-      </w:r>
-    </w:p>
-    <w:p>
-      <w:pPr>
-        <w:rPr>
-          <w:rFonts w:ascii="Helvetica" w:hAnsi="Helvetica" w:cs="Helvetica"/>
-          <w:sz w:val="22"/>
-          <w:szCs w:val="22"/>
-          <w:lang w:val="en-IN"/>
-        </w:rPr>
-      </w:pPr>
-      <w:r>
-        <w:rPr>
-          <w:rFonts w:ascii="Helvetica" w:hAnsi="Helvetica" w:cs="Helvetica"/>
-          <w:sz w:val="22"/>
-          <w:szCs w:val="22"/>
-        </w:rPr>
-        <w:t>A gesture-controlled program to control the cursor using hand gestures</w:t>
-      </w:r>
-      <w:r>
-        <w:rPr>
-          <w:rFonts w:ascii="Helvetica" w:hAnsi="Helvetica" w:cs="Helvetica"/>
-          <w:sz w:val="22"/>
-          <w:szCs w:val="22"/>
-          <w:lang w:val="en-IN"/>
-        </w:rPr>
-        <w:t> </w:t>
-      </w:r>
-    </w:p>
-    <w:p>
-      <w:pPr>
-        <w:rPr>
-          <w:rFonts w:ascii="Helvetica" w:hAnsi="Helvetica" w:cs="Helvetica"/>
-          <w:sz w:val="22"/>
-          <w:szCs w:val="22"/>
-          <w:lang w:val="en-IN"/>
-        </w:rPr>
-      </w:pPr>
-      <w:r>
-        <w:rPr>
-          <w:rFonts w:ascii="Helvetica" w:hAnsi="Helvetica" w:cs="Helvetica"/>
-          <w:sz w:val="22"/>
-          <w:szCs w:val="22"/>
-        </w:rPr>
-        <w:t>Technologies: Python, OpenCV, Mediapipe, PyAutoGUI</w:t>
-      </w:r>
-      <w:r>
-        <w:rPr>
-          <w:rFonts w:ascii="Helvetica" w:hAnsi="Helvetica" w:cs="Helvetica"/>
-          <w:sz w:val="22"/>
-          <w:szCs w:val="22"/>
-          <w:lang w:val="en-IN"/>
-        </w:rPr>
-        <w:t> </w:t>
-      </w:r>
-    </w:p>
-    <w:p>
-      <w:pPr>
-        <w:numPr>
-          <w:ilvl w:val="0"/>
-          <w:numId w:val="16"/>
-        </w:numPr>
-        <w:rPr>
-          <w:rFonts w:ascii="Helvetica" w:hAnsi="Helvetica" w:cs="Helvetica"/>
-          <w:sz w:val="22"/>
-          <w:szCs w:val="22"/>
-          <w:lang w:val="en-IN"/>
-        </w:rPr>
-      </w:pPr>
-      <w:r>
-        <w:rPr>
-          <w:rFonts w:ascii="Helvetica" w:hAnsi="Helvetica" w:cs="Helvetica"/>
-          <w:sz w:val="22"/>
-          <w:szCs w:val="22"/>
-        </w:rPr>
-        <w:t>Implemented various gesture controls for all the functionalities of a mouse</w:t>
-      </w:r>
-      <w:r>
-        <w:rPr>
-          <w:rFonts w:ascii="Helvetica" w:hAnsi="Helvetica" w:cs="Helvetica"/>
-          <w:sz w:val="22"/>
-          <w:szCs w:val="22"/>
-          <w:lang w:val="en-IN"/>
-        </w:rPr>
-        <w:t> </w:t>
-      </w:r>
-    </w:p>
-    <w:p>
-      <w:pPr>
-        <w:numPr>
-          <w:ilvl w:val="0"/>
-          <w:numId w:val="17"/>
-        </w:numPr>
-        <w:rPr>
-          <w:rFonts w:ascii="Helvetica" w:hAnsi="Helvetica" w:cs="Helvetica"/>
-          <w:sz w:val="22"/>
-          <w:szCs w:val="22"/>
-          <w:lang w:val="en-IN"/>
-        </w:rPr>
-      </w:pPr>
-      <w:r>
-        <w:rPr>
-          <w:rFonts w:ascii="Helvetica" w:hAnsi="Helvetica" w:cs="Helvetica"/>
-          <w:sz w:val="22"/>
-          <w:szCs w:val="22"/>
-        </w:rPr>
-        <w:t>Optimized the program to have fast response time</w:t>
-      </w:r>
-      <w:r>
-        <w:rPr>
-          <w:rFonts w:ascii="Helvetica" w:hAnsi="Helvetica" w:cs="Helvetica"/>
-          <w:sz w:val="22"/>
-          <w:szCs w:val="22"/>
-          <w:lang w:val="en-IN"/>
-        </w:rPr>
-        <w:t> </w:t>
-      </w:r>
-    </w:p>
-    <w:p>
-      <w:pPr>
-        <w:rPr>
-          <w:rFonts w:ascii="Helvetica" w:hAnsi="Helvetica" w:cs="Helvetica"/>
-          <w:sz w:val="22"/>
-          <w:szCs w:val="22"/>
-          <w:lang w:val="en-IN"/>
-        </w:rPr>
-      </w:pPr>
-      <w:r>
-        <w:rPr>
-          <w:rFonts w:ascii="Helvetica" w:hAnsi="Helvetica" w:cs="Helvetica"/>
-          <w:sz w:val="22"/>
-          <w:szCs w:val="22"/>
-          <w:lang w:val="en-IN"/>
-        </w:rPr>
-        <w:t> </w:t>
-      </w:r>
-    </w:p>
-    <w:p>
-      <w:pPr>
-        <w:rPr>
-          <w:rFonts w:ascii="Helvetica" w:hAnsi="Helvetica" w:cs="Helvetica"/>
-          <w:sz w:val="22"/>
-          <w:szCs w:val="22"/>
-          <w:lang w:val="en-IN"/>
-        </w:rPr>
-      </w:pPr>
-      <w:r>
-        <w:rPr>
-          <w:rFonts w:ascii="Helvetica" w:hAnsi="Helvetica" w:cs="Helvetica"/>
-          <w:sz w:val="22"/>
-          <w:szCs w:val="22"/>
-        </w:rPr>
-        <w:t>Dion</w:t>
-      </w:r>
-      <w:r>
-        <w:rPr>
-          <w:rFonts w:ascii="Helvetica" w:hAnsi="Helvetica" w:cs="Helvetica"/>
-          <w:sz w:val="22"/>
-          <w:szCs w:val="22"/>
-          <w:lang w:val="en-IN"/>
-        </w:rPr>
-        <w:t> </w:t>
-      </w:r>
-    </w:p>
-    <w:p>
-      <w:pPr>
-        <w:rPr>
-          <w:rFonts w:ascii="Helvetica" w:hAnsi="Helvetica" w:cs="Helvetica"/>
-          <w:sz w:val="22"/>
-          <w:szCs w:val="22"/>
-          <w:lang w:val="en-IN"/>
-        </w:rPr>
-      </w:pPr>
-      <w:r>
-        <w:rPr>
-          <w:rFonts w:ascii="Helvetica" w:hAnsi="Helvetica" w:cs="Helvetica"/>
-          <w:sz w:val="22"/>
-          <w:szCs w:val="22"/>
-        </w:rPr>
-        <w:t>A web app for a CRM platform to provide a seamless user experience. </w:t>
-      </w:r>
-      <w:r>
-        <w:rPr>
-          <w:rFonts w:ascii="Helvetica" w:hAnsi="Helvetica" w:cs="Helvetica"/>
-          <w:sz w:val="22"/>
-          <w:szCs w:val="22"/>
-          <w:lang w:val="en-IN"/>
-        </w:rPr>
-        <w:t> </w:t>
-      </w:r>
-    </w:p>
-    <w:p>
-      <w:pPr>
-        <w:rPr>
-          <w:rFonts w:ascii="Helvetica" w:hAnsi="Helvetica" w:cs="Helvetica"/>
-          <w:sz w:val="22"/>
-          <w:szCs w:val="22"/>
-          <w:lang w:val="en-IN"/>
-        </w:rPr>
-      </w:pPr>
-      <w:r>
-        <w:rPr>
-          <w:rFonts w:ascii="Helvetica" w:hAnsi="Helvetica" w:cs="Helvetica"/>
-          <w:sz w:val="22"/>
-          <w:szCs w:val="22"/>
-        </w:rPr>
-        <w:t>Technologies: React, JavaScript, Vite</w:t>
-      </w:r>
-      <w:r>
-        <w:rPr>
-          <w:rFonts w:ascii="Helvetica" w:hAnsi="Helvetica" w:cs="Helvetica"/>
-          <w:sz w:val="22"/>
-          <w:szCs w:val="22"/>
-          <w:lang w:val="en-IN"/>
-        </w:rPr>
-        <w:t> </w:t>
-      </w:r>
-    </w:p>
-    <w:p>
-      <w:pPr>
-        <w:numPr>
-          <w:ilvl w:val="0"/>
-          <w:numId w:val="18"/>
-        </w:numPr>
-        <w:rPr>
-          <w:rFonts w:ascii="Helvetica" w:hAnsi="Helvetica" w:cs="Helvetica"/>
-          <w:sz w:val="22"/>
-          <w:szCs w:val="22"/>
-          <w:lang w:val="en-IN"/>
-        </w:rPr>
-      </w:pPr>
-      <w:r>
-        <w:rPr>
-          <w:rFonts w:ascii="Helvetica" w:hAnsi="Helvetica" w:cs="Helvetica"/>
-          <w:sz w:val="22"/>
-          <w:szCs w:val="22"/>
-        </w:rPr>
-        <w:t>Developed a modular and customizable design using react components</w:t>
-      </w:r>
-      <w:r>
-        <w:rPr>
-          <w:rFonts w:ascii="Helvetica" w:hAnsi="Helvetica" w:cs="Helvetica"/>
-          <w:sz w:val="22"/>
-          <w:szCs w:val="22"/>
-          <w:lang w:val="en-IN"/>
-        </w:rPr>
-        <w:t> </w:t>
-      </w:r>
-    </w:p>
-    <w:p>
-      <w:pPr>
-        <w:numPr>
-          <w:ilvl w:val="0"/>
-          <w:numId w:val="19"/>
-        </w:numPr>
-        <w:rPr>
-          <w:rFonts w:ascii="Helvetica" w:hAnsi="Helvetica" w:cs="Helvetica"/>
-          <w:sz w:val="22"/>
-          <w:szCs w:val="22"/>
-          <w:lang w:val="en-IN"/>
-        </w:rPr>
-      </w:pPr>
-      <w:r>
-        <w:rPr>
-          <w:rFonts w:ascii="Helvetica" w:hAnsi="Helvetica" w:cs="Helvetica"/>
-          <w:sz w:val="22"/>
-          <w:szCs w:val="22"/>
-        </w:rPr>
-        <w:t>Utilized build tools like Vite for faster development</w:t>
-      </w:r>
-      <w:r>
-        <w:rPr>
-          <w:rFonts w:ascii="Helvetica" w:hAnsi="Helvetica" w:cs="Helvetica"/>
-          <w:sz w:val="22"/>
-          <w:szCs w:val="22"/>
-          <w:lang w:val="en-IN"/>
-        </w:rPr>
-        <w:t> </w:t>
-      </w:r>
-    </w:p>
-    <w:p>
-      <w:pPr>
-        <w:numPr>
-          <w:ilvl w:val="0"/>
-          <w:numId w:val="20"/>
-        </w:numPr>
-        <w:rPr>
-          <w:rFonts w:ascii="Helvetica" w:hAnsi="Helvetica" w:cs="Helvetica"/>
-          <w:sz w:val="22"/>
-          <w:szCs w:val="22"/>
-          <w:lang w:val="en-IN"/>
-        </w:rPr>
-      </w:pPr>
-      <w:r>
-        <w:rPr>
-          <w:rFonts w:ascii="Helvetica" w:hAnsi="Helvetica" w:cs="Helvetica"/>
-          <w:sz w:val="22"/>
-          <w:szCs w:val="22"/>
-        </w:rPr>
-        <w:t>Implemented responsive design to have consistent experience on various screen services</w:t>
-      </w:r>
-      <w:r>
-        <w:rPr>
-          <w:rFonts w:ascii="Helvetica" w:hAnsi="Helvetica" w:cs="Helvetica"/>
-          <w:sz w:val="22"/>
-          <w:szCs w:val="22"/>
-          <w:lang w:val="en-IN"/>
-        </w:rPr>
-        <w:t> </w:t>
-      </w:r>
-    </w:p>
-    <w:p>
-      <w:pPr>
-        <w:rPr>
-          <w:rFonts w:ascii="Helvetica" w:hAnsi="Helvetica" w:cs="Helvetica"/>
-          <w:sz w:val="22"/>
-          <w:szCs w:val="22"/>
-          <w:lang w:val="en-IN"/>
-        </w:rPr>
-      </w:pPr>
-      <w:r>
-        <w:rPr>
-          <w:rFonts w:ascii="Helvetica" w:hAnsi="Helvetica" w:cs="Helvetica"/>
-          <w:sz w:val="22"/>
-          <w:szCs w:val="22"/>
-          <w:lang w:val="en-IN"/>
-        </w:rPr>
-        <w:t> </w:t>
-      </w:r>
-    </w:p>
-    <w:p>
-      <w:pPr>
-        <w:rPr>
-          <w:rFonts w:ascii="Helvetica" w:hAnsi="Helvetica" w:cs="Helvetica"/>
-          <w:sz w:val="22"/>
-          <w:szCs w:val="22"/>
-          <w:lang w:val="en-IN"/>
-        </w:rPr>
-      </w:pPr>
-      <w:r>
-        <w:rPr>
-          <w:rFonts w:ascii="Helvetica" w:hAnsi="Helvetica" w:cs="Helvetica"/>
-          <w:sz w:val="22"/>
-          <w:szCs w:val="22"/>
-        </w:rPr>
-        <w:t>Venzini Fanatic</w:t>
-      </w:r>
-      <w:r>
-        <w:rPr>
-          <w:rFonts w:ascii="Helvetica" w:hAnsi="Helvetica" w:cs="Helvetica"/>
-          <w:sz w:val="22"/>
-          <w:szCs w:val="22"/>
-          <w:lang w:val="en-IN"/>
-        </w:rPr>
-        <w:t> </w:t>
-      </w:r>
-    </w:p>
-    <w:p>
-      <w:pPr>
-        <w:rPr>
-          <w:rFonts w:ascii="Helvetica" w:hAnsi="Helvetica" w:cs="Helvetica"/>
-          <w:sz w:val="22"/>
-          <w:szCs w:val="22"/>
-          <w:lang w:val="en-IN"/>
-        </w:rPr>
-      </w:pPr>
-      <w:r>
-        <w:rPr>
-          <w:rFonts w:ascii="Helvetica" w:hAnsi="Helvetica" w:cs="Helvetica"/>
-          <w:sz w:val="22"/>
-          <w:szCs w:val="22"/>
-        </w:rPr>
-        <w:t>A UI/UX design for a website to host car meetings, shop cars, shop parts for cars and to find and book car events</w:t>
-      </w:r>
-      <w:r>
-        <w:rPr>
-          <w:rFonts w:ascii="Helvetica" w:hAnsi="Helvetica" w:cs="Helvetica"/>
-          <w:sz w:val="22"/>
-          <w:szCs w:val="22"/>
-          <w:lang w:val="en-IN"/>
-        </w:rPr>
-        <w:t> </w:t>
-      </w:r>
-    </w:p>
-    <w:p>
-      <w:pPr>
-        <w:rPr>
-          <w:rFonts w:ascii="Helvetica" w:hAnsi="Helvetica" w:cs="Helvetica"/>
-          <w:sz w:val="22"/>
-          <w:szCs w:val="22"/>
-          <w:lang w:val="en-IN"/>
-        </w:rPr>
-      </w:pPr>
-      <w:r>
-        <w:rPr>
-          <w:rFonts w:ascii="Helvetica" w:hAnsi="Helvetica" w:cs="Helvetica"/>
-          <w:sz w:val="22"/>
-          <w:szCs w:val="22"/>
-        </w:rPr>
-        <w:t>Technologies: Figma</w:t>
-      </w:r>
-      <w:r>
-        <w:rPr>
-          <w:rFonts w:ascii="Helvetica" w:hAnsi="Helvetica" w:cs="Helvetica"/>
-          <w:sz w:val="22"/>
-          <w:szCs w:val="22"/>
-          <w:lang w:val="en-IN"/>
-        </w:rPr>
-        <w:t> </w:t>
-      </w:r>
-    </w:p>
-    <w:p>
-      <w:pPr>
-        <w:numPr>
-          <w:ilvl w:val="0"/>
-          <w:numId w:val="21"/>
-        </w:numPr>
-        <w:rPr>
-          <w:rFonts w:ascii="Helvetica" w:hAnsi="Helvetica" w:cs="Helvetica"/>
-          <w:sz w:val="22"/>
-          <w:szCs w:val="22"/>
-          <w:lang w:val="en-IN"/>
-        </w:rPr>
-      </w:pPr>
-      <w:r>
-        <w:rPr>
-          <w:rFonts w:ascii="Helvetica" w:hAnsi="Helvetica" w:cs="Helvetica"/>
-          <w:sz w:val="22"/>
-          <w:szCs w:val="22"/>
-        </w:rPr>
-        <w:t>Created a series of webpage designs with custom animations for a great user experience</w:t>
-      </w:r>
-      <w:r>
-        <w:rPr>
-          <w:rFonts w:ascii="Helvetica" w:hAnsi="Helvetica" w:cs="Helvetica"/>
-          <w:sz w:val="22"/>
-          <w:szCs w:val="22"/>
-          <w:lang w:val="en-IN"/>
-        </w:rPr>
-        <w:t> </w:t>
-      </w:r>
-    </w:p>
-    <w:p>
-      <w:pPr>
-        <w:numPr>
-          <w:ilvl w:val="0"/>
-          <w:numId w:val="22"/>
-        </w:numPr>
-        <w:rPr>
-          <w:rFonts w:ascii="Helvetica" w:hAnsi="Helvetica" w:cs="Helvetica"/>
-          <w:sz w:val="22"/>
-          <w:szCs w:val="22"/>
-          <w:lang w:val="en-IN"/>
-        </w:rPr>
-      </w:pPr>
-      <w:r>
-        <w:rPr>
-          <w:rFonts w:ascii="Helvetica" w:hAnsi="Helvetica" w:cs="Helvetica"/>
-          <w:sz w:val="22"/>
-          <w:szCs w:val="22"/>
-        </w:rPr>
-        <w:t>Developed reusable design systems and component libraries</w:t>
-      </w:r>
-    </w:p>
-    <w:p>
-      <w:pPr>
-        <w:rPr>
-          <w:rFonts w:ascii="Helvetica" w:hAnsi="Helvetica" w:cs="Helvetica"/>
-          <w:sz w:val="22"/>
-          <w:szCs w:val="22"/>
-        </w:rPr>
-      </w:pPr>
-    </w:p>
-    <w:p>
-      <w:pPr>
-        <w:rPr>
-          <w:rFonts w:ascii="Helvetica" w:hAnsi="Helvetica" w:cs="Helvetica"/>
-          <w:b/>
-          <w:bCs/>
-          <w:sz w:val="22"/>
-          <w:szCs w:val="22"/>
-        </w:rPr>
-      </w:pPr>
-      <w:r>
-        <w:rPr>
-          <w:rFonts w:ascii="Helvetica" w:hAnsi="Helvetica" w:cs="Helvetica"/>
-          <w:b/>
-          <w:bCs/>
-          <w:sz w:val="22"/>
-          <w:szCs w:val="22"/>
-        </w:rPr>
-        <w:t>HOBBIES</w:t>
-      </w:r>
-    </w:p>
-    <w:p>
-      <w:pPr>
-        <w:rPr>
-          <w:rFonts w:ascii="Helvetica" w:hAnsi="Helvetica" w:cs="Helvetica"/>
-          <w:b/>
-          <w:bCs/>
-          <w:sz w:val="22"/>
-          <w:szCs w:val="22"/>
-        </w:rPr>
-      </w:pPr>
-    </w:p>
-    <w:p>
-      <w:pPr>
-        <w:pStyle w:val="ListParagraph"/>
-        <w:numPr>
-          <w:ilvl w:val="0"/>
-          <w:numId w:val="23"/>
-        </w:numPr>
-        <w:rPr>
-          <w:rFonts w:ascii="Helvetica" w:hAnsi="Helvetica" w:cs="Helvetica"/>
-          <w:sz w:val="22"/>
-          <w:szCs w:val="22"/>
-        </w:rPr>
-      </w:pPr>
-      <w:r>
-        <w:rPr>
-          <w:rFonts w:ascii="Helvetica" w:hAnsi="Helvetica" w:cs="Helvetica"/>
-          <w:sz w:val="22"/>
-          <w:szCs w:val="22"/>
-        </w:rPr>
-        <w:t>Gaming</w:t>
-      </w:r>
-    </w:p>
-    <w:p>
-      <w:pPr>
-        <w:pStyle w:val="ListParagraph"/>
-        <w:numPr>
-          <w:ilvl w:val="0"/>
-          <w:numId w:val="23"/>
-        </w:numPr>
-        <w:rPr>
-          <w:rFonts w:ascii="Helvetica" w:hAnsi="Helvetica" w:cs="Helvetica"/>
-          <w:sz w:val="22"/>
-          <w:szCs w:val="22"/>
-        </w:rPr>
-      </w:pPr>
-      <w:r>
-        <w:rPr>
-          <w:rFonts w:ascii="Helvetica" w:hAnsi="Helvetica" w:cs="Helvetica"/>
-          <w:sz w:val="22"/>
-          <w:szCs w:val="22"/>
-        </w:rPr>
-        <w:t>Exploring new tech</w:t>
-      </w:r>
-    </w:p>
-    <w:p>
-      <w:pPr>
-        <w:pStyle w:val="ListParagraph"/>
-        <w:numPr>
-          <w:ilvl w:val="0"/>
-          <w:numId w:val="23"/>
-        </w:numPr>
-        <w:rPr>
-          <w:rFonts w:ascii="Helvetica" w:hAnsi="Helvetica" w:cs="Helvetica"/>
-          <w:sz w:val="22"/>
-          <w:szCs w:val="22"/>
-        </w:rPr>
-      </w:pPr>
-      <w:r>
-        <w:rPr>
-          <w:rFonts w:ascii="Helvetica" w:hAnsi="Helvetica" w:cs="Helvetica"/>
-          <w:sz w:val="22"/>
-          <w:szCs w:val="22"/>
-        </w:rPr>
-        <w:t>Hiking</w:t>
+          <w:sz w:val="22"/>
+          <w:szCs w:val="22"/>
+        </w:rPr>
+        <w:t>Gaming, Hiking, Chess</w:t>
       </w:r>
     </w:p>
     <w:sectPr>
-      <w:headerReference w:type="default" r:id="rId10"/>
-      <w:footerReference w:type="default" r:id="rId11"/>
+      <w:headerReference w:type="default" r:id="rId11"/>
+      <w:footerReference w:type="default" r:id="rId12"/>
       <w:pgSz w:w="11906" w:h="16838"/>
       <w:pgMar w:top="1134" w:right="1134" w:bottom="1134" w:left="1134" w:header="709" w:footer="850" w:gutter="0"/>
       <w:cols w:space="720"/>
@@ -3089,6 +2575,119 @@
     </w:lvl>
   </w:abstractNum>
   <w:abstractNum w:abstractNumId="2" w15:restartNumberingAfterBreak="0">
+    <w:nsid w:val="04B77D18"/>
+    <w:multiLevelType w:val="hybridMultilevel"/>
+    <w:tmpl w:val="9E42F8D2"/>
+    <w:lvl w:ilvl="0" w:tplc="08090001">
+      <w:start w:val="1"/>
+      <w:numFmt w:val="bullet"/>
+      <w:lvlText w:val=""/>
+      <w:lvlJc w:val="left"/>
+      <w:pPr>
+        <w:ind w:left="720" w:hanging="360"/>
+      </w:pPr>
+      <w:rPr>
+        <w:rFonts w:ascii="Symbol" w:hAnsi="Symbol" w:hint="default"/>
+      </w:rPr>
+    </w:lvl>
+    <w:lvl w:ilvl="1" w:tplc="08090003" w:tentative="1">
+      <w:start w:val="1"/>
+      <w:numFmt w:val="bullet"/>
+      <w:lvlText w:val="o"/>
+      <w:lvlJc w:val="left"/>
+      <w:pPr>
+        <w:ind w:left="1440" w:hanging="360"/>
+      </w:pPr>
+      <w:rPr>
+        <w:rFonts w:ascii="Courier New" w:hAnsi="Courier New" w:cs="Courier New" w:hint="default"/>
+      </w:rPr>
+    </w:lvl>
+    <w:lvl w:ilvl="2" w:tplc="08090005" w:tentative="1">
+      <w:start w:val="1"/>
+      <w:numFmt w:val="bullet"/>
+      <w:lvlText w:val=""/>
+      <w:lvlJc w:val="left"/>
+      <w:pPr>
+        <w:ind w:left="2160" w:hanging="360"/>
+      </w:pPr>
+      <w:rPr>
+        <w:rFonts w:ascii="Wingdings" w:hAnsi="Wingdings" w:hint="default"/>
+      </w:rPr>
+    </w:lvl>
+    <w:lvl w:ilvl="3" w:tplc="08090001" w:tentative="1">
+      <w:start w:val="1"/>
+      <w:numFmt w:val="bullet"/>
+      <w:lvlText w:val=""/>
+      <w:lvlJc w:val="left"/>
+      <w:pPr>
+        <w:ind w:left="2880" w:hanging="360"/>
+      </w:pPr>
+      <w:rPr>
+        <w:rFonts w:ascii="Symbol" w:hAnsi="Symbol" w:hint="default"/>
+      </w:rPr>
+    </w:lvl>
+    <w:lvl w:ilvl="4" w:tplc="08090003" w:tentative="1">
+      <w:start w:val="1"/>
+      <w:numFmt w:val="bullet"/>
+      <w:lvlText w:val="o"/>
+      <w:lvlJc w:val="left"/>
+      <w:pPr>
+        <w:ind w:left="3600" w:hanging="360"/>
+      </w:pPr>
+      <w:rPr>
+        <w:rFonts w:ascii="Courier New" w:hAnsi="Courier New" w:cs="Courier New" w:hint="default"/>
+      </w:rPr>
+    </w:lvl>
+    <w:lvl w:ilvl="5" w:tplc="08090005" w:tentative="1">
+      <w:start w:val="1"/>
+      <w:numFmt w:val="bullet"/>
+      <w:lvlText w:val=""/>
+      <w:lvlJc w:val="left"/>
+      <w:pPr>
+        <w:ind w:left="4320" w:hanging="360"/>
+      </w:pPr>
+      <w:rPr>
+        <w:rFonts w:ascii="Wingdings" w:hAnsi="Wingdings" w:hint="default"/>
+      </w:rPr>
+    </w:lvl>
+    <w:lvl w:ilvl="6" w:tplc="08090001" w:tentative="1">
+      <w:start w:val="1"/>
+      <w:numFmt w:val="bullet"/>
+      <w:lvlText w:val=""/>
+      <w:lvlJc w:val="left"/>
+      <w:pPr>
+        <w:ind w:left="5040" w:hanging="360"/>
+      </w:pPr>
+      <w:rPr>
+        <w:rFonts w:ascii="Symbol" w:hAnsi="Symbol" w:hint="default"/>
+      </w:rPr>
+    </w:lvl>
+    <w:lvl w:ilvl="7" w:tplc="08090003" w:tentative="1">
+      <w:start w:val="1"/>
+      <w:numFmt w:val="bullet"/>
+      <w:lvlText w:val="o"/>
+      <w:lvlJc w:val="left"/>
+      <w:pPr>
+        <w:ind w:left="5760" w:hanging="360"/>
+      </w:pPr>
+      <w:rPr>
+        <w:rFonts w:ascii="Courier New" w:hAnsi="Courier New" w:cs="Courier New" w:hint="default"/>
+      </w:rPr>
+    </w:lvl>
+    <w:lvl w:ilvl="8" w:tplc="08090005" w:tentative="1">
+      <w:start w:val="1"/>
+      <w:numFmt w:val="bullet"/>
+      <w:lvlText w:val=""/>
+      <w:lvlJc w:val="left"/>
+      <w:pPr>
+        <w:ind w:left="6480" w:hanging="360"/>
+      </w:pPr>
+      <w:rPr>
+        <w:rFonts w:ascii="Wingdings" w:hAnsi="Wingdings" w:hint="default"/>
+      </w:rPr>
+    </w:lvl>
+  </w:abstractNum>
+  <w:abstractNum w:abstractNumId="3" w15:restartNumberingAfterBreak="0">
     <w:nsid w:val="07073FC5"/>
     <w:multiLevelType w:val="hybridMultilevel"/>
     <w:tmpl w:val="64881A10"/>
@@ -3201,7 +2800,7 @@
       </w:rPr>
     </w:lvl>
   </w:abstractNum>
-  <w:abstractNum w:abstractNumId="3" w15:restartNumberingAfterBreak="0">
+  <w:abstractNum w:abstractNumId="4" w15:restartNumberingAfterBreak="0">
     <w:nsid w:val="0D1B71B5"/>
     <w:multiLevelType w:val="multilevel"/>
     <w:tmpl w:val="FDDA552C"/>
@@ -3350,7 +2949,7 @@
       </w:rPr>
     </w:lvl>
   </w:abstractNum>
-  <w:abstractNum w:abstractNumId="4" w15:restartNumberingAfterBreak="0">
+  <w:abstractNum w:abstractNumId="5" w15:restartNumberingAfterBreak="0">
     <w:nsid w:val="0EA75CFC"/>
     <w:multiLevelType w:val="hybridMultilevel"/>
     <w:tmpl w:val="D65C45D0"/>
@@ -3463,7 +3062,7 @@
       </w:rPr>
     </w:lvl>
   </w:abstractNum>
-  <w:abstractNum w:abstractNumId="5" w15:restartNumberingAfterBreak="0">
+  <w:abstractNum w:abstractNumId="6" w15:restartNumberingAfterBreak="0">
     <w:nsid w:val="18F647AC"/>
     <w:multiLevelType w:val="hybridMultilevel"/>
     <w:tmpl w:val="8ACC5528"/>
@@ -3739,7 +3338,7 @@
       </w:rPr>
     </w:lvl>
   </w:abstractNum>
-  <w:abstractNum w:abstractNumId="6" w15:restartNumberingAfterBreak="0">
+  <w:abstractNum w:abstractNumId="7" w15:restartNumberingAfterBreak="0">
     <w:nsid w:val="1F9D7C81"/>
     <w:multiLevelType w:val="multilevel"/>
     <w:tmpl w:val="746813D2"/>
@@ -3888,7 +3487,7 @@
       </w:rPr>
     </w:lvl>
   </w:abstractNum>
-  <w:abstractNum w:abstractNumId="7" w15:restartNumberingAfterBreak="0">
+  <w:abstractNum w:abstractNumId="8" w15:restartNumberingAfterBreak="0">
     <w:nsid w:val="22246C02"/>
     <w:multiLevelType w:val="multilevel"/>
     <w:tmpl w:val="BD26F776"/>
@@ -4037,7 +3636,7 @@
       </w:rPr>
     </w:lvl>
   </w:abstractNum>
-  <w:abstractNum w:abstractNumId="8" w15:restartNumberingAfterBreak="0">
+  <w:abstractNum w:abstractNumId="9" w15:restartNumberingAfterBreak="0">
     <w:nsid w:val="24976241"/>
     <w:multiLevelType w:val="hybridMultilevel"/>
     <w:tmpl w:val="23C6BC2C"/>
@@ -4150,7 +3749,7 @@
       </w:rPr>
     </w:lvl>
   </w:abstractNum>
-  <w:abstractNum w:abstractNumId="9" w15:restartNumberingAfterBreak="0">
+  <w:abstractNum w:abstractNumId="10" w15:restartNumberingAfterBreak="0">
     <w:nsid w:val="257E7DF9"/>
     <w:multiLevelType w:val="multilevel"/>
     <w:tmpl w:val="1B8AD1AE"/>
@@ -4299,7 +3898,7 @@
       </w:rPr>
     </w:lvl>
   </w:abstractNum>
-  <w:abstractNum w:abstractNumId="10" w15:restartNumberingAfterBreak="0">
+  <w:abstractNum w:abstractNumId="11" w15:restartNumberingAfterBreak="0">
     <w:nsid w:val="2A582F1E"/>
     <w:multiLevelType w:val="multilevel"/>
     <w:tmpl w:val="81E4943C"/>
@@ -4448,7 +4047,7 @@
       </w:rPr>
     </w:lvl>
   </w:abstractNum>
-  <w:abstractNum w:abstractNumId="11" w15:restartNumberingAfterBreak="0">
+  <w:abstractNum w:abstractNumId="12" w15:restartNumberingAfterBreak="0">
     <w:nsid w:val="2E191F10"/>
     <w:multiLevelType w:val="multilevel"/>
     <w:tmpl w:val="ACA49490"/>
@@ -4597,7 +4196,7 @@
       </w:rPr>
     </w:lvl>
   </w:abstractNum>
-  <w:abstractNum w:abstractNumId="12" w15:restartNumberingAfterBreak="0">
+  <w:abstractNum w:abstractNumId="13" w15:restartNumberingAfterBreak="0">
     <w:nsid w:val="316D59C5"/>
     <w:multiLevelType w:val="multilevel"/>
     <w:tmpl w:val="368030F8"/>
@@ -4746,7 +4345,7 @@
       </w:rPr>
     </w:lvl>
   </w:abstractNum>
-  <w:abstractNum w:abstractNumId="13" w15:restartNumberingAfterBreak="0">
+  <w:abstractNum w:abstractNumId="14" w15:restartNumberingAfterBreak="0">
     <w:nsid w:val="44B80595"/>
     <w:multiLevelType w:val="hybridMultilevel"/>
     <w:tmpl w:val="8CDC4496"/>
@@ -4859,7 +4458,7 @@
       </w:rPr>
     </w:lvl>
   </w:abstractNum>
-  <w:abstractNum w:abstractNumId="14" w15:restartNumberingAfterBreak="0">
+  <w:abstractNum w:abstractNumId="15" w15:restartNumberingAfterBreak="0">
     <w:nsid w:val="46C47FB1"/>
     <w:multiLevelType w:val="multilevel"/>
     <w:tmpl w:val="D9E85A8E"/>
@@ -5008,7 +4607,7 @@
       </w:rPr>
     </w:lvl>
   </w:abstractNum>
-  <w:abstractNum w:abstractNumId="15" w15:restartNumberingAfterBreak="0">
+  <w:abstractNum w:abstractNumId="16" w15:restartNumberingAfterBreak="0">
     <w:nsid w:val="52734824"/>
     <w:multiLevelType w:val="multilevel"/>
     <w:tmpl w:val="85F6B9D6"/>
@@ -5157,7 +4756,7 @@
       </w:rPr>
     </w:lvl>
   </w:abstractNum>
-  <w:abstractNum w:abstractNumId="16" w15:restartNumberingAfterBreak="0">
+  <w:abstractNum w:abstractNumId="17" w15:restartNumberingAfterBreak="0">
     <w:nsid w:val="5A164467"/>
     <w:multiLevelType w:val="multilevel"/>
     <w:tmpl w:val="B700F4E2"/>
@@ -5306,7 +4905,7 @@
       </w:rPr>
     </w:lvl>
   </w:abstractNum>
-  <w:abstractNum w:abstractNumId="17" w15:restartNumberingAfterBreak="0">
+  <w:abstractNum w:abstractNumId="18" w15:restartNumberingAfterBreak="0">
     <w:nsid w:val="5C562AA6"/>
     <w:multiLevelType w:val="multilevel"/>
     <w:tmpl w:val="A9301CAA"/>
@@ -5455,7 +5054,7 @@
       </w:rPr>
     </w:lvl>
   </w:abstractNum>
-  <w:abstractNum w:abstractNumId="18" w15:restartNumberingAfterBreak="0">
+  <w:abstractNum w:abstractNumId="19" w15:restartNumberingAfterBreak="0">
     <w:nsid w:val="5EA81BE4"/>
     <w:multiLevelType w:val="multilevel"/>
     <w:tmpl w:val="4876372A"/>
@@ -5604,13 +5203,13 @@
       </w:rPr>
     </w:lvl>
   </w:abstractNum>
-  <w:abstractNum w:abstractNumId="19" w15:restartNumberingAfterBreak="0">
+  <w:abstractNum w:abstractNumId="20" w15:restartNumberingAfterBreak="0">
     <w:nsid w:val="604A3CD7"/>
     <w:multiLevelType w:val="hybridMultilevel"/>
     <w:tmpl w:val="8ACC5528"/>
     <w:numStyleLink w:val="Bullet"/>
   </w:abstractNum>
-  <w:abstractNum w:abstractNumId="20" w15:restartNumberingAfterBreak="0">
+  <w:abstractNum w:abstractNumId="21" w15:restartNumberingAfterBreak="0">
     <w:nsid w:val="610F478F"/>
     <w:multiLevelType w:val="multilevel"/>
     <w:tmpl w:val="02608590"/>
@@ -5759,7 +5358,7 @@
       </w:rPr>
     </w:lvl>
   </w:abstractNum>
-  <w:abstractNum w:abstractNumId="21" w15:restartNumberingAfterBreak="0">
+  <w:abstractNum w:abstractNumId="22" w15:restartNumberingAfterBreak="0">
     <w:nsid w:val="61E43808"/>
     <w:multiLevelType w:val="hybridMultilevel"/>
     <w:tmpl w:val="92FA053E"/>
@@ -5872,7 +5471,7 @@
       </w:rPr>
     </w:lvl>
   </w:abstractNum>
-  <w:abstractNum w:abstractNumId="22" w15:restartNumberingAfterBreak="0">
+  <w:abstractNum w:abstractNumId="23" w15:restartNumberingAfterBreak="0">
     <w:nsid w:val="66CF5801"/>
     <w:multiLevelType w:val="multilevel"/>
     <w:tmpl w:val="AA86721E"/>
@@ -6022,72 +5621,75 @@
     </w:lvl>
   </w:abstractNum>
   <w:num w:numId="1" w16cid:durableId="955868135">
-    <w:abstractNumId w:val="5"/>
+    <w:abstractNumId w:val="6"/>
   </w:num>
   <w:num w:numId="2" w16cid:durableId="1273173305">
-    <w:abstractNumId w:val="19"/>
+    <w:abstractNumId w:val="20"/>
   </w:num>
   <w:num w:numId="3" w16cid:durableId="2064407336">
-    <w:abstractNumId w:val="13"/>
+    <w:abstractNumId w:val="14"/>
   </w:num>
   <w:num w:numId="4" w16cid:durableId="879514213">
+    <w:abstractNumId w:val="23"/>
+  </w:num>
+  <w:num w:numId="5" w16cid:durableId="1191185235">
+    <w:abstractNumId w:val="9"/>
+  </w:num>
+  <w:num w:numId="6" w16cid:durableId="548609571">
     <w:abstractNumId w:val="22"/>
   </w:num>
-  <w:num w:numId="5" w16cid:durableId="1191185235">
-    <w:abstractNumId w:val="8"/>
-  </w:num>
-  <w:num w:numId="6" w16cid:durableId="548609571">
-    <w:abstractNumId w:val="21"/>
-  </w:num>
   <w:num w:numId="7" w16cid:durableId="1822768989">
-    <w:abstractNumId w:val="4"/>
+    <w:abstractNumId w:val="5"/>
   </w:num>
   <w:num w:numId="8" w16cid:durableId="1963614791">
     <w:abstractNumId w:val="1"/>
   </w:num>
   <w:num w:numId="9" w16cid:durableId="608589517">
+    <w:abstractNumId w:val="11"/>
+  </w:num>
+  <w:num w:numId="10" w16cid:durableId="1300458263">
     <w:abstractNumId w:val="10"/>
   </w:num>
-  <w:num w:numId="10" w16cid:durableId="1300458263">
-    <w:abstractNumId w:val="9"/>
+  <w:num w:numId="11" w16cid:durableId="172573149">
+    <w:abstractNumId w:val="18"/>
   </w:num>
-  <w:num w:numId="11" w16cid:durableId="172573149">
+  <w:num w:numId="12" w16cid:durableId="159278020">
+    <w:abstractNumId w:val="8"/>
+  </w:num>
+  <w:num w:numId="13" w16cid:durableId="1115832996">
+    <w:abstractNumId w:val="15"/>
+  </w:num>
+  <w:num w:numId="14" w16cid:durableId="518008608">
     <w:abstractNumId w:val="17"/>
   </w:num>
-  <w:num w:numId="12" w16cid:durableId="159278020">
-    <w:abstractNumId w:val="7"/>
-  </w:num>
-  <w:num w:numId="13" w16cid:durableId="1115832996">
-    <w:abstractNumId w:val="14"/>
-  </w:num>
-  <w:num w:numId="14" w16cid:durableId="518008608">
-    <w:abstractNumId w:val="16"/>
-  </w:num>
   <w:num w:numId="15" w16cid:durableId="735787297">
-    <w:abstractNumId w:val="20"/>
+    <w:abstractNumId w:val="21"/>
   </w:num>
   <w:num w:numId="16" w16cid:durableId="1695232883">
     <w:abstractNumId w:val="0"/>
   </w:num>
   <w:num w:numId="17" w16cid:durableId="1709182907">
-    <w:abstractNumId w:val="6"/>
+    <w:abstractNumId w:val="7"/>
   </w:num>
   <w:num w:numId="18" w16cid:durableId="1925332732">
-    <w:abstractNumId w:val="11"/>
+    <w:abstractNumId w:val="12"/>
   </w:num>
   <w:num w:numId="19" w16cid:durableId="1688017130">
-    <w:abstractNumId w:val="18"/>
+    <w:abstractNumId w:val="19"/>
   </w:num>
   <w:num w:numId="20" w16cid:durableId="2120222019">
-    <w:abstractNumId w:val="12"/>
+    <w:abstractNumId w:val="13"/>
   </w:num>
   <w:num w:numId="21" w16cid:durableId="1689986061">
+    <w:abstractNumId w:val="4"/>
+  </w:num>
+  <w:num w:numId="22" w16cid:durableId="1980761731">
+    <w:abstractNumId w:val="16"/>
+  </w:num>
+  <w:num w:numId="23" w16cid:durableId="1595942116">
     <w:abstractNumId w:val="3"/>
   </w:num>
-  <w:num w:numId="22" w16cid:durableId="1980761731">
-    <w:abstractNumId w:val="15"/>
-  </w:num>
-  <w:num w:numId="23" w16cid:durableId="1595942116">
+  <w:num w:numId="24" w16cid:durableId="2067290164">
     <w:abstractNumId w:val="2"/>
   </w:num>
 </w:numbering>
@@ -6493,7 +6095,7 @@
   <w:style w:type="paragraph" w:default="1" w:styleId="Normal">
     <w:name w:val="Normal"/>
     <w:qFormat/>
-    <w:rsid w:val="00F04E44"/>
+    <w:rsid w:val="00AAD0C8"/>
     <w:pPr>
       <w:pBdr>
         <w:top w:val="nil"/>
@@ -6503,16 +6105,13 @@
         <w:between w:val="nil"/>
         <w:bar w:val="nil"/>
       </w:pBdr>
-      <w:spacing w:after="0" w:line="240" w:lineRule="auto"/>
+      <w:spacing w:after="0"/>
     </w:pPr>
     <w:rPr>
       <w:rFonts w:ascii="Times New Roman" w:eastAsia="Arial Unicode MS" w:hAnsi="Times New Roman" w:cs="Times New Roman"/>
-      <w:kern w:val="0"/>
       <w:sz w:val="24"/>
       <w:szCs w:val="24"/>
-      <w:bdr w:val="nil"/>
-      <w:lang w:val="en-US"/>
-      <w14:ligatures w14:val="none"/>
+      <w:lang w:val="en-GB"/>
     </w:rPr>
   </w:style>
   <w:style w:type="paragraph" w:styleId="Heading1">
@@ -6522,7 +6121,7 @@
     <w:link w:val="Heading1Char"/>
     <w:uiPriority w:val="9"/>
     <w:qFormat/>
-    <w:rsid w:val="00F04E44"/>
+    <w:rsid w:val="00AAD0C8"/>
     <w:pPr>
       <w:keepNext/>
       <w:keepLines/>
@@ -6545,7 +6144,7 @@
     <w:semiHidden/>
     <w:unhideWhenUsed/>
     <w:qFormat/>
-    <w:rsid w:val="00F04E44"/>
+    <w:rsid w:val="00AAD0C8"/>
     <w:pPr>
       <w:keepNext/>
       <w:keepLines/>
@@ -6568,7 +6167,7 @@
     <w:semiHidden/>
     <w:unhideWhenUsed/>
     <w:qFormat/>
-    <w:rsid w:val="00F04E44"/>
+    <w:rsid w:val="00AAD0C8"/>
     <w:pPr>
       <w:keepNext/>
       <w:keepLines/>
@@ -6591,7 +6190,7 @@
     <w:semiHidden/>
     <w:unhideWhenUsed/>
     <w:qFormat/>
-    <w:rsid w:val="00F04E44"/>
+    <w:rsid w:val="00AAD0C8"/>
     <w:pPr>
       <w:keepNext/>
       <w:keepLines/>
@@ -6614,7 +6213,7 @@
     <w:semiHidden/>
     <w:unhideWhenUsed/>
     <w:qFormat/>
-    <w:rsid w:val="00F04E44"/>
+    <w:rsid w:val="00AAD0C8"/>
     <w:pPr>
       <w:keepNext/>
       <w:keepLines/>
@@ -6635,7 +6234,7 @@
     <w:semiHidden/>
     <w:unhideWhenUsed/>
     <w:qFormat/>
-    <w:rsid w:val="00F04E44"/>
+    <w:rsid w:val="00AAD0C8"/>
     <w:pPr>
       <w:keepNext/>
       <w:keepLines/>
@@ -6658,7 +6257,7 @@
     <w:semiHidden/>
     <w:unhideWhenUsed/>
     <w:qFormat/>
-    <w:rsid w:val="00F04E44"/>
+    <w:rsid w:val="00AAD0C8"/>
     <w:pPr>
       <w:keepNext/>
       <w:keepLines/>
@@ -6679,7 +6278,7 @@
     <w:semiHidden/>
     <w:unhideWhenUsed/>
     <w:qFormat/>
-    <w:rsid w:val="00F04E44"/>
+    <w:rsid w:val="00AAD0C8"/>
     <w:pPr>
       <w:keepNext/>
       <w:keepLines/>
@@ -6689,7 +6288,7 @@
       <w:rFonts w:eastAsiaTheme="majorEastAsia" w:cstheme="majorBidi"/>
       <w:i/>
       <w:iCs/>
-      <w:color w:val="272727" w:themeColor="text1" w:themeTint="D8"/>
+      <w:color w:val="272727"/>
     </w:rPr>
   </w:style>
   <w:style w:type="paragraph" w:styleId="Heading9">
@@ -6701,7 +6300,7 @@
     <w:semiHidden/>
     <w:unhideWhenUsed/>
     <w:qFormat/>
-    <w:rsid w:val="00F04E44"/>
+    <w:rsid w:val="00AAD0C8"/>
     <w:pPr>
       <w:keepNext/>
       <w:keepLines/>
@@ -6709,7 +6308,7 @@
     </w:pPr>
     <w:rPr>
       <w:rFonts w:eastAsiaTheme="majorEastAsia" w:cstheme="majorBidi"/>
-      <w:color w:val="272727" w:themeColor="text1" w:themeTint="D8"/>
+      <w:color w:val="272727"/>
     </w:rPr>
   </w:style>
   <w:style w:type="character" w:default="1" w:styleId="DefaultParagraphFont">
@@ -6865,15 +6464,13 @@
     <w:link w:val="TitleChar"/>
     <w:uiPriority w:val="10"/>
     <w:qFormat/>
-    <w:rsid w:val="00F04E44"/>
+    <w:rsid w:val="00AAD0C8"/>
     <w:pPr>
       <w:spacing w:after="80"/>
       <w:contextualSpacing/>
     </w:pPr>
     <w:rPr>
       <w:rFonts w:asciiTheme="majorHAnsi" w:eastAsiaTheme="majorEastAsia" w:hAnsiTheme="majorHAnsi" w:cstheme="majorBidi"/>
-      <w:spacing w:val="-10"/>
-      <w:kern w:val="28"/>
       <w:sz w:val="56"/>
       <w:szCs w:val="56"/>
     </w:rPr>
@@ -6899,16 +6496,10 @@
     <w:link w:val="SubtitleChar"/>
     <w:uiPriority w:val="11"/>
     <w:qFormat/>
-    <w:rsid w:val="00F04E44"/>
-    <w:pPr>
-      <w:numPr>
-        <w:ilvl w:val="1"/>
-      </w:numPr>
-    </w:pPr>
+    <w:rsid w:val="00AAD0C8"/>
     <w:rPr>
       <w:rFonts w:eastAsiaTheme="majorEastAsia" w:cstheme="majorBidi"/>
       <w:color w:val="595959" w:themeColor="text1" w:themeTint="A6"/>
-      <w:spacing w:val="15"/>
       <w:sz w:val="28"/>
       <w:szCs w:val="28"/>
     </w:rPr>
@@ -6934,7 +6525,7 @@
     <w:link w:val="QuoteChar"/>
     <w:uiPriority w:val="29"/>
     <w:qFormat/>
-    <w:rsid w:val="00F04E44"/>
+    <w:rsid w:val="00AAD0C8"/>
     <w:pPr>
       <w:spacing w:before="160"/>
       <w:jc w:val="center"/>
@@ -6962,7 +6553,7 @@
     <w:basedOn w:val="Normal"/>
     <w:uiPriority w:val="34"/>
     <w:qFormat/>
-    <w:rsid w:val="00F04E44"/>
+    <w:rsid w:val="00AAD0C8"/>
     <w:pPr>
       <w:ind w:left="720"/>
       <w:contextualSpacing/>
@@ -6987,7 +6578,7 @@
     <w:link w:val="IntenseQuoteChar"/>
     <w:uiPriority w:val="30"/>
     <w:qFormat/>
-    <w:rsid w:val="00F04E44"/>
+    <w:rsid w:val="00AAD0C8"/>
     <w:pPr>
       <w:pBdr>
         <w:top w:val="single" w:sz="4" w:space="10" w:color="0F4761" w:themeColor="accent1" w:themeShade="BF"/>
